--- a/Reflection_Stage1.docx
+++ b/Reflection_Stage1.docx
@@ -1,6 +1,6 @@
 
 <file path=word/document.xml><?xml version="1.0" encoding="utf-8"?>
-<w:document xmlns:wpc="http://schemas.microsoft.com/office/word/2010/wordprocessingCanvas" xmlns:cx="http://schemas.microsoft.com/office/drawing/2014/chartex" xmlns:cx1="http://schemas.microsoft.com/office/drawing/2015/9/8/chartex" xmlns:cx2="http://schemas.microsoft.com/office/drawing/2015/10/21/chartex" xmlns:cx3="http://schemas.microsoft.com/office/drawing/2016/5/9/chartex" xmlns:cx4="http://schemas.microsoft.com/office/drawing/2016/5/10/chartex" xmlns:cx5="http://schemas.microsoft.com/office/drawing/2016/5/11/chartex" xmlns:cx6="http://schemas.microsoft.com/office/drawing/2016/5/12/chartex" xmlns:cx7="http://schemas.microsoft.com/office/drawing/2016/5/13/chartex" xmlns:cx8="http://schemas.microsoft.com/office/drawing/2016/5/14/chartex" xmlns:mc="http://schemas.openxmlformats.org/markup-compatibility/2006" xmlns:aink="http://schemas.microsoft.com/office/drawing/2016/ink" xmlns:am3d="http://schemas.microsoft.com/office/drawing/2017/model3d" xmlns:o="urn:schemas-microsoft-com:office:office" xmlns:oel="http://schemas.microsoft.com/office/2019/extlst" xmlns:r="http://schemas.openxmlformats.org/officeDocument/2006/relationships" xmlns:m="http://schemas.openxmlformats.org/officeDocument/2006/math" xmlns:v="urn:schemas-microsoft-com:vml" xmlns:wp14="http://schemas.microsoft.com/office/word/2010/wordprocessingDrawing" xmlns:wp="http://schemas.openxmlformats.org/drawingml/2006/wordprocessingDrawing" xmlns:w10="urn:schemas-microsoft-com:office:word" xmlns:w="http://schemas.openxmlformats.org/wordprocessingml/2006/main" xmlns:w14="http://schemas.microsoft.com/office/word/2010/wordml" xmlns:w15="http://schemas.microsoft.com/office/word/2012/wordml" xmlns:w16cei="http://schemas.microsoft.com/office/word/2026/wordml/cei" xmlns:w16cex="http://schemas.microsoft.com/office/word/2018/wordml/cex" xmlns:w16cid="http://schemas.microsoft.com/office/word/2016/wordml/cid" xmlns:w16="http://schemas.microsoft.com/office/word/2018/wordml" xmlns:w16du="http://schemas.microsoft.com/office/word/2023/wordml/word16du" xmlns:w16sdtdh="http://schemas.microsoft.com/office/word/2020/wordml/sdtdatahash" xmlns:w16sdtfl="http://schemas.microsoft.com/office/word/2024/wordml/sdtformatlock" xmlns:w16se="http://schemas.microsoft.com/office/word/2015/wordml/symex" xmlns:wpg="http://schemas.microsoft.com/office/word/2010/wordprocessingGroup" xmlns:wpi="http://schemas.microsoft.com/office/word/2010/wordprocessingInk" xmlns:wne="http://schemas.microsoft.com/office/word/2006/wordml" xmlns:wps="http://schemas.microsoft.com/office/word/2010/wordprocessingShape" mc:Ignorable="w14 w15 w16se w16cid w16 w16cex w16sdtdh w16sdtfl w16du wp14">
+<w:document xmlns:wpc="http://schemas.microsoft.com/office/word/2010/wordprocessingCanvas" xmlns:cx="http://schemas.microsoft.com/office/drawing/2014/chartex" xmlns:cx1="http://schemas.microsoft.com/office/drawing/2015/9/8/chartex" xmlns:cx2="http://schemas.microsoft.com/office/drawing/2015/10/21/chartex" xmlns:cx3="http://schemas.microsoft.com/office/drawing/2016/5/9/chartex" xmlns:cx4="http://schemas.microsoft.com/office/drawing/2016/5/10/chartex" xmlns:cx5="http://schemas.microsoft.com/office/drawing/2016/5/11/chartex" xmlns:cx6="http://schemas.microsoft.com/office/drawing/2016/5/12/chartex" xmlns:cx7="http://schemas.microsoft.com/office/drawing/2016/5/13/chartex" xmlns:cx8="http://schemas.microsoft.com/office/drawing/2016/5/14/chartex" xmlns:mc="http://schemas.openxmlformats.org/markup-compatibility/2006" xmlns:aink="http://schemas.microsoft.com/office/drawing/2016/ink" xmlns:am3d="http://schemas.microsoft.com/office/drawing/2017/model3d" xmlns:o="urn:schemas-microsoft-com:office:office" xmlns:oel="http://schemas.microsoft.com/office/2019/extlst" xmlns:r="http://schemas.openxmlformats.org/officeDocument/2006/relationships" xmlns:m="http://schemas.openxmlformats.org/officeDocument/2006/math" xmlns:v="urn:schemas-microsoft-com:vml" xmlns:wp14="http://schemas.microsoft.com/office/word/2010/wordprocessingDrawing" xmlns:wp="http://schemas.openxmlformats.org/drawingml/2006/wordprocessingDrawing" xmlns:w10="urn:schemas-microsoft-com:office:word" xmlns:w="http://schemas.openxmlformats.org/wordprocessingml/2006/main" xmlns:w14="http://schemas.microsoft.com/office/word/2010/wordml" xmlns:w15="http://schemas.microsoft.com/office/word/2012/wordml" xmlns:w16cex="http://schemas.microsoft.com/office/word/2018/wordml/cex" xmlns:w16cid="http://schemas.microsoft.com/office/word/2016/wordml/cid" xmlns:w16="http://schemas.microsoft.com/office/word/2018/wordml" xmlns:w16du="http://schemas.microsoft.com/office/word/2023/wordml/word16du" xmlns:w16sdtdh="http://schemas.microsoft.com/office/word/2020/wordml/sdtdatahash" xmlns:w16sdtfl="http://schemas.microsoft.com/office/word/2024/wordml/sdtformatlock" xmlns:w16se="http://schemas.microsoft.com/office/word/2015/wordml/symex" xmlns:wpg="http://schemas.microsoft.com/office/word/2010/wordprocessingGroup" xmlns:wpi="http://schemas.microsoft.com/office/word/2010/wordprocessingInk" xmlns:wne="http://schemas.microsoft.com/office/word/2006/wordml" xmlns:wps="http://schemas.microsoft.com/office/word/2010/wordprocessingShape" mc:Ignorable="w14 w15 w16se w16cid w16 w16cex w16sdtdh w16sdtfl w16du wp14">
   <w:body>
     <w:p>
       <w:pPr>
@@ -69,16 +69,7 @@
           <w:sz w:val="28"/>
           <w:szCs w:val="28"/>
         </w:rPr>
-        <w:t>Assessment 1</w:t>
-      </w:r>
-      <w:r>
-        <w:rPr>
-          <w:rFonts w:ascii="Times New Roman" w:hAnsi="Times New Roman" w:cs="Times New Roman"/>
-          <w:color w:val="000000" w:themeColor="text1"/>
-          <w:sz w:val="28"/>
-          <w:szCs w:val="28"/>
-        </w:rPr>
-        <w:t>-Reflection</w:t>
+        <w:t>Assessment 1-Reflection</w:t>
       </w:r>
     </w:p>
     <w:tbl>
@@ -490,7 +481,7 @@
                 <w:rFonts w:ascii="Times New Roman" w:hAnsi="Times New Roman" w:cs="Times New Roman"/>
                 <w:sz w:val="20"/>
               </w:rPr>
-              <w:t>Mentor</w:t>
+              <w:t>Project Mentor</w:t>
             </w:r>
           </w:p>
         </w:tc>
@@ -521,10 +512,10 @@
             </w:pPr>
             <w:r>
               <w:rPr>
-                <w:rFonts w:ascii="Times New Roman" w:hAnsi="Times New Roman" w:cs="Times New Roman"/>
                 <w:sz w:val="20"/>
+                <w:szCs w:val="20"/>
               </w:rPr>
-              <w:t xml:space="preserve">Atif </w:t>
+              <w:t>Atif Nisar — Co-Founder, MedTalk.co / CTO</w:t>
             </w:r>
           </w:p>
         </w:tc>
@@ -610,6 +601,1645 @@
         </w:rPr>
       </w:pPr>
     </w:p>
+    <w:p>
+      <w:pPr>
+        <w:pStyle w:val="Heading2"/>
+      </w:pPr>
+      <w:r>
+        <w:t xml:space="preserve">Project Planning </w:t>
+      </w:r>
+    </w:p>
+    <w:p>
+      <w:pPr>
+        <w:rPr>
+          <w:lang w:val="en-AU"/>
+        </w:rPr>
+      </w:pPr>
+      <w:r>
+        <w:rPr>
+          <w:lang w:val="en-AU"/>
+        </w:rPr>
+        <w:t xml:space="preserve">Group 5 we planned the project according to the assessment structure which divides the project into two </w:t>
+      </w:r>
+      <w:r>
+        <w:rPr>
+          <w:lang w:val="en-AU"/>
+        </w:rPr>
+        <w:t xml:space="preserve">stages 1 and 2. This approach is well aligned with waterfall methodology. </w:t>
+      </w:r>
+      <w:r>
+        <w:rPr>
+          <w:lang w:val="en-AU"/>
+        </w:rPr>
+        <w:t xml:space="preserve">In stage 1 we will be focusing on requirement gathering, </w:t>
+      </w:r>
+      <w:r>
+        <w:rPr>
+          <w:lang w:val="en-AU"/>
+        </w:rPr>
+        <w:t>analysis and design of the test harness</w:t>
+      </w:r>
+      <w:r>
+        <w:rPr>
+          <w:lang w:val="en-AU"/>
+        </w:rPr>
+        <w:t xml:space="preserve"> environment </w:t>
+      </w:r>
+      <w:r>
+        <w:rPr>
+          <w:lang w:val="en-AU"/>
+        </w:rPr>
+        <w:t>and data</w:t>
+      </w:r>
+      <w:r>
+        <w:rPr>
+          <w:lang w:val="en-AU"/>
+        </w:rPr>
+        <w:t>.</w:t>
+      </w:r>
+      <w:r>
+        <w:rPr>
+          <w:lang w:val="en-AU"/>
+        </w:rPr>
+        <w:t xml:space="preserve"> Planning was initiated through review of the project brief</w:t>
+      </w:r>
+      <w:r>
+        <w:rPr>
+          <w:lang w:val="en-AU"/>
+        </w:rPr>
+        <w:t xml:space="preserve"> to help the team understand the project objectives, scope</w:t>
+      </w:r>
+      <w:r>
+        <w:rPr>
+          <w:lang w:val="en-AU"/>
+        </w:rPr>
+        <w:t>, deliverables and final product.</w:t>
+      </w:r>
+      <w:r>
+        <w:rPr>
+          <w:lang w:val="en-AU"/>
+        </w:rPr>
+        <w:t xml:space="preserve"> This was followed</w:t>
+      </w:r>
+      <w:r>
+        <w:rPr>
+          <w:lang w:val="en-AU"/>
+        </w:rPr>
+        <w:t xml:space="preserve"> by doing background research on FAZ Australia business model, formal client meeting </w:t>
+      </w:r>
+      <w:r>
+        <w:rPr>
+          <w:lang w:val="en-AU"/>
+        </w:rPr>
+        <w:t xml:space="preserve">and brainstorming session with the </w:t>
+      </w:r>
+      <w:r>
+        <w:rPr>
+          <w:lang w:val="en-AU"/>
+        </w:rPr>
+        <w:t>supervisor</w:t>
+      </w:r>
+      <w:r>
+        <w:rPr>
+          <w:lang w:val="en-AU"/>
+        </w:rPr>
+        <w:t xml:space="preserve"> </w:t>
+      </w:r>
+      <w:r>
+        <w:rPr>
+          <w:lang w:val="en-AU"/>
+        </w:rPr>
+        <w:t>to translate the brief into a product roadmap.</w:t>
+      </w:r>
+      <w:r>
+        <w:rPr>
+          <w:lang w:val="en-AU"/>
+        </w:rPr>
+        <w:t xml:space="preserve"> </w:t>
+      </w:r>
+    </w:p>
+    <w:p>
+      <w:pPr>
+        <w:rPr>
+          <w:lang w:val="en-AU"/>
+        </w:rPr>
+      </w:pPr>
+      <w:r>
+        <w:rPr>
+          <w:lang w:val="en-AU"/>
+        </w:rPr>
+        <w:t>We then created our project roadmap divided into 1</w:t>
+      </w:r>
+      <w:r>
+        <w:rPr>
+          <w:lang w:val="en-AU"/>
+        </w:rPr>
+        <w:t>2</w:t>
+      </w:r>
+      <w:r>
+        <w:rPr>
+          <w:lang w:val="en-AU"/>
+        </w:rPr>
+        <w:t xml:space="preserve"> weeks </w:t>
+      </w:r>
+      <w:r>
+        <w:rPr>
+          <w:lang w:val="en-AU"/>
+        </w:rPr>
+        <w:t xml:space="preserve">and </w:t>
+      </w:r>
+      <w:r>
+        <w:rPr>
+          <w:lang w:val="en-AU"/>
+        </w:rPr>
+        <w:t>aligning it</w:t>
+      </w:r>
+      <w:r>
+        <w:rPr>
+          <w:lang w:val="en-AU"/>
+        </w:rPr>
+        <w:t xml:space="preserve"> with our assessment submission too.  The </w:t>
+      </w:r>
+      <w:r>
+        <w:rPr>
+          <w:lang w:val="en-AU"/>
+        </w:rPr>
+        <w:t>12-week</w:t>
+      </w:r>
+      <w:r>
+        <w:rPr>
+          <w:lang w:val="en-AU"/>
+        </w:rPr>
+        <w:t xml:space="preserve"> plan is as follows </w:t>
+      </w:r>
+      <w:r>
+        <w:rPr>
+          <w:lang w:val="en-AU"/>
+        </w:rPr>
+        <w:t>-:</w:t>
+      </w:r>
+    </w:p>
+    <w:p>
+      <w:pPr>
+        <w:pStyle w:val="ListParagraph"/>
+        <w:numPr>
+          <w:ilvl w:val="0"/>
+          <w:numId w:val="1"/>
+        </w:numPr>
+      </w:pPr>
+      <w:r>
+        <w:t>Week 1 Project Initiation</w:t>
+      </w:r>
+    </w:p>
+    <w:p>
+      <w:pPr>
+        <w:pStyle w:val="ListParagraph"/>
+        <w:numPr>
+          <w:ilvl w:val="0"/>
+          <w:numId w:val="1"/>
+        </w:numPr>
+      </w:pPr>
+      <w:r>
+        <w:t>Week 2 Business &amp; Problem Analysis</w:t>
+      </w:r>
+    </w:p>
+    <w:p>
+      <w:pPr>
+        <w:pStyle w:val="ListParagraph"/>
+        <w:numPr>
+          <w:ilvl w:val="0"/>
+          <w:numId w:val="1"/>
+        </w:numPr>
+      </w:pPr>
+      <w:r>
+        <w:t>Week 3 Requirements Elicitation</w:t>
+      </w:r>
+    </w:p>
+    <w:p>
+      <w:pPr>
+        <w:pStyle w:val="ListParagraph"/>
+        <w:numPr>
+          <w:ilvl w:val="0"/>
+          <w:numId w:val="1"/>
+        </w:numPr>
+      </w:pPr>
+      <w:r>
+        <w:t>Week 4 Requirements Analysis</w:t>
+      </w:r>
+    </w:p>
+    <w:p>
+      <w:pPr>
+        <w:pStyle w:val="ListParagraph"/>
+        <w:numPr>
+          <w:ilvl w:val="0"/>
+          <w:numId w:val="1"/>
+        </w:numPr>
+      </w:pPr>
+      <w:r>
+        <w:t>Week 5 Feasibility &amp; Risk (Assessment 1 due)</w:t>
+      </w:r>
+    </w:p>
+    <w:p>
+      <w:pPr>
+        <w:pStyle w:val="ListParagraph"/>
+        <w:numPr>
+          <w:ilvl w:val="0"/>
+          <w:numId w:val="1"/>
+        </w:numPr>
+      </w:pPr>
+      <w:r>
+        <w:t>Week 6 Ethical, Legal &amp; AI Considerations</w:t>
+      </w:r>
+    </w:p>
+    <w:p>
+      <w:pPr>
+        <w:pStyle w:val="ListParagraph"/>
+        <w:numPr>
+          <w:ilvl w:val="0"/>
+          <w:numId w:val="1"/>
+        </w:numPr>
+      </w:pPr>
+      <w:r>
+        <w:t>Week 7 Conceptual Solution Design</w:t>
+      </w:r>
+    </w:p>
+    <w:p>
+      <w:pPr>
+        <w:pStyle w:val="ListParagraph"/>
+        <w:numPr>
+          <w:ilvl w:val="0"/>
+          <w:numId w:val="1"/>
+        </w:numPr>
+      </w:pPr>
+      <w:r>
+        <w:t>Week 8 Detailed System Design (Assessment 2 due)</w:t>
+      </w:r>
+    </w:p>
+    <w:p>
+      <w:pPr>
+        <w:pStyle w:val="ListParagraph"/>
+        <w:numPr>
+          <w:ilvl w:val="0"/>
+          <w:numId w:val="1"/>
+        </w:numPr>
+      </w:pPr>
+      <w:r>
+        <w:t>Week 9 Validation &amp; Evaluation (Assessment 2 presentation)</w:t>
+      </w:r>
+    </w:p>
+    <w:p>
+      <w:pPr>
+        <w:pStyle w:val="ListParagraph"/>
+        <w:numPr>
+          <w:ilvl w:val="0"/>
+          <w:numId w:val="1"/>
+        </w:numPr>
+      </w:pPr>
+      <w:r>
+        <w:t>Week 10 Project Planning</w:t>
+      </w:r>
+    </w:p>
+    <w:p>
+      <w:pPr>
+        <w:pStyle w:val="ListParagraph"/>
+        <w:numPr>
+          <w:ilvl w:val="0"/>
+          <w:numId w:val="1"/>
+        </w:numPr>
+      </w:pPr>
+      <w:r>
+        <w:t>Week 11 Documentation &amp; Client Review</w:t>
+      </w:r>
+    </w:p>
+    <w:p>
+      <w:pPr>
+        <w:pStyle w:val="ListParagraph"/>
+        <w:numPr>
+          <w:ilvl w:val="0"/>
+          <w:numId w:val="1"/>
+        </w:numPr>
+      </w:pPr>
+      <w:r>
+        <w:t>Week 12 Final Presentation (Assessment 3 due)</w:t>
+      </w:r>
+    </w:p>
+    <w:p>
+      <w:pPr>
+        <w:rPr>
+          <w:lang w:val="en-AU"/>
+        </w:rPr>
+      </w:pPr>
+      <w:r>
+        <w:rPr>
+          <w:lang w:val="en-AU"/>
+        </w:rPr>
+        <w:t>We then add t</w:t>
+      </w:r>
+      <w:r>
+        <w:rPr>
+          <w:lang w:val="en-AU"/>
+        </w:rPr>
+        <w:t>he subtasks</w:t>
+      </w:r>
+      <w:r>
+        <w:rPr>
+          <w:lang w:val="en-AU"/>
+        </w:rPr>
+        <w:t xml:space="preserve"> assigned to each team member</w:t>
+      </w:r>
+      <w:r>
+        <w:rPr>
+          <w:lang w:val="en-AU"/>
+        </w:rPr>
+        <w:t xml:space="preserve"> in Jira </w:t>
+      </w:r>
+      <w:r>
+        <w:rPr>
+          <w:lang w:val="en-AU"/>
+        </w:rPr>
+        <w:t>to keep track o</w:t>
+      </w:r>
+      <w:r>
+        <w:rPr>
+          <w:lang w:val="en-AU"/>
+        </w:rPr>
+        <w:t>f</w:t>
+      </w:r>
+      <w:r>
+        <w:rPr>
+          <w:lang w:val="en-AU"/>
+        </w:rPr>
+        <w:t xml:space="preserve"> </w:t>
+      </w:r>
+      <w:r>
+        <w:rPr>
+          <w:lang w:val="en-AU"/>
+        </w:rPr>
+        <w:t>our progress</w:t>
+      </w:r>
+      <w:r>
+        <w:rPr>
+          <w:lang w:val="en-AU"/>
+        </w:rPr>
+        <w:t>.</w:t>
+      </w:r>
+      <w:r>
+        <w:rPr>
+          <w:lang w:val="en-AU"/>
+        </w:rPr>
+        <w:t xml:space="preserve"> The stage 1 was</w:t>
+      </w:r>
+      <w:r>
+        <w:rPr>
+          <w:lang w:val="en-AU"/>
+        </w:rPr>
+        <w:t xml:space="preserve"> assigned to roles as </w:t>
+      </w:r>
+      <w:r>
+        <w:rPr>
+          <w:lang w:val="en-AU"/>
+        </w:rPr>
+        <w:t>follows Sonam</w:t>
+      </w:r>
+      <w:r>
+        <w:rPr>
+          <w:lang w:val="en-AU"/>
+        </w:rPr>
+        <w:t xml:space="preserve"> (BA &amp; Documentation Lead)</w:t>
+      </w:r>
+      <w:r>
+        <w:rPr>
+          <w:lang w:val="en-AU"/>
+        </w:rPr>
+        <w:t xml:space="preserve">, </w:t>
+      </w:r>
+      <w:r>
+        <w:rPr>
+          <w:lang w:val="en-AU"/>
+        </w:rPr>
+        <w:t>Charity (Clinical Data Specialist)</w:t>
+      </w:r>
+      <w:r>
+        <w:rPr>
+          <w:lang w:val="en-AU"/>
+        </w:rPr>
+        <w:t xml:space="preserve">, </w:t>
+      </w:r>
+      <w:r>
+        <w:rPr>
+          <w:lang w:val="en-AU"/>
+        </w:rPr>
+        <w:t>Rikesh (Integration &amp; FHIR Specialist)</w:t>
+      </w:r>
+      <w:r>
+        <w:rPr>
+          <w:lang w:val="en-AU"/>
+        </w:rPr>
+        <w:t xml:space="preserve"> </w:t>
+      </w:r>
+      <w:r>
+        <w:rPr>
+          <w:lang w:val="en-AU"/>
+        </w:rPr>
+        <w:t>and Zubair</w:t>
+      </w:r>
+      <w:r>
+        <w:rPr>
+          <w:lang w:val="en-AU"/>
+        </w:rPr>
+        <w:t xml:space="preserve"> (Testing &amp; QA Lead</w:t>
+      </w:r>
+      <w:r>
+        <w:rPr>
+          <w:lang w:val="en-AU"/>
+        </w:rPr>
+        <w:t>)</w:t>
+      </w:r>
+      <w:r>
+        <w:rPr>
+          <w:lang w:val="en-AU"/>
+        </w:rPr>
+        <w:t>.</w:t>
+      </w:r>
+      <w:r>
+        <w:rPr>
+          <w:lang w:val="en-AU"/>
+        </w:rPr>
+        <w:t xml:space="preserve"> </w:t>
+      </w:r>
+      <w:r>
+        <w:rPr>
+          <w:lang w:val="en-AU"/>
+        </w:rPr>
+        <w:t xml:space="preserve"> Then we also </w:t>
+      </w:r>
+      <w:r>
+        <w:rPr>
+          <w:lang w:val="en-AU"/>
+        </w:rPr>
+        <w:lastRenderedPageBreak/>
+        <w:t>created our GitHub repositories to store all the project related material since we are not coding at this stage.</w:t>
+      </w:r>
+    </w:p>
+    <w:p>
+      <w:pPr>
+        <w:rPr>
+          <w:b/>
+          <w:bCs/>
+          <w:sz w:val="28"/>
+          <w:szCs w:val="28"/>
+          <w:lang w:val="en-AU"/>
+        </w:rPr>
+      </w:pPr>
+      <w:r>
+        <w:rPr>
+          <w:b/>
+          <w:bCs/>
+          <w:sz w:val="28"/>
+          <w:szCs w:val="28"/>
+          <w:lang w:val="en-AU"/>
+        </w:rPr>
+        <w:t>Challenges</w:t>
+      </w:r>
+    </w:p>
+    <w:p>
+      <w:pPr>
+        <w:pStyle w:val="ListParagraph"/>
+        <w:numPr>
+          <w:ilvl w:val="0"/>
+          <w:numId w:val="4"/>
+        </w:numPr>
+        <w:rPr>
+          <w:b/>
+          <w:bCs/>
+          <w:sz w:val="28"/>
+          <w:szCs w:val="28"/>
+        </w:rPr>
+      </w:pPr>
+      <w:r>
+        <w:t xml:space="preserve">The project has complex </w:t>
+      </w:r>
+      <w:r>
+        <w:t xml:space="preserve">terminology </w:t>
+      </w:r>
+      <w:r>
+        <w:t>jargon</w:t>
+      </w:r>
+      <w:r>
+        <w:t>.</w:t>
+      </w:r>
+      <w:r>
+        <w:t xml:space="preserve"> Since the project is a healthcare </w:t>
+      </w:r>
+      <w:r>
+        <w:t>project we had to research more on Halo Connect, FHIR, SNOMED CT-AU</w:t>
+      </w:r>
+      <w:r>
+        <w:t xml:space="preserve"> to understand how they all work </w:t>
+      </w:r>
+      <w:r>
+        <w:t>together and</w:t>
+      </w:r>
+      <w:r>
+        <w:t xml:space="preserve"> how we will implement </w:t>
+      </w:r>
+      <w:r>
+        <w:t xml:space="preserve">them in </w:t>
+      </w:r>
+      <w:r>
+        <w:t xml:space="preserve">our </w:t>
+      </w:r>
+      <w:r>
+        <w:t>project.</w:t>
+      </w:r>
+      <w:r>
+        <w:t xml:space="preserve"> This was time consuming which delayed us in progressing in the project.</w:t>
+      </w:r>
+    </w:p>
+    <w:p>
+      <w:pPr>
+        <w:pStyle w:val="ListParagraph"/>
+        <w:numPr>
+          <w:ilvl w:val="0"/>
+          <w:numId w:val="4"/>
+        </w:numPr>
+        <w:rPr>
+          <w:b/>
+          <w:bCs/>
+          <w:sz w:val="28"/>
+          <w:szCs w:val="28"/>
+        </w:rPr>
+      </w:pPr>
+      <w:r>
+        <w:t xml:space="preserve">The project </w:t>
+      </w:r>
+      <w:r>
+        <w:t xml:space="preserve">will not be hosted on any cloud platform as the client nor </w:t>
+      </w:r>
+      <w:r>
+        <w:t xml:space="preserve">College will be providing making it hard when </w:t>
+      </w:r>
+      <w:r>
+        <w:t>implanting stage 2.</w:t>
+      </w:r>
+    </w:p>
+    <w:p>
+      <w:pPr>
+        <w:pStyle w:val="Heading2"/>
+      </w:pPr>
+      <w:r>
+        <w:t xml:space="preserve">Teamwork </w:t>
+      </w:r>
+      <w:r>
+        <w:t xml:space="preserve"> </w:t>
+      </w:r>
+    </w:p>
+    <w:p>
+      <w:pPr>
+        <w:rPr>
+          <w:lang w:val="en-AU"/>
+        </w:rPr>
+      </w:pPr>
+      <w:r>
+        <w:rPr>
+          <w:lang w:val="en-AU"/>
+        </w:rPr>
+        <w:t xml:space="preserve">My primary </w:t>
+      </w:r>
+      <w:r>
+        <w:rPr>
+          <w:lang w:val="en-AU"/>
+        </w:rPr>
+        <w:t>roles are</w:t>
+      </w:r>
+      <w:r>
+        <w:rPr>
+          <w:lang w:val="en-AU"/>
+        </w:rPr>
+        <w:t xml:space="preserve"> clinical data specialist </w:t>
+      </w:r>
+      <w:r>
+        <w:rPr>
+          <w:lang w:val="en-AU"/>
+        </w:rPr>
+        <w:t>and working on the elicitation requirement report of the assessment 1</w:t>
+      </w:r>
+      <w:r>
+        <w:rPr>
+          <w:lang w:val="en-AU"/>
+        </w:rPr>
+        <w:t xml:space="preserve">. </w:t>
+      </w:r>
+      <w:r>
+        <w:rPr>
+          <w:lang w:val="en-AU"/>
+        </w:rPr>
+        <w:t xml:space="preserve">For the project part is mainly focused on </w:t>
+      </w:r>
+      <w:r>
+        <w:rPr>
+          <w:lang w:val="en-AU"/>
+        </w:rPr>
+        <w:t xml:space="preserve">creating the synthetic patient records. To achieve that I am currently </w:t>
+      </w:r>
+      <w:r>
+        <w:rPr>
+          <w:lang w:val="en-AU"/>
+        </w:rPr>
+        <w:t>researching on SNOMED CT-AU coding</w:t>
+      </w:r>
+      <w:r>
+        <w:rPr>
+          <w:lang w:val="en-AU"/>
+        </w:rPr>
+        <w:t xml:space="preserve">, understanding also the data exchange through FHIR and Halo Connect. </w:t>
+      </w:r>
+      <w:r>
+        <w:rPr>
+          <w:lang w:val="en-AU"/>
+        </w:rPr>
+        <w:t xml:space="preserve">While for assessment </w:t>
+      </w:r>
+      <w:r>
+        <w:rPr>
+          <w:lang w:val="en-AU"/>
+        </w:rPr>
+        <w:t>one I was working on the functional requirements, non-functional requirements</w:t>
+      </w:r>
+      <w:r>
+        <w:rPr>
+          <w:lang w:val="en-AU"/>
+        </w:rPr>
+        <w:t xml:space="preserve"> and</w:t>
+      </w:r>
+      <w:r>
+        <w:rPr>
+          <w:lang w:val="en-AU"/>
+        </w:rPr>
+        <w:t xml:space="preserve"> stakeholder </w:t>
+      </w:r>
+      <w:r>
+        <w:rPr>
+          <w:lang w:val="en-AU"/>
+        </w:rPr>
+        <w:t>requirements</w:t>
+      </w:r>
+      <w:r>
+        <w:rPr>
+          <w:lang w:val="en-AU"/>
+        </w:rPr>
+        <w:t xml:space="preserve"> which I had to get most </w:t>
+      </w:r>
+      <w:r>
+        <w:rPr>
+          <w:lang w:val="en-AU"/>
+        </w:rPr>
+        <w:t>information from in</w:t>
+      </w:r>
+      <w:r>
+        <w:rPr>
+          <w:lang w:val="en-AU"/>
+        </w:rPr>
+        <w:t xml:space="preserve"> project brief and from our mentor during meetings as he would answer </w:t>
+      </w:r>
+      <w:r>
+        <w:rPr>
+          <w:lang w:val="en-AU"/>
+        </w:rPr>
+        <w:t xml:space="preserve">our </w:t>
+      </w:r>
+      <w:r>
+        <w:rPr>
+          <w:lang w:val="en-AU"/>
+        </w:rPr>
+        <w:t xml:space="preserve">questions </w:t>
+      </w:r>
+      <w:r>
+        <w:rPr>
+          <w:lang w:val="en-AU"/>
+        </w:rPr>
+        <w:t>regarding</w:t>
+      </w:r>
+      <w:r>
+        <w:rPr>
+          <w:lang w:val="en-AU"/>
+        </w:rPr>
+        <w:t xml:space="preserve"> the </w:t>
+      </w:r>
+      <w:r>
+        <w:rPr>
+          <w:lang w:val="en-AU"/>
+        </w:rPr>
+        <w:t>project</w:t>
+      </w:r>
+      <w:r>
+        <w:rPr>
+          <w:lang w:val="en-AU"/>
+        </w:rPr>
+        <w:t>.</w:t>
+      </w:r>
+      <w:r>
+        <w:rPr>
+          <w:lang w:val="en-AU"/>
+        </w:rPr>
+        <w:t xml:space="preserve"> After translating the stakeho</w:t>
+      </w:r>
+      <w:r>
+        <w:rPr>
+          <w:lang w:val="en-AU"/>
+        </w:rPr>
+        <w:t xml:space="preserve">lder requirements into functional </w:t>
+      </w:r>
+      <w:r>
+        <w:rPr>
+          <w:lang w:val="en-AU"/>
+        </w:rPr>
+        <w:t>requirement,</w:t>
+      </w:r>
+      <w:r>
+        <w:rPr>
+          <w:lang w:val="en-AU"/>
+        </w:rPr>
+        <w:t xml:space="preserve"> I had to use the MoSCow </w:t>
+      </w:r>
+      <w:r>
+        <w:rPr>
+          <w:lang w:val="en-AU"/>
+        </w:rPr>
+        <w:t>to prioritise the requirements</w:t>
+      </w:r>
+      <w:r>
+        <w:rPr>
+          <w:lang w:val="en-AU"/>
+        </w:rPr>
+        <w:t xml:space="preserve">. </w:t>
+      </w:r>
+      <w:r>
+        <w:rPr>
+          <w:lang w:val="en-AU"/>
+        </w:rPr>
+        <w:t xml:space="preserve">After completing the MoSCow, I then referred to our business requirements to trace the requirements alignment and how we would </w:t>
+      </w:r>
+      <w:r>
+        <w:rPr>
+          <w:lang w:val="en-AU"/>
+        </w:rPr>
+        <w:t xml:space="preserve">validate these requirements. </w:t>
+      </w:r>
+      <w:r>
+        <w:rPr>
+          <w:lang w:val="en-AU"/>
+        </w:rPr>
+        <w:t xml:space="preserve"> The requirement elicitation part </w:t>
+      </w:r>
+      <w:r>
+        <w:rPr>
+          <w:lang w:val="en-AU"/>
+        </w:rPr>
+        <w:t xml:space="preserve">helped me grasp the necessity of some of the requirements as this project might breach security and privacy compliance. </w:t>
+      </w:r>
+      <w:r>
+        <w:rPr>
+          <w:lang w:val="en-AU"/>
+        </w:rPr>
+        <w:t>Moreover, I also have been participating in class assessments</w:t>
+      </w:r>
+      <w:r>
+        <w:rPr>
+          <w:lang w:val="en-AU"/>
+        </w:rPr>
+        <w:t xml:space="preserve"> and l</w:t>
+      </w:r>
+      <w:r>
+        <w:rPr>
+          <w:lang w:val="en-AU"/>
+        </w:rPr>
+        <w:t>earning how to use endnote</w:t>
+      </w:r>
+      <w:r>
+        <w:rPr>
+          <w:lang w:val="en-AU"/>
+        </w:rPr>
+        <w:t>.</w:t>
+      </w:r>
+      <w:r>
+        <w:rPr>
+          <w:lang w:val="en-AU"/>
+        </w:rPr>
+        <w:t xml:space="preserve"> Below I will attach screenshots of the repository, assessment submissions and </w:t>
+      </w:r>
+      <w:r>
+        <w:rPr>
+          <w:lang w:val="en-AU"/>
+        </w:rPr>
+        <w:t>our Jira project management.</w:t>
+      </w:r>
+    </w:p>
+    <w:p>
+      <w:pPr>
+        <w:rPr>
+          <w:lang w:val="en-AU"/>
+        </w:rPr>
+      </w:pPr>
+    </w:p>
+    <w:p>
+      <w:pPr>
+        <w:rPr>
+          <w:b/>
+          <w:bCs/>
+          <w:lang w:val="en-AU"/>
+        </w:rPr>
+      </w:pPr>
+      <w:r>
+        <w:rPr>
+          <w:b/>
+          <w:bCs/>
+          <w:lang w:val="en-AU"/>
+        </w:rPr>
+        <w:t>Team Communication and Collaboration</w:t>
+      </w:r>
+    </w:p>
+    <w:p>
+      <w:pPr>
+        <w:rPr>
+          <w:lang w:val="en-AU"/>
+        </w:rPr>
+      </w:pPr>
+      <w:r>
+        <w:rPr>
+          <w:lang w:val="en-AU"/>
+        </w:rPr>
+        <w:t xml:space="preserve">Apart from using Jira to track progress and </w:t>
+      </w:r>
+      <w:r>
+        <w:rPr>
+          <w:lang w:val="en-AU"/>
+        </w:rPr>
+        <w:t xml:space="preserve">GitHub to store our important documents we also have been having </w:t>
+      </w:r>
+      <w:r>
+        <w:rPr>
+          <w:lang w:val="en-AU"/>
+        </w:rPr>
+        <w:t>weekly meetings</w:t>
+      </w:r>
+      <w:r>
+        <w:rPr>
+          <w:lang w:val="en-AU"/>
+        </w:rPr>
+        <w:t xml:space="preserve"> every Monday</w:t>
+      </w:r>
+      <w:r>
+        <w:rPr>
+          <w:lang w:val="en-AU"/>
+        </w:rPr>
+        <w:t xml:space="preserve">. These meetings </w:t>
+      </w:r>
+      <w:r>
+        <w:rPr>
+          <w:lang w:val="en-AU"/>
+        </w:rPr>
+        <w:t>are</w:t>
+      </w:r>
+      <w:r>
+        <w:rPr>
+          <w:lang w:val="en-AU"/>
+        </w:rPr>
+        <w:t xml:space="preserve"> to ensure everyone is understanding how the project is progressing and share any new information </w:t>
+      </w:r>
+      <w:r>
+        <w:rPr>
+          <w:lang w:val="en-AU"/>
+        </w:rPr>
+        <w:t>to help achieve our weekly deliverables.</w:t>
+      </w:r>
+      <w:r>
+        <w:rPr>
+          <w:lang w:val="en-AU"/>
+        </w:rPr>
+        <w:t xml:space="preserve"> </w:t>
+      </w:r>
+      <w:r>
+        <w:rPr>
+          <w:lang w:val="en-AU"/>
+        </w:rPr>
+        <w:t>We also have a WhatsApp group where we</w:t>
+      </w:r>
+      <w:r>
+        <w:rPr>
+          <w:lang w:val="en-AU"/>
+        </w:rPr>
+        <w:t xml:space="preserve"> are</w:t>
+      </w:r>
+      <w:r>
+        <w:rPr>
+          <w:lang w:val="en-AU"/>
+        </w:rPr>
+        <w:t xml:space="preserve"> always stay</w:t>
+      </w:r>
+      <w:r>
+        <w:rPr>
+          <w:lang w:val="en-AU"/>
+        </w:rPr>
+        <w:t>ing</w:t>
+      </w:r>
+      <w:r>
+        <w:rPr>
+          <w:lang w:val="en-AU"/>
+        </w:rPr>
+        <w:t xml:space="preserve"> informed as a group</w:t>
+      </w:r>
+      <w:r>
+        <w:rPr>
+          <w:lang w:val="en-AU"/>
+        </w:rPr>
+        <w:t xml:space="preserve">. </w:t>
+      </w:r>
+      <w:r>
+        <w:rPr>
+          <w:lang w:val="en-AU"/>
+        </w:rPr>
+        <w:t xml:space="preserve">As a team we need to improve </w:t>
+      </w:r>
+      <w:r>
+        <w:rPr>
+          <w:lang w:val="en-AU"/>
+        </w:rPr>
+        <w:t xml:space="preserve">in terms of synthesising </w:t>
+      </w:r>
+      <w:r>
+        <w:rPr>
+          <w:lang w:val="en-AU"/>
+        </w:rPr>
+        <w:t>outputs faster</w:t>
+      </w:r>
+      <w:r>
+        <w:rPr>
+          <w:lang w:val="en-AU"/>
+        </w:rPr>
+        <w:t xml:space="preserve"> after meetings</w:t>
+      </w:r>
+      <w:r>
+        <w:rPr>
+          <w:lang w:val="en-AU"/>
+        </w:rPr>
+        <w:t xml:space="preserve"> as we delayed </w:t>
+      </w:r>
+      <w:r>
+        <w:rPr>
+          <w:lang w:val="en-AU"/>
+        </w:rPr>
+        <w:t xml:space="preserve">to convert some responses from mentor meeting into </w:t>
+      </w:r>
+      <w:r>
+        <w:rPr>
+          <w:lang w:val="en-AU"/>
+        </w:rPr>
+        <w:t>structured requirements</w:t>
+      </w:r>
+      <w:r>
+        <w:rPr>
+          <w:lang w:val="en-AU"/>
+        </w:rPr>
+        <w:t xml:space="preserve"> or constructive ideas to build on.</w:t>
+      </w:r>
+    </w:p>
+    <w:p>
+      <w:pPr>
+        <w:rPr>
+          <w:lang w:val="en-AU"/>
+        </w:rPr>
+      </w:pPr>
+      <w:r>
+        <w:rPr>
+          <w:lang w:val="en-AU"/>
+        </w:rPr>
+        <w:t>Lesson learned about multidisciplinary teamwork</w:t>
+      </w:r>
+    </w:p>
+    <w:p>
+      <w:pPr>
+        <w:rPr>
+          <w:lang w:val="en-AU"/>
+        </w:rPr>
+      </w:pPr>
+      <w:r>
+        <w:rPr>
+          <w:lang w:val="en-AU"/>
+        </w:rPr>
+        <w:t xml:space="preserve">Before I used to enjoy doing my own work but after this experience of teamwork, </w:t>
+      </w:r>
+      <w:r>
+        <w:rPr>
+          <w:lang w:val="en-AU"/>
+        </w:rPr>
+        <w:t>I do enjoy working with a team. As a team every member has different skills that add on each other</w:t>
+      </w:r>
+      <w:r>
+        <w:rPr>
+          <w:lang w:val="en-AU"/>
+        </w:rPr>
+        <w:t xml:space="preserve">. These varying strengths also helped us to distribute our </w:t>
+      </w:r>
+      <w:r>
+        <w:rPr>
+          <w:lang w:val="en-AU"/>
+        </w:rPr>
+        <w:t xml:space="preserve">work as some are good in documentation, Api backed coding, stakeholder communication and </w:t>
+      </w:r>
+      <w:r>
+        <w:rPr>
+          <w:lang w:val="en-AU"/>
+        </w:rPr>
+        <w:t xml:space="preserve">data analysis. </w:t>
+      </w:r>
+      <w:r>
+        <w:rPr>
+          <w:lang w:val="en-AU"/>
+        </w:rPr>
+        <w:t>I learnt that</w:t>
+      </w:r>
+      <w:r>
+        <w:rPr>
+          <w:lang w:val="en-AU"/>
+        </w:rPr>
+        <w:t xml:space="preserve"> effective collaboration heavily </w:t>
+      </w:r>
+      <w:r>
+        <w:rPr>
+          <w:lang w:val="en-AU"/>
+        </w:rPr>
+        <w:t>depends</w:t>
+      </w:r>
+      <w:r>
+        <w:rPr>
+          <w:lang w:val="en-AU"/>
+        </w:rPr>
+        <w:t xml:space="preserve"> on the team </w:t>
+      </w:r>
+      <w:r>
+        <w:rPr>
+          <w:lang w:val="en-AU"/>
+        </w:rPr>
+        <w:t xml:space="preserve">shared </w:t>
+      </w:r>
+      <w:r>
+        <w:rPr>
+          <w:lang w:val="en-AU"/>
+        </w:rPr>
+        <w:t xml:space="preserve">baseline </w:t>
+      </w:r>
+      <w:r>
+        <w:rPr>
+          <w:lang w:val="en-AU"/>
+        </w:rPr>
+        <w:t xml:space="preserve">understanding </w:t>
+      </w:r>
+      <w:r>
+        <w:rPr>
+          <w:lang w:val="en-AU"/>
+        </w:rPr>
+        <w:t xml:space="preserve">of the project and </w:t>
+      </w:r>
+      <w:r>
+        <w:rPr>
+          <w:lang w:val="en-AU"/>
+        </w:rPr>
+        <w:t>willingness</w:t>
+      </w:r>
+      <w:r>
+        <w:rPr>
+          <w:lang w:val="en-AU"/>
+        </w:rPr>
+        <w:t xml:space="preserve"> t</w:t>
+      </w:r>
+      <w:r>
+        <w:rPr>
+          <w:lang w:val="en-AU"/>
+        </w:rPr>
+        <w:t>o</w:t>
+      </w:r>
+      <w:r>
+        <w:rPr>
+          <w:lang w:val="en-AU"/>
+        </w:rPr>
+        <w:t xml:space="preserve"> achieve more. </w:t>
+      </w:r>
+      <w:r>
+        <w:rPr>
+          <w:lang w:val="en-AU"/>
+        </w:rPr>
+        <w:t xml:space="preserve">With everyone working on tasks </w:t>
+      </w:r>
+      <w:r>
+        <w:rPr>
+          <w:lang w:val="en-AU"/>
+        </w:rPr>
+        <w:t>where they have more strength in ensures the project delivered is of high quality.</w:t>
+      </w:r>
+    </w:p>
+    <w:p>
+      <w:pPr>
+        <w:rPr>
+          <w:lang w:val="en-AU"/>
+        </w:rPr>
+      </w:pPr>
+    </w:p>
+    <w:p>
+      <w:pPr>
+        <w:pStyle w:val="Heading2"/>
+      </w:pPr>
+      <w:r>
+        <w:lastRenderedPageBreak/>
+        <w:t>Integration of learning</w:t>
+      </w:r>
+    </w:p>
+    <w:p>
+      <w:pPr>
+        <w:rPr>
+          <w:lang w:val="en-AU"/>
+        </w:rPr>
+      </w:pPr>
+      <w:r>
+        <w:rPr>
+          <w:lang w:val="en-AU"/>
+        </w:rPr>
+        <w:t>The project requires knowledge from various units I have done</w:t>
+      </w:r>
+      <w:r>
+        <w:rPr>
+          <w:lang w:val="en-AU"/>
+        </w:rPr>
+        <w:t>, highlighting more</w:t>
+      </w:r>
+      <w:r>
+        <w:rPr>
+          <w:lang w:val="en-AU"/>
+        </w:rPr>
+        <w:t xml:space="preserve"> on</w:t>
+      </w:r>
+      <w:r>
+        <w:rPr>
+          <w:lang w:val="en-AU"/>
+        </w:rPr>
+        <w:t xml:space="preserve"> Information Project Management </w:t>
+      </w:r>
+      <w:r>
+        <w:rPr>
+          <w:lang w:val="en-AU"/>
+        </w:rPr>
+        <w:t>ICT</w:t>
+      </w:r>
+      <w:r>
+        <w:rPr>
+          <w:lang w:val="en-AU"/>
+        </w:rPr>
+        <w:t>923 where, I gained more skills on</w:t>
+      </w:r>
+      <w:r>
+        <w:rPr>
+          <w:lang w:val="en-AU"/>
+        </w:rPr>
+        <w:t xml:space="preserve"> project methodologies, managing identifying and risks in a project, The other unit was Applied Software ICT921 </w:t>
+      </w:r>
+      <w:r>
+        <w:rPr>
+          <w:lang w:val="en-AU"/>
+        </w:rPr>
+        <w:t>where I had to use the skills to analyse the software requirements</w:t>
+      </w:r>
+      <w:r>
+        <w:rPr>
+          <w:lang w:val="en-AU"/>
+        </w:rPr>
+        <w:t xml:space="preserve"> engineering</w:t>
+      </w:r>
+      <w:r>
+        <w:rPr>
+          <w:lang w:val="en-AU"/>
+        </w:rPr>
+        <w:t xml:space="preserve"> of th</w:t>
+      </w:r>
+      <w:r>
+        <w:rPr>
+          <w:lang w:val="en-AU"/>
+        </w:rPr>
+        <w:t>is project.</w:t>
+      </w:r>
+      <w:r>
+        <w:rPr>
+          <w:lang w:val="en-AU"/>
+        </w:rPr>
+        <w:t xml:space="preserve">  </w:t>
+      </w:r>
+    </w:p>
+    <w:p>
+      <w:pPr>
+        <w:rPr>
+          <w:lang w:val="en-AU"/>
+        </w:rPr>
+      </w:pPr>
+    </w:p>
+    <w:p>
+      <w:pPr>
+        <w:pStyle w:val="Heading2"/>
+      </w:pPr>
+      <w:r>
+        <w:t>Profe</w:t>
+      </w:r>
+      <w:r>
+        <w:t>ssional Development</w:t>
+      </w:r>
+    </w:p>
+    <w:p>
+      <w:pPr>
+        <w:rPr>
+          <w:lang w:val="en-AU"/>
+        </w:rPr>
+      </w:pPr>
+      <w:r>
+        <w:rPr>
+          <w:lang w:val="en-AU"/>
+        </w:rPr>
+        <w:t xml:space="preserve">The part I was working on assignment 1 required </w:t>
+      </w:r>
+      <w:r>
+        <w:rPr>
+          <w:lang w:val="en-AU"/>
+        </w:rPr>
+        <w:t xml:space="preserve">me to polish my skill in software requirement engineering </w:t>
+      </w:r>
+      <w:r>
+        <w:rPr>
+          <w:lang w:val="en-AU"/>
+        </w:rPr>
+        <w:t xml:space="preserve">for the test harness. I also have gained knowledge </w:t>
+      </w:r>
+      <w:r>
+        <w:rPr>
+          <w:lang w:val="en-AU"/>
+        </w:rPr>
+        <w:t xml:space="preserve">on healthcare interoperability standards like (FHIR, </w:t>
+      </w:r>
+      <w:r>
+        <w:rPr>
+          <w:lang w:val="en-AU"/>
+        </w:rPr>
+        <w:t>HL7 and Halo Connect</w:t>
+      </w:r>
+      <w:r>
+        <w:rPr>
+          <w:lang w:val="en-AU"/>
+        </w:rPr>
+        <w:t xml:space="preserve">. </w:t>
+      </w:r>
+      <w:r>
+        <w:rPr>
+          <w:lang w:val="en-AU"/>
+        </w:rPr>
+        <w:t>I am getting more familiar with</w:t>
+      </w:r>
+      <w:r>
+        <w:rPr>
+          <w:lang w:val="en-AU"/>
+        </w:rPr>
+        <w:t xml:space="preserve"> corporate</w:t>
+      </w:r>
+      <w:r>
+        <w:rPr>
+          <w:lang w:val="en-AU"/>
+        </w:rPr>
+        <w:t xml:space="preserve"> </w:t>
+      </w:r>
+      <w:r>
+        <w:rPr>
+          <w:lang w:val="en-AU"/>
+        </w:rPr>
+        <w:t>tools like Jira and GitHub.</w:t>
+      </w:r>
+      <w:r>
+        <w:rPr>
+          <w:lang w:val="en-AU"/>
+        </w:rPr>
+        <w:t xml:space="preserve"> For stage two I do </w:t>
+      </w:r>
+      <w:r>
+        <w:rPr>
+          <w:lang w:val="en-AU"/>
+        </w:rPr>
+        <w:t>need</w:t>
+      </w:r>
+      <w:r>
+        <w:rPr>
+          <w:lang w:val="en-AU"/>
+        </w:rPr>
+        <w:t xml:space="preserve"> to develop my programming skills and backend skills to help in implementation.</w:t>
+      </w:r>
+    </w:p>
+    <w:p>
+      <w:pPr>
+        <w:pStyle w:val="Heading2"/>
+      </w:pPr>
+      <w:r>
+        <w:t>Evidence</w:t>
+      </w:r>
+    </w:p>
+    <w:p>
+      <w:pPr>
+        <w:rPr>
+          <w:lang w:val="en-AU"/>
+        </w:rPr>
+      </w:pPr>
+      <w:r>
+        <w:rPr>
+          <w:lang w:val="en-AU"/>
+        </w:rPr>
+        <w:t>Meeting of minutes are shared in the github.</w:t>
+      </w:r>
+    </w:p>
+    <w:p>
+      <w:pPr>
+        <w:rPr>
+          <w:lang w:val="en-AU"/>
+        </w:rPr>
+      </w:pPr>
+      <w:r>
+        <w:rPr>
+          <w:lang w:val="en-AU"/>
+        </w:rPr>
+        <w:t>GitHub Li</w:t>
+      </w:r>
+      <w:r>
+        <w:rPr>
+          <w:lang w:val="en-AU"/>
+        </w:rPr>
+        <w:t>nk</w:t>
+      </w:r>
+      <w:r>
+        <w:rPr>
+          <w:lang w:val="en-AU"/>
+        </w:rPr>
+        <w:t xml:space="preserve">: </w:t>
+      </w:r>
+      <w:hyperlink r:id="rId7" w:history="1">
+        <w:r>
+          <w:rPr>
+            <w:rStyle w:val="Hyperlink"/>
+          </w:rPr>
+          <w:t>SkinnySeal17/HEAALTHCARE_SYSTEM: MedSandbox - A healthcare integration testing platform using synthetic clinical data.</w:t>
+        </w:r>
+      </w:hyperlink>
+    </w:p>
+    <w:p>
+      <w:pPr>
+        <w:rPr>
+          <w:rFonts w:ascii="Times New Roman" w:hAnsi="Times New Roman" w:cs="Times New Roman"/>
+        </w:rPr>
+      </w:pPr>
+      <w:r>
+        <w:rPr>
+          <w:rFonts w:ascii="Times New Roman" w:hAnsi="Times New Roman" w:cs="Times New Roman"/>
+          <w:noProof/>
+        </w:rPr>
+        <w:drawing>
+          <wp:inline distT="0" distB="0" distL="0" distR="0" wp14:anchorId="4472312C" wp14:editId="411121BF">
+            <wp:extent cx="5731510" cy="2456815"/>
+            <wp:effectExtent l="0" t="0" r="2540" b="635"/>
+            <wp:docPr id="1227499339" name="Picture 1"/>
+            <wp:cNvGraphicFramePr>
+              <a:graphicFrameLocks xmlns:a="http://schemas.openxmlformats.org/drawingml/2006/main" noChangeAspect="1"/>
+            </wp:cNvGraphicFramePr>
+            <a:graphic xmlns:a="http://schemas.openxmlformats.org/drawingml/2006/main">
+              <a:graphicData uri="http://schemas.openxmlformats.org/drawingml/2006/picture">
+                <pic:pic xmlns:pic="http://schemas.openxmlformats.org/drawingml/2006/picture">
+                  <pic:nvPicPr>
+                    <pic:cNvPr id="1227499339" name=""/>
+                    <pic:cNvPicPr/>
+                  </pic:nvPicPr>
+                  <pic:blipFill>
+                    <a:blip r:embed="rId8"/>
+                    <a:stretch>
+                      <a:fillRect/>
+                    </a:stretch>
+                  </pic:blipFill>
+                  <pic:spPr>
+                    <a:xfrm>
+                      <a:off x="0" y="0"/>
+                      <a:ext cx="5731510" cy="2456815"/>
+                    </a:xfrm>
+                    <a:prstGeom prst="rect">
+                      <a:avLst/>
+                    </a:prstGeom>
+                  </pic:spPr>
+                </pic:pic>
+              </a:graphicData>
+            </a:graphic>
+          </wp:inline>
+        </w:drawing>
+      </w:r>
+    </w:p>
+    <w:p>
+      <w:pPr>
+        <w:rPr>
+          <w:rFonts w:ascii="Times New Roman" w:hAnsi="Times New Roman" w:cs="Times New Roman"/>
+          <w:i/>
+          <w:iCs/>
+        </w:rPr>
+      </w:pPr>
+      <w:r>
+        <w:rPr>
+          <w:rFonts w:ascii="Times New Roman" w:hAnsi="Times New Roman" w:cs="Times New Roman"/>
+          <w:i/>
+          <w:iCs/>
+        </w:rPr>
+        <w:t>Fig 1: GitHub Snapshot</w:t>
+      </w:r>
+    </w:p>
+    <w:p>
+      <w:pPr>
+        <w:rPr>
+          <w:rFonts w:ascii="Times New Roman" w:hAnsi="Times New Roman" w:cs="Times New Roman"/>
+          <w:i/>
+          <w:iCs/>
+        </w:rPr>
+      </w:pPr>
+    </w:p>
+    <w:p>
+      <w:pPr>
+        <w:rPr>
+          <w:rFonts w:ascii="Times New Roman" w:hAnsi="Times New Roman" w:cs="Times New Roman"/>
+        </w:rPr>
+      </w:pPr>
+      <w:r>
+        <w:rPr>
+          <w:rFonts w:ascii="Times New Roman" w:hAnsi="Times New Roman" w:cs="Times New Roman"/>
+        </w:rPr>
+        <w:t>Jira lin</w:t>
+      </w:r>
+      <w:r>
+        <w:rPr>
+          <w:rFonts w:ascii="Times New Roman" w:hAnsi="Times New Roman" w:cs="Times New Roman"/>
+        </w:rPr>
+        <w:t>k :</w:t>
+      </w:r>
+      <w:hyperlink r:id="rId9" w:history="1">
+        <w:r>
+          <w:rPr>
+            <w:rStyle w:val="Hyperlink"/>
+            <w:rFonts w:ascii="Times New Roman" w:hAnsi="Times New Roman" w:cs="Times New Roman"/>
+          </w:rPr>
+          <w:t>https://student-team-siuckpgv.atlassian.net/jira/software/projects/HEAL/boards/35/backlog</w:t>
+        </w:r>
+      </w:hyperlink>
+    </w:p>
+    <w:p>
+      <w:pPr>
+        <w:rPr>
+          <w:rFonts w:ascii="Times New Roman" w:hAnsi="Times New Roman" w:cs="Times New Roman"/>
+        </w:rPr>
+      </w:pPr>
+      <w:r>
+        <w:rPr>
+          <w:rFonts w:ascii="Times New Roman" w:hAnsi="Times New Roman" w:cs="Times New Roman"/>
+        </w:rPr>
+        <w:lastRenderedPageBreak/>
+        <w:drawing>
+          <wp:inline distT="0" distB="0" distL="0" distR="0" wp14:anchorId="61BE35DD" wp14:editId="6DEEC5C2">
+            <wp:extent cx="5731510" cy="2888615"/>
+            <wp:effectExtent l="0" t="0" r="2540" b="6985"/>
+            <wp:docPr id="2039040596" name="Picture 1"/>
+            <wp:cNvGraphicFramePr>
+              <a:graphicFrameLocks xmlns:a="http://schemas.openxmlformats.org/drawingml/2006/main" noChangeAspect="1"/>
+            </wp:cNvGraphicFramePr>
+            <a:graphic xmlns:a="http://schemas.openxmlformats.org/drawingml/2006/main">
+              <a:graphicData uri="http://schemas.openxmlformats.org/drawingml/2006/picture">
+                <pic:pic xmlns:pic="http://schemas.openxmlformats.org/drawingml/2006/picture">
+                  <pic:nvPicPr>
+                    <pic:cNvPr id="2039040596" name=""/>
+                    <pic:cNvPicPr/>
+                  </pic:nvPicPr>
+                  <pic:blipFill>
+                    <a:blip r:embed="rId10"/>
+                    <a:stretch>
+                      <a:fillRect/>
+                    </a:stretch>
+                  </pic:blipFill>
+                  <pic:spPr>
+                    <a:xfrm>
+                      <a:off x="0" y="0"/>
+                      <a:ext cx="5731510" cy="2888615"/>
+                    </a:xfrm>
+                    <a:prstGeom prst="rect">
+                      <a:avLst/>
+                    </a:prstGeom>
+                  </pic:spPr>
+                </pic:pic>
+              </a:graphicData>
+            </a:graphic>
+          </wp:inline>
+        </w:drawing>
+      </w:r>
+    </w:p>
+    <w:p>
+      <w:pPr>
+        <w:rPr>
+          <w:rFonts w:ascii="Times New Roman" w:hAnsi="Times New Roman" w:cs="Times New Roman"/>
+          <w:i/>
+          <w:iCs/>
+        </w:rPr>
+      </w:pPr>
+      <w:r>
+        <w:rPr>
+          <w:rFonts w:ascii="Times New Roman" w:hAnsi="Times New Roman" w:cs="Times New Roman"/>
+          <w:i/>
+          <w:iCs/>
+        </w:rPr>
+        <w:t>Fig 2: Jira snapshot</w:t>
+      </w:r>
+    </w:p>
+    <w:p>
+      <w:pPr>
+        <w:rPr>
+          <w:rFonts w:ascii="Times New Roman" w:hAnsi="Times New Roman" w:cs="Times New Roman"/>
+          <w:i/>
+          <w:iCs/>
+        </w:rPr>
+      </w:pPr>
+    </w:p>
+    <w:p>
+      <w:pPr>
+        <w:rPr>
+          <w:rFonts w:ascii="Times New Roman" w:hAnsi="Times New Roman" w:cs="Times New Roman"/>
+          <w:i/>
+          <w:iCs/>
+        </w:rPr>
+      </w:pPr>
+      <w:r>
+        <w:rPr>
+          <w:noProof/>
+        </w:rPr>
+        <w:drawing>
+          <wp:inline distT="0" distB="0" distL="0" distR="0" wp14:anchorId="60A4D22D" wp14:editId="65D7C83A">
+            <wp:extent cx="5731510" cy="2685415"/>
+            <wp:effectExtent l="0" t="0" r="2540" b="635"/>
+            <wp:docPr id="122009928" name="Picture 1"/>
+            <wp:cNvGraphicFramePr>
+              <a:graphicFrameLocks xmlns:a="http://schemas.openxmlformats.org/drawingml/2006/main" noChangeAspect="1"/>
+            </wp:cNvGraphicFramePr>
+            <a:graphic xmlns:a="http://schemas.openxmlformats.org/drawingml/2006/main">
+              <a:graphicData uri="http://schemas.openxmlformats.org/drawingml/2006/picture">
+                <pic:pic xmlns:pic="http://schemas.openxmlformats.org/drawingml/2006/picture">
+                  <pic:nvPicPr>
+                    <pic:cNvPr id="122009928" name=""/>
+                    <pic:cNvPicPr/>
+                  </pic:nvPicPr>
+                  <pic:blipFill>
+                    <a:blip r:embed="rId11"/>
+                    <a:stretch>
+                      <a:fillRect/>
+                    </a:stretch>
+                  </pic:blipFill>
+                  <pic:spPr>
+                    <a:xfrm>
+                      <a:off x="0" y="0"/>
+                      <a:ext cx="5731510" cy="2685415"/>
+                    </a:xfrm>
+                    <a:prstGeom prst="rect">
+                      <a:avLst/>
+                    </a:prstGeom>
+                  </pic:spPr>
+                </pic:pic>
+              </a:graphicData>
+            </a:graphic>
+          </wp:inline>
+        </w:drawing>
+      </w:r>
+    </w:p>
+    <w:p>
+      <w:pPr>
+        <w:rPr>
+          <w:rFonts w:ascii="Times New Roman" w:hAnsi="Times New Roman" w:cs="Times New Roman"/>
+          <w:i/>
+          <w:iCs/>
+        </w:rPr>
+      </w:pPr>
+      <w:r>
+        <w:rPr>
+          <w:rFonts w:ascii="Times New Roman" w:hAnsi="Times New Roman" w:cs="Times New Roman"/>
+          <w:i/>
+          <w:iCs/>
+        </w:rPr>
+        <w:t>Fig3: Submi</w:t>
+      </w:r>
+      <w:r>
+        <w:rPr>
+          <w:rFonts w:ascii="Times New Roman" w:hAnsi="Times New Roman" w:cs="Times New Roman"/>
+          <w:i/>
+          <w:iCs/>
+        </w:rPr>
+        <w:t>tted Tutorials</w:t>
+      </w:r>
+    </w:p>
     <w:sectPr>
       <w:pgSz w:w="11906" w:h="16838"/>
       <w:pgMar w:top="1440" w:right="1440" w:bottom="1440" w:left="1440" w:header="708" w:footer="708" w:gutter="0"/>
@@ -618,6 +2248,525 @@
     </w:sectPr>
   </w:body>
 </w:document>
+</file>
+
+<file path=word/endnotes.xml><?xml version="1.0" encoding="utf-8"?>
+<w:endnotes xmlns:wpc="http://schemas.microsoft.com/office/word/2010/wordprocessingCanvas" xmlns:cx="http://schemas.microsoft.com/office/drawing/2014/chartex" xmlns:cx1="http://schemas.microsoft.com/office/drawing/2015/9/8/chartex" xmlns:cx2="http://schemas.microsoft.com/office/drawing/2015/10/21/chartex" xmlns:cx3="http://schemas.microsoft.com/office/drawing/2016/5/9/chartex" xmlns:cx4="http://schemas.microsoft.com/office/drawing/2016/5/10/chartex" xmlns:cx5="http://schemas.microsoft.com/office/drawing/2016/5/11/chartex" xmlns:cx6="http://schemas.microsoft.com/office/drawing/2016/5/12/chartex" xmlns:cx7="http://schemas.microsoft.com/office/drawing/2016/5/13/chartex" xmlns:cx8="http://schemas.microsoft.com/office/drawing/2016/5/14/chartex" xmlns:mc="http://schemas.openxmlformats.org/markup-compatibility/2006" xmlns:aink="http://schemas.microsoft.com/office/drawing/2016/ink" xmlns:am3d="http://schemas.microsoft.com/office/drawing/2017/model3d" xmlns:o="urn:schemas-microsoft-com:office:office" xmlns:oel="http://schemas.microsoft.com/office/2019/extlst" xmlns:r="http://schemas.openxmlformats.org/officeDocument/2006/relationships" xmlns:m="http://schemas.openxmlformats.org/officeDocument/2006/math" xmlns:v="urn:schemas-microsoft-com:vml" xmlns:wp14="http://schemas.microsoft.com/office/word/2010/wordprocessingDrawing" xmlns:wp="http://schemas.openxmlformats.org/drawingml/2006/wordprocessingDrawing" xmlns:w10="urn:schemas-microsoft-com:office:word" xmlns:w="http://schemas.openxmlformats.org/wordprocessingml/2006/main" xmlns:w14="http://schemas.microsoft.com/office/word/2010/wordml" xmlns:w15="http://schemas.microsoft.com/office/word/2012/wordml" xmlns:w16cex="http://schemas.microsoft.com/office/word/2018/wordml/cex" xmlns:w16cid="http://schemas.microsoft.com/office/word/2016/wordml/cid" xmlns:w16="http://schemas.microsoft.com/office/word/2018/wordml" xmlns:w16du="http://schemas.microsoft.com/office/word/2023/wordml/word16du" xmlns:w16sdtdh="http://schemas.microsoft.com/office/word/2020/wordml/sdtdatahash" xmlns:w16sdtfl="http://schemas.microsoft.com/office/word/2024/wordml/sdtformatlock" xmlns:w16se="http://schemas.microsoft.com/office/word/2015/wordml/symex" xmlns:wpg="http://schemas.microsoft.com/office/word/2010/wordprocessingGroup" xmlns:wpi="http://schemas.microsoft.com/office/word/2010/wordprocessingInk" xmlns:wne="http://schemas.microsoft.com/office/word/2006/wordml" xmlns:wps="http://schemas.microsoft.com/office/word/2010/wordprocessingShape" mc:Ignorable="w14 w15 w16se w16cid w16 w16cex w16sdtdh w16sdtfl w16du wp14">
+  <w:endnote w:type="separator" w:id="-1">
+    <w:p>
+      <w:pPr>
+        <w:spacing w:after="0" w:line="240" w:lineRule="auto"/>
+      </w:pPr>
+      <w:r>
+        <w:separator/>
+      </w:r>
+    </w:p>
+  </w:endnote>
+  <w:endnote w:type="continuationSeparator" w:id="0">
+    <w:p>
+      <w:pPr>
+        <w:spacing w:after="0" w:line="240" w:lineRule="auto"/>
+      </w:pPr>
+      <w:r>
+        <w:continuationSeparator/>
+      </w:r>
+    </w:p>
+  </w:endnote>
+</w:endnotes>
+</file>
+
+<file path=word/footnotes.xml><?xml version="1.0" encoding="utf-8"?>
+<w:footnotes xmlns:wpc="http://schemas.microsoft.com/office/word/2010/wordprocessingCanvas" xmlns:cx="http://schemas.microsoft.com/office/drawing/2014/chartex" xmlns:cx1="http://schemas.microsoft.com/office/drawing/2015/9/8/chartex" xmlns:cx2="http://schemas.microsoft.com/office/drawing/2015/10/21/chartex" xmlns:cx3="http://schemas.microsoft.com/office/drawing/2016/5/9/chartex" xmlns:cx4="http://schemas.microsoft.com/office/drawing/2016/5/10/chartex" xmlns:cx5="http://schemas.microsoft.com/office/drawing/2016/5/11/chartex" xmlns:cx6="http://schemas.microsoft.com/office/drawing/2016/5/12/chartex" xmlns:cx7="http://schemas.microsoft.com/office/drawing/2016/5/13/chartex" xmlns:cx8="http://schemas.microsoft.com/office/drawing/2016/5/14/chartex" xmlns:mc="http://schemas.openxmlformats.org/markup-compatibility/2006" xmlns:aink="http://schemas.microsoft.com/office/drawing/2016/ink" xmlns:am3d="http://schemas.microsoft.com/office/drawing/2017/model3d" xmlns:o="urn:schemas-microsoft-com:office:office" xmlns:oel="http://schemas.microsoft.com/office/2019/extlst" xmlns:r="http://schemas.openxmlformats.org/officeDocument/2006/relationships" xmlns:m="http://schemas.openxmlformats.org/officeDocument/2006/math" xmlns:v="urn:schemas-microsoft-com:vml" xmlns:wp14="http://schemas.microsoft.com/office/word/2010/wordprocessingDrawing" xmlns:wp="http://schemas.openxmlformats.org/drawingml/2006/wordprocessingDrawing" xmlns:w10="urn:schemas-microsoft-com:office:word" xmlns:w="http://schemas.openxmlformats.org/wordprocessingml/2006/main" xmlns:w14="http://schemas.microsoft.com/office/word/2010/wordml" xmlns:w15="http://schemas.microsoft.com/office/word/2012/wordml" xmlns:w16cex="http://schemas.microsoft.com/office/word/2018/wordml/cex" xmlns:w16cid="http://schemas.microsoft.com/office/word/2016/wordml/cid" xmlns:w16="http://schemas.microsoft.com/office/word/2018/wordml" xmlns:w16du="http://schemas.microsoft.com/office/word/2023/wordml/word16du" xmlns:w16sdtdh="http://schemas.microsoft.com/office/word/2020/wordml/sdtdatahash" xmlns:w16sdtfl="http://schemas.microsoft.com/office/word/2024/wordml/sdtformatlock" xmlns:w16se="http://schemas.microsoft.com/office/word/2015/wordml/symex" xmlns:wpg="http://schemas.microsoft.com/office/word/2010/wordprocessingGroup" xmlns:wpi="http://schemas.microsoft.com/office/word/2010/wordprocessingInk" xmlns:wne="http://schemas.microsoft.com/office/word/2006/wordml" xmlns:wps="http://schemas.microsoft.com/office/word/2010/wordprocessingShape" mc:Ignorable="w14 w15 w16se w16cid w16 w16cex w16sdtdh w16sdtfl w16du wp14">
+  <w:footnote w:type="separator" w:id="-1">
+    <w:p>
+      <w:pPr>
+        <w:spacing w:after="0" w:line="240" w:lineRule="auto"/>
+      </w:pPr>
+      <w:r>
+        <w:separator/>
+      </w:r>
+    </w:p>
+  </w:footnote>
+  <w:footnote w:type="continuationSeparator" w:id="0">
+    <w:p>
+      <w:pPr>
+        <w:spacing w:after="0" w:line="240" w:lineRule="auto"/>
+      </w:pPr>
+      <w:r>
+        <w:continuationSeparator/>
+      </w:r>
+    </w:p>
+  </w:footnote>
+</w:footnotes>
+</file>
+
+<file path=word/numbering.xml><?xml version="1.0" encoding="utf-8"?>
+<w:numbering xmlns:wpc="http://schemas.microsoft.com/office/word/2010/wordprocessingCanvas" xmlns:cx="http://schemas.microsoft.com/office/drawing/2014/chartex" xmlns:cx1="http://schemas.microsoft.com/office/drawing/2015/9/8/chartex" xmlns:cx2="http://schemas.microsoft.com/office/drawing/2015/10/21/chartex" xmlns:cx3="http://schemas.microsoft.com/office/drawing/2016/5/9/chartex" xmlns:cx4="http://schemas.microsoft.com/office/drawing/2016/5/10/chartex" xmlns:cx5="http://schemas.microsoft.com/office/drawing/2016/5/11/chartex" xmlns:cx6="http://schemas.microsoft.com/office/drawing/2016/5/12/chartex" xmlns:cx7="http://schemas.microsoft.com/office/drawing/2016/5/13/chartex" xmlns:cx8="http://schemas.microsoft.com/office/drawing/2016/5/14/chartex" xmlns:mc="http://schemas.openxmlformats.org/markup-compatibility/2006" xmlns:aink="http://schemas.microsoft.com/office/drawing/2016/ink" xmlns:am3d="http://schemas.microsoft.com/office/drawing/2017/model3d" xmlns:o="urn:schemas-microsoft-com:office:office" xmlns:oel="http://schemas.microsoft.com/office/2019/extlst" xmlns:r="http://schemas.openxmlformats.org/officeDocument/2006/relationships" xmlns:m="http://schemas.openxmlformats.org/officeDocument/2006/math" xmlns:v="urn:schemas-microsoft-com:vml" xmlns:wp14="http://schemas.microsoft.com/office/word/2010/wordprocessingDrawing" xmlns:wp="http://schemas.openxmlformats.org/drawingml/2006/wordprocessingDrawing" xmlns:w10="urn:schemas-microsoft-com:office:word" xmlns:w="http://schemas.openxmlformats.org/wordprocessingml/2006/main" xmlns:w14="http://schemas.microsoft.com/office/word/2010/wordml" xmlns:w15="http://schemas.microsoft.com/office/word/2012/wordml" xmlns:w16cex="http://schemas.microsoft.com/office/word/2018/wordml/cex" xmlns:w16cid="http://schemas.microsoft.com/office/word/2016/wordml/cid" xmlns:w16="http://schemas.microsoft.com/office/word/2018/wordml" xmlns:w16du="http://schemas.microsoft.com/office/word/2023/wordml/word16du" xmlns:w16sdtdh="http://schemas.microsoft.com/office/word/2020/wordml/sdtdatahash" xmlns:w16sdtfl="http://schemas.microsoft.com/office/word/2024/wordml/sdtformatlock" xmlns:w16se="http://schemas.microsoft.com/office/word/2015/wordml/symex" xmlns:wpg="http://schemas.microsoft.com/office/word/2010/wordprocessingGroup" xmlns:wpi="http://schemas.microsoft.com/office/word/2010/wordprocessingInk" xmlns:wne="http://schemas.microsoft.com/office/word/2006/wordml" xmlns:wps="http://schemas.microsoft.com/office/word/2010/wordprocessingShape" mc:Ignorable="w14 w15 w16se w16cid w16 w16cex w16sdtdh w16sdtfl w16du wp14">
+  <w:abstractNum w:abstractNumId="0" w15:restartNumberingAfterBreak="0">
+    <w:nsid w:val="02BF1B03"/>
+    <w:multiLevelType w:val="hybridMultilevel"/>
+    <w:tmpl w:val="E468FCD0"/>
+    <w:lvl w:ilvl="0" w:tplc="0C090001">
+      <w:start w:val="1"/>
+      <w:numFmt w:val="bullet"/>
+      <w:lvlText w:val=""/>
+      <w:lvlJc w:val="left"/>
+      <w:pPr>
+        <w:ind w:left="720" w:hanging="360"/>
+      </w:pPr>
+      <w:rPr>
+        <w:rFonts w:ascii="Symbol" w:hAnsi="Symbol" w:hint="default"/>
+      </w:rPr>
+    </w:lvl>
+    <w:lvl w:ilvl="1" w:tplc="0C090003" w:tentative="1">
+      <w:start w:val="1"/>
+      <w:numFmt w:val="bullet"/>
+      <w:lvlText w:val="o"/>
+      <w:lvlJc w:val="left"/>
+      <w:pPr>
+        <w:ind w:left="1440" w:hanging="360"/>
+      </w:pPr>
+      <w:rPr>
+        <w:rFonts w:ascii="Courier New" w:hAnsi="Courier New" w:cs="Courier New" w:hint="default"/>
+      </w:rPr>
+    </w:lvl>
+    <w:lvl w:ilvl="2" w:tplc="0C090005" w:tentative="1">
+      <w:start w:val="1"/>
+      <w:numFmt w:val="bullet"/>
+      <w:lvlText w:val=""/>
+      <w:lvlJc w:val="left"/>
+      <w:pPr>
+        <w:ind w:left="2160" w:hanging="360"/>
+      </w:pPr>
+      <w:rPr>
+        <w:rFonts w:ascii="Wingdings" w:hAnsi="Wingdings" w:hint="default"/>
+      </w:rPr>
+    </w:lvl>
+    <w:lvl w:ilvl="3" w:tplc="0C090001" w:tentative="1">
+      <w:start w:val="1"/>
+      <w:numFmt w:val="bullet"/>
+      <w:lvlText w:val=""/>
+      <w:lvlJc w:val="left"/>
+      <w:pPr>
+        <w:ind w:left="2880" w:hanging="360"/>
+      </w:pPr>
+      <w:rPr>
+        <w:rFonts w:ascii="Symbol" w:hAnsi="Symbol" w:hint="default"/>
+      </w:rPr>
+    </w:lvl>
+    <w:lvl w:ilvl="4" w:tplc="0C090003" w:tentative="1">
+      <w:start w:val="1"/>
+      <w:numFmt w:val="bullet"/>
+      <w:lvlText w:val="o"/>
+      <w:lvlJc w:val="left"/>
+      <w:pPr>
+        <w:ind w:left="3600" w:hanging="360"/>
+      </w:pPr>
+      <w:rPr>
+        <w:rFonts w:ascii="Courier New" w:hAnsi="Courier New" w:cs="Courier New" w:hint="default"/>
+      </w:rPr>
+    </w:lvl>
+    <w:lvl w:ilvl="5" w:tplc="0C090005" w:tentative="1">
+      <w:start w:val="1"/>
+      <w:numFmt w:val="bullet"/>
+      <w:lvlText w:val=""/>
+      <w:lvlJc w:val="left"/>
+      <w:pPr>
+        <w:ind w:left="4320" w:hanging="360"/>
+      </w:pPr>
+      <w:rPr>
+        <w:rFonts w:ascii="Wingdings" w:hAnsi="Wingdings" w:hint="default"/>
+      </w:rPr>
+    </w:lvl>
+    <w:lvl w:ilvl="6" w:tplc="0C090001" w:tentative="1">
+      <w:start w:val="1"/>
+      <w:numFmt w:val="bullet"/>
+      <w:lvlText w:val=""/>
+      <w:lvlJc w:val="left"/>
+      <w:pPr>
+        <w:ind w:left="5040" w:hanging="360"/>
+      </w:pPr>
+      <w:rPr>
+        <w:rFonts w:ascii="Symbol" w:hAnsi="Symbol" w:hint="default"/>
+      </w:rPr>
+    </w:lvl>
+    <w:lvl w:ilvl="7" w:tplc="0C090003" w:tentative="1">
+      <w:start w:val="1"/>
+      <w:numFmt w:val="bullet"/>
+      <w:lvlText w:val="o"/>
+      <w:lvlJc w:val="left"/>
+      <w:pPr>
+        <w:ind w:left="5760" w:hanging="360"/>
+      </w:pPr>
+      <w:rPr>
+        <w:rFonts w:ascii="Courier New" w:hAnsi="Courier New" w:cs="Courier New" w:hint="default"/>
+      </w:rPr>
+    </w:lvl>
+    <w:lvl w:ilvl="8" w:tplc="0C090005" w:tentative="1">
+      <w:start w:val="1"/>
+      <w:numFmt w:val="bullet"/>
+      <w:lvlText w:val=""/>
+      <w:lvlJc w:val="left"/>
+      <w:pPr>
+        <w:ind w:left="6480" w:hanging="360"/>
+      </w:pPr>
+      <w:rPr>
+        <w:rFonts w:ascii="Wingdings" w:hAnsi="Wingdings" w:hint="default"/>
+      </w:rPr>
+    </w:lvl>
+  </w:abstractNum>
+  <w:abstractNum w:abstractNumId="1" w15:restartNumberingAfterBreak="0">
+    <w:nsid w:val="0EB31170"/>
+    <w:multiLevelType w:val="hybridMultilevel"/>
+    <w:tmpl w:val="41BA07B4"/>
+    <w:lvl w:ilvl="0" w:tplc="0C090001">
+      <w:start w:val="1"/>
+      <w:numFmt w:val="bullet"/>
+      <w:lvlText w:val=""/>
+      <w:lvlJc w:val="left"/>
+      <w:pPr>
+        <w:ind w:left="720" w:hanging="360"/>
+      </w:pPr>
+      <w:rPr>
+        <w:rFonts w:ascii="Symbol" w:hAnsi="Symbol" w:hint="default"/>
+      </w:rPr>
+    </w:lvl>
+    <w:lvl w:ilvl="1" w:tplc="0C090003" w:tentative="1">
+      <w:start w:val="1"/>
+      <w:numFmt w:val="bullet"/>
+      <w:lvlText w:val="o"/>
+      <w:lvlJc w:val="left"/>
+      <w:pPr>
+        <w:ind w:left="1440" w:hanging="360"/>
+      </w:pPr>
+      <w:rPr>
+        <w:rFonts w:ascii="Courier New" w:hAnsi="Courier New" w:cs="Courier New" w:hint="default"/>
+      </w:rPr>
+    </w:lvl>
+    <w:lvl w:ilvl="2" w:tplc="0C090005" w:tentative="1">
+      <w:start w:val="1"/>
+      <w:numFmt w:val="bullet"/>
+      <w:lvlText w:val=""/>
+      <w:lvlJc w:val="left"/>
+      <w:pPr>
+        <w:ind w:left="2160" w:hanging="360"/>
+      </w:pPr>
+      <w:rPr>
+        <w:rFonts w:ascii="Wingdings" w:hAnsi="Wingdings" w:hint="default"/>
+      </w:rPr>
+    </w:lvl>
+    <w:lvl w:ilvl="3" w:tplc="0C090001" w:tentative="1">
+      <w:start w:val="1"/>
+      <w:numFmt w:val="bullet"/>
+      <w:lvlText w:val=""/>
+      <w:lvlJc w:val="left"/>
+      <w:pPr>
+        <w:ind w:left="2880" w:hanging="360"/>
+      </w:pPr>
+      <w:rPr>
+        <w:rFonts w:ascii="Symbol" w:hAnsi="Symbol" w:hint="default"/>
+      </w:rPr>
+    </w:lvl>
+    <w:lvl w:ilvl="4" w:tplc="0C090003" w:tentative="1">
+      <w:start w:val="1"/>
+      <w:numFmt w:val="bullet"/>
+      <w:lvlText w:val="o"/>
+      <w:lvlJc w:val="left"/>
+      <w:pPr>
+        <w:ind w:left="3600" w:hanging="360"/>
+      </w:pPr>
+      <w:rPr>
+        <w:rFonts w:ascii="Courier New" w:hAnsi="Courier New" w:cs="Courier New" w:hint="default"/>
+      </w:rPr>
+    </w:lvl>
+    <w:lvl w:ilvl="5" w:tplc="0C090005" w:tentative="1">
+      <w:start w:val="1"/>
+      <w:numFmt w:val="bullet"/>
+      <w:lvlText w:val=""/>
+      <w:lvlJc w:val="left"/>
+      <w:pPr>
+        <w:ind w:left="4320" w:hanging="360"/>
+      </w:pPr>
+      <w:rPr>
+        <w:rFonts w:ascii="Wingdings" w:hAnsi="Wingdings" w:hint="default"/>
+      </w:rPr>
+    </w:lvl>
+    <w:lvl w:ilvl="6" w:tplc="0C090001" w:tentative="1">
+      <w:start w:val="1"/>
+      <w:numFmt w:val="bullet"/>
+      <w:lvlText w:val=""/>
+      <w:lvlJc w:val="left"/>
+      <w:pPr>
+        <w:ind w:left="5040" w:hanging="360"/>
+      </w:pPr>
+      <w:rPr>
+        <w:rFonts w:ascii="Symbol" w:hAnsi="Symbol" w:hint="default"/>
+      </w:rPr>
+    </w:lvl>
+    <w:lvl w:ilvl="7" w:tplc="0C090003" w:tentative="1">
+      <w:start w:val="1"/>
+      <w:numFmt w:val="bullet"/>
+      <w:lvlText w:val="o"/>
+      <w:lvlJc w:val="left"/>
+      <w:pPr>
+        <w:ind w:left="5760" w:hanging="360"/>
+      </w:pPr>
+      <w:rPr>
+        <w:rFonts w:ascii="Courier New" w:hAnsi="Courier New" w:cs="Courier New" w:hint="default"/>
+      </w:rPr>
+    </w:lvl>
+    <w:lvl w:ilvl="8" w:tplc="0C090005" w:tentative="1">
+      <w:start w:val="1"/>
+      <w:numFmt w:val="bullet"/>
+      <w:lvlText w:val=""/>
+      <w:lvlJc w:val="left"/>
+      <w:pPr>
+        <w:ind w:left="6480" w:hanging="360"/>
+      </w:pPr>
+      <w:rPr>
+        <w:rFonts w:ascii="Wingdings" w:hAnsi="Wingdings" w:hint="default"/>
+      </w:rPr>
+    </w:lvl>
+  </w:abstractNum>
+  <w:abstractNum w:abstractNumId="2" w15:restartNumberingAfterBreak="0">
+    <w:nsid w:val="2DAB2986"/>
+    <w:multiLevelType w:val="hybridMultilevel"/>
+    <w:tmpl w:val="8E723220"/>
+    <w:lvl w:ilvl="0" w:tplc="0C090001">
+      <w:start w:val="1"/>
+      <w:numFmt w:val="bullet"/>
+      <w:lvlText w:val=""/>
+      <w:lvlJc w:val="left"/>
+      <w:pPr>
+        <w:ind w:left="720" w:hanging="360"/>
+      </w:pPr>
+      <w:rPr>
+        <w:rFonts w:ascii="Symbol" w:hAnsi="Symbol" w:hint="default"/>
+      </w:rPr>
+    </w:lvl>
+    <w:lvl w:ilvl="1" w:tplc="0C090003" w:tentative="1">
+      <w:start w:val="1"/>
+      <w:numFmt w:val="bullet"/>
+      <w:lvlText w:val="o"/>
+      <w:lvlJc w:val="left"/>
+      <w:pPr>
+        <w:ind w:left="1440" w:hanging="360"/>
+      </w:pPr>
+      <w:rPr>
+        <w:rFonts w:ascii="Courier New" w:hAnsi="Courier New" w:cs="Courier New" w:hint="default"/>
+      </w:rPr>
+    </w:lvl>
+    <w:lvl w:ilvl="2" w:tplc="0C090005" w:tentative="1">
+      <w:start w:val="1"/>
+      <w:numFmt w:val="bullet"/>
+      <w:lvlText w:val=""/>
+      <w:lvlJc w:val="left"/>
+      <w:pPr>
+        <w:ind w:left="2160" w:hanging="360"/>
+      </w:pPr>
+      <w:rPr>
+        <w:rFonts w:ascii="Wingdings" w:hAnsi="Wingdings" w:hint="default"/>
+      </w:rPr>
+    </w:lvl>
+    <w:lvl w:ilvl="3" w:tplc="0C090001" w:tentative="1">
+      <w:start w:val="1"/>
+      <w:numFmt w:val="bullet"/>
+      <w:lvlText w:val=""/>
+      <w:lvlJc w:val="left"/>
+      <w:pPr>
+        <w:ind w:left="2880" w:hanging="360"/>
+      </w:pPr>
+      <w:rPr>
+        <w:rFonts w:ascii="Symbol" w:hAnsi="Symbol" w:hint="default"/>
+      </w:rPr>
+    </w:lvl>
+    <w:lvl w:ilvl="4" w:tplc="0C090003" w:tentative="1">
+      <w:start w:val="1"/>
+      <w:numFmt w:val="bullet"/>
+      <w:lvlText w:val="o"/>
+      <w:lvlJc w:val="left"/>
+      <w:pPr>
+        <w:ind w:left="3600" w:hanging="360"/>
+      </w:pPr>
+      <w:rPr>
+        <w:rFonts w:ascii="Courier New" w:hAnsi="Courier New" w:cs="Courier New" w:hint="default"/>
+      </w:rPr>
+    </w:lvl>
+    <w:lvl w:ilvl="5" w:tplc="0C090005" w:tentative="1">
+      <w:start w:val="1"/>
+      <w:numFmt w:val="bullet"/>
+      <w:lvlText w:val=""/>
+      <w:lvlJc w:val="left"/>
+      <w:pPr>
+        <w:ind w:left="4320" w:hanging="360"/>
+      </w:pPr>
+      <w:rPr>
+        <w:rFonts w:ascii="Wingdings" w:hAnsi="Wingdings" w:hint="default"/>
+      </w:rPr>
+    </w:lvl>
+    <w:lvl w:ilvl="6" w:tplc="0C090001" w:tentative="1">
+      <w:start w:val="1"/>
+      <w:numFmt w:val="bullet"/>
+      <w:lvlText w:val=""/>
+      <w:lvlJc w:val="left"/>
+      <w:pPr>
+        <w:ind w:left="5040" w:hanging="360"/>
+      </w:pPr>
+      <w:rPr>
+        <w:rFonts w:ascii="Symbol" w:hAnsi="Symbol" w:hint="default"/>
+      </w:rPr>
+    </w:lvl>
+    <w:lvl w:ilvl="7" w:tplc="0C090003" w:tentative="1">
+      <w:start w:val="1"/>
+      <w:numFmt w:val="bullet"/>
+      <w:lvlText w:val="o"/>
+      <w:lvlJc w:val="left"/>
+      <w:pPr>
+        <w:ind w:left="5760" w:hanging="360"/>
+      </w:pPr>
+      <w:rPr>
+        <w:rFonts w:ascii="Courier New" w:hAnsi="Courier New" w:cs="Courier New" w:hint="default"/>
+      </w:rPr>
+    </w:lvl>
+    <w:lvl w:ilvl="8" w:tplc="0C090005" w:tentative="1">
+      <w:start w:val="1"/>
+      <w:numFmt w:val="bullet"/>
+      <w:lvlText w:val=""/>
+      <w:lvlJc w:val="left"/>
+      <w:pPr>
+        <w:ind w:left="6480" w:hanging="360"/>
+      </w:pPr>
+      <w:rPr>
+        <w:rFonts w:ascii="Wingdings" w:hAnsi="Wingdings" w:hint="default"/>
+      </w:rPr>
+    </w:lvl>
+  </w:abstractNum>
+  <w:abstractNum w:abstractNumId="3" w15:restartNumberingAfterBreak="0">
+    <w:nsid w:val="515B4E6E"/>
+    <w:multiLevelType w:val="hybridMultilevel"/>
+    <w:tmpl w:val="31FE2B1A"/>
+    <w:lvl w:ilvl="0" w:tplc="0C090001">
+      <w:start w:val="1"/>
+      <w:numFmt w:val="bullet"/>
+      <w:lvlText w:val=""/>
+      <w:lvlJc w:val="left"/>
+      <w:pPr>
+        <w:ind w:left="1440" w:hanging="360"/>
+      </w:pPr>
+      <w:rPr>
+        <w:rFonts w:ascii="Symbol" w:hAnsi="Symbol" w:hint="default"/>
+      </w:rPr>
+    </w:lvl>
+    <w:lvl w:ilvl="1" w:tplc="0C090003" w:tentative="1">
+      <w:start w:val="1"/>
+      <w:numFmt w:val="bullet"/>
+      <w:lvlText w:val="o"/>
+      <w:lvlJc w:val="left"/>
+      <w:pPr>
+        <w:ind w:left="2160" w:hanging="360"/>
+      </w:pPr>
+      <w:rPr>
+        <w:rFonts w:ascii="Courier New" w:hAnsi="Courier New" w:cs="Courier New" w:hint="default"/>
+      </w:rPr>
+    </w:lvl>
+    <w:lvl w:ilvl="2" w:tplc="0C090005" w:tentative="1">
+      <w:start w:val="1"/>
+      <w:numFmt w:val="bullet"/>
+      <w:lvlText w:val=""/>
+      <w:lvlJc w:val="left"/>
+      <w:pPr>
+        <w:ind w:left="2880" w:hanging="360"/>
+      </w:pPr>
+      <w:rPr>
+        <w:rFonts w:ascii="Wingdings" w:hAnsi="Wingdings" w:hint="default"/>
+      </w:rPr>
+    </w:lvl>
+    <w:lvl w:ilvl="3" w:tplc="0C090001" w:tentative="1">
+      <w:start w:val="1"/>
+      <w:numFmt w:val="bullet"/>
+      <w:lvlText w:val=""/>
+      <w:lvlJc w:val="left"/>
+      <w:pPr>
+        <w:ind w:left="3600" w:hanging="360"/>
+      </w:pPr>
+      <w:rPr>
+        <w:rFonts w:ascii="Symbol" w:hAnsi="Symbol" w:hint="default"/>
+      </w:rPr>
+    </w:lvl>
+    <w:lvl w:ilvl="4" w:tplc="0C090003" w:tentative="1">
+      <w:start w:val="1"/>
+      <w:numFmt w:val="bullet"/>
+      <w:lvlText w:val="o"/>
+      <w:lvlJc w:val="left"/>
+      <w:pPr>
+        <w:ind w:left="4320" w:hanging="360"/>
+      </w:pPr>
+      <w:rPr>
+        <w:rFonts w:ascii="Courier New" w:hAnsi="Courier New" w:cs="Courier New" w:hint="default"/>
+      </w:rPr>
+    </w:lvl>
+    <w:lvl w:ilvl="5" w:tplc="0C090005" w:tentative="1">
+      <w:start w:val="1"/>
+      <w:numFmt w:val="bullet"/>
+      <w:lvlText w:val=""/>
+      <w:lvlJc w:val="left"/>
+      <w:pPr>
+        <w:ind w:left="5040" w:hanging="360"/>
+      </w:pPr>
+      <w:rPr>
+        <w:rFonts w:ascii="Wingdings" w:hAnsi="Wingdings" w:hint="default"/>
+      </w:rPr>
+    </w:lvl>
+    <w:lvl w:ilvl="6" w:tplc="0C090001" w:tentative="1">
+      <w:start w:val="1"/>
+      <w:numFmt w:val="bullet"/>
+      <w:lvlText w:val=""/>
+      <w:lvlJc w:val="left"/>
+      <w:pPr>
+        <w:ind w:left="5760" w:hanging="360"/>
+      </w:pPr>
+      <w:rPr>
+        <w:rFonts w:ascii="Symbol" w:hAnsi="Symbol" w:hint="default"/>
+      </w:rPr>
+    </w:lvl>
+    <w:lvl w:ilvl="7" w:tplc="0C090003" w:tentative="1">
+      <w:start w:val="1"/>
+      <w:numFmt w:val="bullet"/>
+      <w:lvlText w:val="o"/>
+      <w:lvlJc w:val="left"/>
+      <w:pPr>
+        <w:ind w:left="6480" w:hanging="360"/>
+      </w:pPr>
+      <w:rPr>
+        <w:rFonts w:ascii="Courier New" w:hAnsi="Courier New" w:cs="Courier New" w:hint="default"/>
+      </w:rPr>
+    </w:lvl>
+    <w:lvl w:ilvl="8" w:tplc="0C090005" w:tentative="1">
+      <w:start w:val="1"/>
+      <w:numFmt w:val="bullet"/>
+      <w:lvlText w:val=""/>
+      <w:lvlJc w:val="left"/>
+      <w:pPr>
+        <w:ind w:left="7200" w:hanging="360"/>
+      </w:pPr>
+      <w:rPr>
+        <w:rFonts w:ascii="Wingdings" w:hAnsi="Wingdings" w:hint="default"/>
+      </w:rPr>
+    </w:lvl>
+  </w:abstractNum>
+  <w:num w:numId="1" w16cid:durableId="666523344">
+    <w:abstractNumId w:val="2"/>
+  </w:num>
+  <w:num w:numId="2" w16cid:durableId="823858086">
+    <w:abstractNumId w:val="0"/>
+  </w:num>
+  <w:num w:numId="3" w16cid:durableId="1888489511">
+    <w:abstractNumId w:val="3"/>
+  </w:num>
+  <w:num w:numId="4" w16cid:durableId="1818112370">
+    <w:abstractNumId w:val="1"/>
+  </w:num>
+</w:numbering>
 </file>
 
 <file path=word/styles.xml><?xml version="1.0" encoding="utf-8"?>
@@ -1062,7 +3211,6 @@
     <w:next w:val="Normal"/>
     <w:link w:val="Heading2Char"/>
     <w:uiPriority w:val="9"/>
-    <w:semiHidden/>
     <w:unhideWhenUsed/>
     <w:qFormat/>
     <w:rsid w:val="002623AE"/>
@@ -1267,7 +3415,6 @@
   <w:style w:type="character" w:default="1" w:styleId="DefaultParagraphFont">
     <w:name w:val="Default Paragraph Font"/>
     <w:uiPriority w:val="1"/>
-    <w:semiHidden/>
     <w:unhideWhenUsed/>
   </w:style>
   <w:style w:type="table" w:default="1" w:styleId="TableNormal">
@@ -1309,7 +3456,6 @@
     <w:basedOn w:val="DefaultParagraphFont"/>
     <w:link w:val="Heading2"/>
     <w:uiPriority w:val="9"/>
-    <w:semiHidden/>
     <w:rsid w:val="002623AE"/>
     <w:rPr>
       <w:rFonts w:asciiTheme="majorHAnsi" w:eastAsiaTheme="majorEastAsia" w:hAnsiTheme="majorHAnsi" w:cstheme="majorBidi"/>
@@ -1603,6 +3749,87 @@
       <w:smallCaps/>
       <w:color w:val="0F4761" w:themeColor="accent1" w:themeShade="BF"/>
       <w:spacing w:val="5"/>
+    </w:rPr>
+  </w:style>
+  <w:style w:type="paragraph" w:styleId="Header">
+    <w:name w:val="header"/>
+    <w:basedOn w:val="Normal"/>
+    <w:link w:val="HeaderChar"/>
+    <w:uiPriority w:val="99"/>
+    <w:unhideWhenUsed/>
+    <w:rsid w:val="004C2D97"/>
+    <w:pPr>
+      <w:tabs>
+        <w:tab w:val="center" w:pos="4513"/>
+        <w:tab w:val="right" w:pos="9026"/>
+      </w:tabs>
+      <w:spacing w:after="0" w:line="240" w:lineRule="auto"/>
+    </w:pPr>
+  </w:style>
+  <w:style w:type="character" w:customStyle="1" w:styleId="HeaderChar">
+    <w:name w:val="Header Char"/>
+    <w:basedOn w:val="DefaultParagraphFont"/>
+    <w:link w:val="Header"/>
+    <w:uiPriority w:val="99"/>
+    <w:rsid w:val="004C2D97"/>
+    <w:rPr>
+      <w:rFonts w:ascii="Aptos" w:eastAsiaTheme="minorEastAsia" w:hAnsi="Aptos"/>
+      <w:kern w:val="0"/>
+      <w:sz w:val="21"/>
+      <w:lang w:val="en-US"/>
+      <w14:ligatures w14:val="none"/>
+    </w:rPr>
+  </w:style>
+  <w:style w:type="paragraph" w:styleId="Footer">
+    <w:name w:val="footer"/>
+    <w:basedOn w:val="Normal"/>
+    <w:link w:val="FooterChar"/>
+    <w:uiPriority w:val="99"/>
+    <w:unhideWhenUsed/>
+    <w:rsid w:val="004C2D97"/>
+    <w:pPr>
+      <w:tabs>
+        <w:tab w:val="center" w:pos="4513"/>
+        <w:tab w:val="right" w:pos="9026"/>
+      </w:tabs>
+      <w:spacing w:after="0" w:line="240" w:lineRule="auto"/>
+    </w:pPr>
+  </w:style>
+  <w:style w:type="character" w:customStyle="1" w:styleId="FooterChar">
+    <w:name w:val="Footer Char"/>
+    <w:basedOn w:val="DefaultParagraphFont"/>
+    <w:link w:val="Footer"/>
+    <w:uiPriority w:val="99"/>
+    <w:rsid w:val="004C2D97"/>
+    <w:rPr>
+      <w:rFonts w:ascii="Aptos" w:eastAsiaTheme="minorEastAsia" w:hAnsi="Aptos"/>
+      <w:kern w:val="0"/>
+      <w:sz w:val="21"/>
+      <w:lang w:val="en-US"/>
+      <w14:ligatures w14:val="none"/>
+    </w:rPr>
+  </w:style>
+  <w:style w:type="character" w:styleId="Hyperlink">
+    <w:name w:val="Hyperlink"/>
+    <w:basedOn w:val="DefaultParagraphFont"/>
+    <w:uiPriority w:val="99"/>
+    <w:unhideWhenUsed/>
+    <w:rsid w:val="00A33400"/>
+    <w:rPr>
+      <w:color w:val="467886" w:themeColor="hyperlink"/>
+      <w:u w:val="single"/>
+    </w:rPr>
+  </w:style>
+  <w:style w:type="character" w:styleId="UnresolvedMention">
+    <w:name w:val="Unresolved Mention"/>
+    <w:basedOn w:val="DefaultParagraphFont"/>
+    <w:uiPriority w:val="99"/>
+    <w:semiHidden/>
+    <w:unhideWhenUsed/>
+    <w:rsid w:val="00A33400"/>
+    <w:rPr>
+      <w:color w:val="605E5C"/>
+      <w:shd w:val="clear" w:color="auto" w:fill="E1DFDD"/>
     </w:rPr>
   </w:style>
 </w:styles>

--- a/Reflection_Stage1.docx
+++ b/Reflection_Stage1.docx
@@ -612,107 +612,161 @@
     <w:p>
       <w:pPr>
         <w:rPr>
-          <w:lang w:val="en-AU"/>
-        </w:rPr>
-      </w:pPr>
-      <w:r>
-        <w:rPr>
+          <w:rFonts w:ascii="Times New Roman" w:hAnsi="Times New Roman" w:cs="Times New Roman"/>
+          <w:sz w:val="24"/>
+          <w:szCs w:val="24"/>
+          <w:lang w:val="en-AU"/>
+        </w:rPr>
+      </w:pPr>
+      <w:r>
+        <w:rPr>
+          <w:rFonts w:ascii="Times New Roman" w:hAnsi="Times New Roman" w:cs="Times New Roman"/>
+          <w:sz w:val="24"/>
+          <w:szCs w:val="24"/>
           <w:lang w:val="en-AU"/>
         </w:rPr>
         <w:t xml:space="preserve">Group 5 we planned the project according to the assessment structure which divides the project into two </w:t>
       </w:r>
       <w:r>
         <w:rPr>
+          <w:rFonts w:ascii="Times New Roman" w:hAnsi="Times New Roman" w:cs="Times New Roman"/>
+          <w:sz w:val="24"/>
+          <w:szCs w:val="24"/>
           <w:lang w:val="en-AU"/>
         </w:rPr>
         <w:t xml:space="preserve">stages 1 and 2. This approach is well aligned with waterfall methodology. </w:t>
       </w:r>
       <w:r>
         <w:rPr>
+          <w:rFonts w:ascii="Times New Roman" w:hAnsi="Times New Roman" w:cs="Times New Roman"/>
+          <w:sz w:val="24"/>
+          <w:szCs w:val="24"/>
           <w:lang w:val="en-AU"/>
         </w:rPr>
         <w:t xml:space="preserve">In stage 1 we will be focusing on requirement gathering, </w:t>
       </w:r>
       <w:r>
         <w:rPr>
+          <w:rFonts w:ascii="Times New Roman" w:hAnsi="Times New Roman" w:cs="Times New Roman"/>
+          <w:sz w:val="24"/>
+          <w:szCs w:val="24"/>
           <w:lang w:val="en-AU"/>
         </w:rPr>
         <w:t>analysis and design of the test harness</w:t>
       </w:r>
       <w:r>
         <w:rPr>
+          <w:rFonts w:ascii="Times New Roman" w:hAnsi="Times New Roman" w:cs="Times New Roman"/>
+          <w:sz w:val="24"/>
+          <w:szCs w:val="24"/>
           <w:lang w:val="en-AU"/>
         </w:rPr>
         <w:t xml:space="preserve"> environment </w:t>
       </w:r>
       <w:r>
         <w:rPr>
+          <w:rFonts w:ascii="Times New Roman" w:hAnsi="Times New Roman" w:cs="Times New Roman"/>
+          <w:sz w:val="24"/>
+          <w:szCs w:val="24"/>
           <w:lang w:val="en-AU"/>
         </w:rPr>
         <w:t>and data</w:t>
       </w:r>
       <w:r>
         <w:rPr>
+          <w:rFonts w:ascii="Times New Roman" w:hAnsi="Times New Roman" w:cs="Times New Roman"/>
+          <w:sz w:val="24"/>
+          <w:szCs w:val="24"/>
           <w:lang w:val="en-AU"/>
         </w:rPr>
         <w:t>.</w:t>
       </w:r>
       <w:r>
         <w:rPr>
+          <w:rFonts w:ascii="Times New Roman" w:hAnsi="Times New Roman" w:cs="Times New Roman"/>
+          <w:sz w:val="24"/>
+          <w:szCs w:val="24"/>
           <w:lang w:val="en-AU"/>
         </w:rPr>
         <w:t xml:space="preserve"> Planning was initiated through review of the project brief</w:t>
       </w:r>
       <w:r>
         <w:rPr>
+          <w:rFonts w:ascii="Times New Roman" w:hAnsi="Times New Roman" w:cs="Times New Roman"/>
+          <w:sz w:val="24"/>
+          <w:szCs w:val="24"/>
           <w:lang w:val="en-AU"/>
         </w:rPr>
         <w:t xml:space="preserve"> to help the team understand the project objectives, scope</w:t>
       </w:r>
       <w:r>
         <w:rPr>
+          <w:rFonts w:ascii="Times New Roman" w:hAnsi="Times New Roman" w:cs="Times New Roman"/>
+          <w:sz w:val="24"/>
+          <w:szCs w:val="24"/>
           <w:lang w:val="en-AU"/>
         </w:rPr>
         <w:t>, deliverables and final product.</w:t>
       </w:r>
       <w:r>
         <w:rPr>
+          <w:rFonts w:ascii="Times New Roman" w:hAnsi="Times New Roman" w:cs="Times New Roman"/>
+          <w:sz w:val="24"/>
+          <w:szCs w:val="24"/>
           <w:lang w:val="en-AU"/>
         </w:rPr>
         <w:t xml:space="preserve"> This was followed</w:t>
       </w:r>
       <w:r>
         <w:rPr>
+          <w:rFonts w:ascii="Times New Roman" w:hAnsi="Times New Roman" w:cs="Times New Roman"/>
+          <w:sz w:val="24"/>
+          <w:szCs w:val="24"/>
           <w:lang w:val="en-AU"/>
         </w:rPr>
         <w:t xml:space="preserve"> by doing background research on FAZ Australia business model, formal client meeting </w:t>
       </w:r>
       <w:r>
         <w:rPr>
+          <w:rFonts w:ascii="Times New Roman" w:hAnsi="Times New Roman" w:cs="Times New Roman"/>
+          <w:sz w:val="24"/>
+          <w:szCs w:val="24"/>
           <w:lang w:val="en-AU"/>
         </w:rPr>
         <w:t xml:space="preserve">and brainstorming session with the </w:t>
       </w:r>
       <w:r>
         <w:rPr>
+          <w:rFonts w:ascii="Times New Roman" w:hAnsi="Times New Roman" w:cs="Times New Roman"/>
+          <w:sz w:val="24"/>
+          <w:szCs w:val="24"/>
           <w:lang w:val="en-AU"/>
         </w:rPr>
         <w:t>supervisor</w:t>
       </w:r>
       <w:r>
         <w:rPr>
+          <w:rFonts w:ascii="Times New Roman" w:hAnsi="Times New Roman" w:cs="Times New Roman"/>
+          <w:sz w:val="24"/>
+          <w:szCs w:val="24"/>
           <w:lang w:val="en-AU"/>
         </w:rPr>
         <w:t xml:space="preserve"> </w:t>
       </w:r>
       <w:r>
         <w:rPr>
+          <w:rFonts w:ascii="Times New Roman" w:hAnsi="Times New Roman" w:cs="Times New Roman"/>
+          <w:sz w:val="24"/>
+          <w:szCs w:val="24"/>
           <w:lang w:val="en-AU"/>
         </w:rPr>
         <w:t>to translate the brief into a product roadmap.</w:t>
       </w:r>
       <w:r>
         <w:rPr>
+          <w:rFonts w:ascii="Times New Roman" w:hAnsi="Times New Roman" w:cs="Times New Roman"/>
+          <w:sz w:val="24"/>
+          <w:szCs w:val="24"/>
           <w:lang w:val="en-AU"/>
         </w:rPr>
         <w:t xml:space="preserve"> </w:t>
@@ -721,59 +775,89 @@
     <w:p>
       <w:pPr>
         <w:rPr>
-          <w:lang w:val="en-AU"/>
-        </w:rPr>
-      </w:pPr>
-      <w:r>
-        <w:rPr>
+          <w:rFonts w:ascii="Times New Roman" w:hAnsi="Times New Roman" w:cs="Times New Roman"/>
+          <w:sz w:val="24"/>
+          <w:szCs w:val="24"/>
+          <w:lang w:val="en-AU"/>
+        </w:rPr>
+      </w:pPr>
+      <w:r>
+        <w:rPr>
+          <w:rFonts w:ascii="Times New Roman" w:hAnsi="Times New Roman" w:cs="Times New Roman"/>
+          <w:sz w:val="24"/>
+          <w:szCs w:val="24"/>
           <w:lang w:val="en-AU"/>
         </w:rPr>
         <w:t>We then created our project roadmap divided into 1</w:t>
       </w:r>
       <w:r>
         <w:rPr>
+          <w:rFonts w:ascii="Times New Roman" w:hAnsi="Times New Roman" w:cs="Times New Roman"/>
+          <w:sz w:val="24"/>
+          <w:szCs w:val="24"/>
           <w:lang w:val="en-AU"/>
         </w:rPr>
         <w:t>2</w:t>
       </w:r>
       <w:r>
         <w:rPr>
+          <w:rFonts w:ascii="Times New Roman" w:hAnsi="Times New Roman" w:cs="Times New Roman"/>
+          <w:sz w:val="24"/>
+          <w:szCs w:val="24"/>
           <w:lang w:val="en-AU"/>
         </w:rPr>
         <w:t xml:space="preserve"> weeks </w:t>
       </w:r>
       <w:r>
         <w:rPr>
+          <w:rFonts w:ascii="Times New Roman" w:hAnsi="Times New Roman" w:cs="Times New Roman"/>
+          <w:sz w:val="24"/>
+          <w:szCs w:val="24"/>
           <w:lang w:val="en-AU"/>
         </w:rPr>
         <w:t xml:space="preserve">and </w:t>
       </w:r>
       <w:r>
         <w:rPr>
+          <w:rFonts w:ascii="Times New Roman" w:hAnsi="Times New Roman" w:cs="Times New Roman"/>
+          <w:sz w:val="24"/>
+          <w:szCs w:val="24"/>
           <w:lang w:val="en-AU"/>
         </w:rPr>
         <w:t>aligning it</w:t>
       </w:r>
       <w:r>
         <w:rPr>
+          <w:rFonts w:ascii="Times New Roman" w:hAnsi="Times New Roman" w:cs="Times New Roman"/>
+          <w:sz w:val="24"/>
+          <w:szCs w:val="24"/>
           <w:lang w:val="en-AU"/>
         </w:rPr>
         <w:t xml:space="preserve"> with our assessment submission too.  The </w:t>
       </w:r>
       <w:r>
         <w:rPr>
+          <w:rFonts w:ascii="Times New Roman" w:hAnsi="Times New Roman" w:cs="Times New Roman"/>
+          <w:sz w:val="24"/>
+          <w:szCs w:val="24"/>
           <w:lang w:val="en-AU"/>
         </w:rPr>
         <w:t>12-week</w:t>
       </w:r>
       <w:r>
         <w:rPr>
+          <w:rFonts w:ascii="Times New Roman" w:hAnsi="Times New Roman" w:cs="Times New Roman"/>
+          <w:sz w:val="24"/>
+          <w:szCs w:val="24"/>
           <w:lang w:val="en-AU"/>
         </w:rPr>
         <w:t xml:space="preserve"> plan is as follows </w:t>
       </w:r>
       <w:r>
         <w:rPr>
+          <w:rFonts w:ascii="Times New Roman" w:hAnsi="Times New Roman" w:cs="Times New Roman"/>
+          <w:sz w:val="24"/>
+          <w:szCs w:val="24"/>
           <w:lang w:val="en-AU"/>
         </w:rPr>
         <w:t>-:</w:t>
@@ -786,8 +870,18 @@
           <w:ilvl w:val="0"/>
           <w:numId w:val="1"/>
         </w:numPr>
-      </w:pPr>
-      <w:r>
+        <w:rPr>
+          <w:rFonts w:ascii="Times New Roman" w:hAnsi="Times New Roman" w:cs="Times New Roman"/>
+          <w:sz w:val="24"/>
+          <w:szCs w:val="24"/>
+        </w:rPr>
+      </w:pPr>
+      <w:r>
+        <w:rPr>
+          <w:rFonts w:ascii="Times New Roman" w:hAnsi="Times New Roman" w:cs="Times New Roman"/>
+          <w:sz w:val="24"/>
+          <w:szCs w:val="24"/>
+        </w:rPr>
         <w:t>Week 1 Project Initiation</w:t>
       </w:r>
     </w:p>
@@ -798,8 +892,18 @@
           <w:ilvl w:val="0"/>
           <w:numId w:val="1"/>
         </w:numPr>
-      </w:pPr>
-      <w:r>
+        <w:rPr>
+          <w:rFonts w:ascii="Times New Roman" w:hAnsi="Times New Roman" w:cs="Times New Roman"/>
+          <w:sz w:val="24"/>
+          <w:szCs w:val="24"/>
+        </w:rPr>
+      </w:pPr>
+      <w:r>
+        <w:rPr>
+          <w:rFonts w:ascii="Times New Roman" w:hAnsi="Times New Roman" w:cs="Times New Roman"/>
+          <w:sz w:val="24"/>
+          <w:szCs w:val="24"/>
+        </w:rPr>
         <w:t>Week 2 Business &amp; Problem Analysis</w:t>
       </w:r>
     </w:p>
@@ -810,8 +914,18 @@
           <w:ilvl w:val="0"/>
           <w:numId w:val="1"/>
         </w:numPr>
-      </w:pPr>
-      <w:r>
+        <w:rPr>
+          <w:rFonts w:ascii="Times New Roman" w:hAnsi="Times New Roman" w:cs="Times New Roman"/>
+          <w:sz w:val="24"/>
+          <w:szCs w:val="24"/>
+        </w:rPr>
+      </w:pPr>
+      <w:r>
+        <w:rPr>
+          <w:rFonts w:ascii="Times New Roman" w:hAnsi="Times New Roman" w:cs="Times New Roman"/>
+          <w:sz w:val="24"/>
+          <w:szCs w:val="24"/>
+        </w:rPr>
         <w:t>Week 3 Requirements Elicitation</w:t>
       </w:r>
     </w:p>
@@ -822,8 +936,18 @@
           <w:ilvl w:val="0"/>
           <w:numId w:val="1"/>
         </w:numPr>
-      </w:pPr>
-      <w:r>
+        <w:rPr>
+          <w:rFonts w:ascii="Times New Roman" w:hAnsi="Times New Roman" w:cs="Times New Roman"/>
+          <w:sz w:val="24"/>
+          <w:szCs w:val="24"/>
+        </w:rPr>
+      </w:pPr>
+      <w:r>
+        <w:rPr>
+          <w:rFonts w:ascii="Times New Roman" w:hAnsi="Times New Roman" w:cs="Times New Roman"/>
+          <w:sz w:val="24"/>
+          <w:szCs w:val="24"/>
+        </w:rPr>
         <w:t>Week 4 Requirements Analysis</w:t>
       </w:r>
     </w:p>
@@ -834,8 +958,18 @@
           <w:ilvl w:val="0"/>
           <w:numId w:val="1"/>
         </w:numPr>
-      </w:pPr>
-      <w:r>
+        <w:rPr>
+          <w:rFonts w:ascii="Times New Roman" w:hAnsi="Times New Roman" w:cs="Times New Roman"/>
+          <w:sz w:val="24"/>
+          <w:szCs w:val="24"/>
+        </w:rPr>
+      </w:pPr>
+      <w:r>
+        <w:rPr>
+          <w:rFonts w:ascii="Times New Roman" w:hAnsi="Times New Roman" w:cs="Times New Roman"/>
+          <w:sz w:val="24"/>
+          <w:szCs w:val="24"/>
+        </w:rPr>
         <w:t>Week 5 Feasibility &amp; Risk (Assessment 1 due)</w:t>
       </w:r>
     </w:p>
@@ -846,8 +980,18 @@
           <w:ilvl w:val="0"/>
           <w:numId w:val="1"/>
         </w:numPr>
-      </w:pPr>
-      <w:r>
+        <w:rPr>
+          <w:rFonts w:ascii="Times New Roman" w:hAnsi="Times New Roman" w:cs="Times New Roman"/>
+          <w:sz w:val="24"/>
+          <w:szCs w:val="24"/>
+        </w:rPr>
+      </w:pPr>
+      <w:r>
+        <w:rPr>
+          <w:rFonts w:ascii="Times New Roman" w:hAnsi="Times New Roman" w:cs="Times New Roman"/>
+          <w:sz w:val="24"/>
+          <w:szCs w:val="24"/>
+        </w:rPr>
         <w:t>Week 6 Ethical, Legal &amp; AI Considerations</w:t>
       </w:r>
     </w:p>
@@ -858,8 +1002,18 @@
           <w:ilvl w:val="0"/>
           <w:numId w:val="1"/>
         </w:numPr>
-      </w:pPr>
-      <w:r>
+        <w:rPr>
+          <w:rFonts w:ascii="Times New Roman" w:hAnsi="Times New Roman" w:cs="Times New Roman"/>
+          <w:sz w:val="24"/>
+          <w:szCs w:val="24"/>
+        </w:rPr>
+      </w:pPr>
+      <w:r>
+        <w:rPr>
+          <w:rFonts w:ascii="Times New Roman" w:hAnsi="Times New Roman" w:cs="Times New Roman"/>
+          <w:sz w:val="24"/>
+          <w:szCs w:val="24"/>
+        </w:rPr>
         <w:t>Week 7 Conceptual Solution Design</w:t>
       </w:r>
     </w:p>
@@ -870,8 +1024,18 @@
           <w:ilvl w:val="0"/>
           <w:numId w:val="1"/>
         </w:numPr>
-      </w:pPr>
-      <w:r>
+        <w:rPr>
+          <w:rFonts w:ascii="Times New Roman" w:hAnsi="Times New Roman" w:cs="Times New Roman"/>
+          <w:sz w:val="24"/>
+          <w:szCs w:val="24"/>
+        </w:rPr>
+      </w:pPr>
+      <w:r>
+        <w:rPr>
+          <w:rFonts w:ascii="Times New Roman" w:hAnsi="Times New Roman" w:cs="Times New Roman"/>
+          <w:sz w:val="24"/>
+          <w:szCs w:val="24"/>
+        </w:rPr>
         <w:t>Week 8 Detailed System Design (Assessment 2 due)</w:t>
       </w:r>
     </w:p>
@@ -882,8 +1046,18 @@
           <w:ilvl w:val="0"/>
           <w:numId w:val="1"/>
         </w:numPr>
-      </w:pPr>
-      <w:r>
+        <w:rPr>
+          <w:rFonts w:ascii="Times New Roman" w:hAnsi="Times New Roman" w:cs="Times New Roman"/>
+          <w:sz w:val="24"/>
+          <w:szCs w:val="24"/>
+        </w:rPr>
+      </w:pPr>
+      <w:r>
+        <w:rPr>
+          <w:rFonts w:ascii="Times New Roman" w:hAnsi="Times New Roman" w:cs="Times New Roman"/>
+          <w:sz w:val="24"/>
+          <w:szCs w:val="24"/>
+        </w:rPr>
         <w:t>Week 9 Validation &amp; Evaluation (Assessment 2 presentation)</w:t>
       </w:r>
     </w:p>
@@ -894,8 +1068,18 @@
           <w:ilvl w:val="0"/>
           <w:numId w:val="1"/>
         </w:numPr>
-      </w:pPr>
-      <w:r>
+        <w:rPr>
+          <w:rFonts w:ascii="Times New Roman" w:hAnsi="Times New Roman" w:cs="Times New Roman"/>
+          <w:sz w:val="24"/>
+          <w:szCs w:val="24"/>
+        </w:rPr>
+      </w:pPr>
+      <w:r>
+        <w:rPr>
+          <w:rFonts w:ascii="Times New Roman" w:hAnsi="Times New Roman" w:cs="Times New Roman"/>
+          <w:sz w:val="24"/>
+          <w:szCs w:val="24"/>
+        </w:rPr>
         <w:t>Week 10 Project Planning</w:t>
       </w:r>
     </w:p>
@@ -906,8 +1090,18 @@
           <w:ilvl w:val="0"/>
           <w:numId w:val="1"/>
         </w:numPr>
-      </w:pPr>
-      <w:r>
+        <w:rPr>
+          <w:rFonts w:ascii="Times New Roman" w:hAnsi="Times New Roman" w:cs="Times New Roman"/>
+          <w:sz w:val="24"/>
+          <w:szCs w:val="24"/>
+        </w:rPr>
+      </w:pPr>
+      <w:r>
+        <w:rPr>
+          <w:rFonts w:ascii="Times New Roman" w:hAnsi="Times New Roman" w:cs="Times New Roman"/>
+          <w:sz w:val="24"/>
+          <w:szCs w:val="24"/>
+        </w:rPr>
         <w:t>Week 11 Documentation &amp; Client Review</w:t>
       </w:r>
     </w:p>
@@ -918,185 +1112,257 @@
           <w:ilvl w:val="0"/>
           <w:numId w:val="1"/>
         </w:numPr>
-      </w:pPr>
-      <w:r>
+        <w:rPr>
+          <w:rFonts w:ascii="Times New Roman" w:hAnsi="Times New Roman" w:cs="Times New Roman"/>
+          <w:sz w:val="24"/>
+          <w:szCs w:val="24"/>
+        </w:rPr>
+      </w:pPr>
+      <w:r>
+        <w:rPr>
+          <w:rFonts w:ascii="Times New Roman" w:hAnsi="Times New Roman" w:cs="Times New Roman"/>
+          <w:sz w:val="24"/>
+          <w:szCs w:val="24"/>
+        </w:rPr>
         <w:t>Week 12 Final Presentation (Assessment 3 due)</w:t>
       </w:r>
     </w:p>
     <w:p>
       <w:pPr>
         <w:rPr>
-          <w:lang w:val="en-AU"/>
-        </w:rPr>
-      </w:pPr>
-      <w:r>
-        <w:rPr>
-          <w:lang w:val="en-AU"/>
-        </w:rPr>
+          <w:rFonts w:ascii="Times New Roman" w:hAnsi="Times New Roman" w:cs="Times New Roman"/>
+          <w:sz w:val="24"/>
+          <w:szCs w:val="24"/>
+          <w:lang w:val="en-AU"/>
+        </w:rPr>
+      </w:pPr>
+      <w:r>
+        <w:rPr>
+          <w:rFonts w:ascii="Times New Roman" w:hAnsi="Times New Roman" w:cs="Times New Roman"/>
+          <w:sz w:val="24"/>
+          <w:szCs w:val="24"/>
+          <w:lang w:val="en-AU"/>
+        </w:rPr>
+        <w:lastRenderedPageBreak/>
         <w:t>We then add t</w:t>
       </w:r>
       <w:r>
         <w:rPr>
+          <w:rFonts w:ascii="Times New Roman" w:hAnsi="Times New Roman" w:cs="Times New Roman"/>
+          <w:sz w:val="24"/>
+          <w:szCs w:val="24"/>
           <w:lang w:val="en-AU"/>
         </w:rPr>
         <w:t>he subtasks</w:t>
       </w:r>
       <w:r>
         <w:rPr>
+          <w:rFonts w:ascii="Times New Roman" w:hAnsi="Times New Roman" w:cs="Times New Roman"/>
+          <w:sz w:val="24"/>
+          <w:szCs w:val="24"/>
           <w:lang w:val="en-AU"/>
         </w:rPr>
         <w:t xml:space="preserve"> assigned to each team member</w:t>
       </w:r>
       <w:r>
         <w:rPr>
+          <w:rFonts w:ascii="Times New Roman" w:hAnsi="Times New Roman" w:cs="Times New Roman"/>
+          <w:sz w:val="24"/>
+          <w:szCs w:val="24"/>
           <w:lang w:val="en-AU"/>
         </w:rPr>
         <w:t xml:space="preserve"> in Jira </w:t>
       </w:r>
       <w:r>
         <w:rPr>
+          <w:rFonts w:ascii="Times New Roman" w:hAnsi="Times New Roman" w:cs="Times New Roman"/>
+          <w:sz w:val="24"/>
+          <w:szCs w:val="24"/>
           <w:lang w:val="en-AU"/>
         </w:rPr>
         <w:t>to keep track o</w:t>
       </w:r>
       <w:r>
         <w:rPr>
+          <w:rFonts w:ascii="Times New Roman" w:hAnsi="Times New Roman" w:cs="Times New Roman"/>
+          <w:sz w:val="24"/>
+          <w:szCs w:val="24"/>
           <w:lang w:val="en-AU"/>
         </w:rPr>
         <w:t>f</w:t>
       </w:r>
       <w:r>
         <w:rPr>
+          <w:rFonts w:ascii="Times New Roman" w:hAnsi="Times New Roman" w:cs="Times New Roman"/>
+          <w:sz w:val="24"/>
+          <w:szCs w:val="24"/>
           <w:lang w:val="en-AU"/>
         </w:rPr>
         <w:t xml:space="preserve"> </w:t>
       </w:r>
       <w:r>
         <w:rPr>
+          <w:rFonts w:ascii="Times New Roman" w:hAnsi="Times New Roman" w:cs="Times New Roman"/>
+          <w:sz w:val="24"/>
+          <w:szCs w:val="24"/>
           <w:lang w:val="en-AU"/>
         </w:rPr>
         <w:t>our progress</w:t>
       </w:r>
       <w:r>
         <w:rPr>
+          <w:rFonts w:ascii="Times New Roman" w:hAnsi="Times New Roman" w:cs="Times New Roman"/>
+          <w:sz w:val="24"/>
+          <w:szCs w:val="24"/>
           <w:lang w:val="en-AU"/>
         </w:rPr>
         <w:t>.</w:t>
       </w:r>
       <w:r>
         <w:rPr>
+          <w:rFonts w:ascii="Times New Roman" w:hAnsi="Times New Roman" w:cs="Times New Roman"/>
+          <w:sz w:val="24"/>
+          <w:szCs w:val="24"/>
           <w:lang w:val="en-AU"/>
         </w:rPr>
         <w:t xml:space="preserve"> The stage 1 was</w:t>
       </w:r>
       <w:r>
         <w:rPr>
+          <w:rFonts w:ascii="Times New Roman" w:hAnsi="Times New Roman" w:cs="Times New Roman"/>
+          <w:sz w:val="24"/>
+          <w:szCs w:val="24"/>
           <w:lang w:val="en-AU"/>
         </w:rPr>
         <w:t xml:space="preserve"> assigned to roles as </w:t>
       </w:r>
       <w:r>
         <w:rPr>
+          <w:rFonts w:ascii="Times New Roman" w:hAnsi="Times New Roman" w:cs="Times New Roman"/>
+          <w:sz w:val="24"/>
+          <w:szCs w:val="24"/>
           <w:lang w:val="en-AU"/>
         </w:rPr>
         <w:t>follows Sonam</w:t>
       </w:r>
       <w:r>
         <w:rPr>
+          <w:rFonts w:ascii="Times New Roman" w:hAnsi="Times New Roman" w:cs="Times New Roman"/>
+          <w:sz w:val="24"/>
+          <w:szCs w:val="24"/>
           <w:lang w:val="en-AU"/>
         </w:rPr>
         <w:t xml:space="preserve"> (BA &amp; Documentation Lead)</w:t>
       </w:r>
       <w:r>
         <w:rPr>
+          <w:rFonts w:ascii="Times New Roman" w:hAnsi="Times New Roman" w:cs="Times New Roman"/>
+          <w:sz w:val="24"/>
+          <w:szCs w:val="24"/>
           <w:lang w:val="en-AU"/>
         </w:rPr>
         <w:t xml:space="preserve">, </w:t>
       </w:r>
       <w:r>
         <w:rPr>
+          <w:rFonts w:ascii="Times New Roman" w:hAnsi="Times New Roman" w:cs="Times New Roman"/>
+          <w:sz w:val="24"/>
+          <w:szCs w:val="24"/>
           <w:lang w:val="en-AU"/>
         </w:rPr>
         <w:t>Charity (Clinical Data Specialist)</w:t>
       </w:r>
       <w:r>
         <w:rPr>
+          <w:rFonts w:ascii="Times New Roman" w:hAnsi="Times New Roman" w:cs="Times New Roman"/>
+          <w:sz w:val="24"/>
+          <w:szCs w:val="24"/>
           <w:lang w:val="en-AU"/>
         </w:rPr>
         <w:t xml:space="preserve">, </w:t>
       </w:r>
       <w:r>
         <w:rPr>
+          <w:rFonts w:ascii="Times New Roman" w:hAnsi="Times New Roman" w:cs="Times New Roman"/>
+          <w:sz w:val="24"/>
+          <w:szCs w:val="24"/>
           <w:lang w:val="en-AU"/>
         </w:rPr>
         <w:t>Rikesh (Integration &amp; FHIR Specialist)</w:t>
       </w:r>
       <w:r>
         <w:rPr>
+          <w:rFonts w:ascii="Times New Roman" w:hAnsi="Times New Roman" w:cs="Times New Roman"/>
+          <w:sz w:val="24"/>
+          <w:szCs w:val="24"/>
           <w:lang w:val="en-AU"/>
         </w:rPr>
         <w:t xml:space="preserve"> </w:t>
       </w:r>
       <w:r>
         <w:rPr>
+          <w:rFonts w:ascii="Times New Roman" w:hAnsi="Times New Roman" w:cs="Times New Roman"/>
+          <w:sz w:val="24"/>
+          <w:szCs w:val="24"/>
           <w:lang w:val="en-AU"/>
         </w:rPr>
         <w:t>and Zubair</w:t>
       </w:r>
       <w:r>
         <w:rPr>
+          <w:rFonts w:ascii="Times New Roman" w:hAnsi="Times New Roman" w:cs="Times New Roman"/>
+          <w:sz w:val="24"/>
+          <w:szCs w:val="24"/>
           <w:lang w:val="en-AU"/>
         </w:rPr>
         <w:t xml:space="preserve"> (Testing &amp; QA Lead</w:t>
       </w:r>
       <w:r>
         <w:rPr>
-          <w:lang w:val="en-AU"/>
-        </w:rPr>
-        <w:t>)</w:t>
-      </w:r>
-      <w:r>
-        <w:rPr>
-          <w:lang w:val="en-AU"/>
-        </w:rPr>
-        <w:t>.</w:t>
-      </w:r>
-      <w:r>
-        <w:rPr>
+          <w:rFonts w:ascii="Times New Roman" w:hAnsi="Times New Roman" w:cs="Times New Roman"/>
+          <w:sz w:val="24"/>
+          <w:szCs w:val="24"/>
+          <w:lang w:val="en-AU"/>
+        </w:rPr>
+        <w:t>).</w:t>
+      </w:r>
+      <w:r>
+        <w:rPr>
+          <w:rFonts w:ascii="Times New Roman" w:hAnsi="Times New Roman" w:cs="Times New Roman"/>
+          <w:sz w:val="24"/>
+          <w:szCs w:val="24"/>
           <w:lang w:val="en-AU"/>
         </w:rPr>
         <w:t xml:space="preserve"> </w:t>
       </w:r>
       <w:r>
         <w:rPr>
-          <w:lang w:val="en-AU"/>
-        </w:rPr>
-        <w:t xml:space="preserve"> Then we also </w:t>
-      </w:r>
-      <w:r>
-        <w:rPr>
-          <w:lang w:val="en-AU"/>
-        </w:rPr>
-        <w:lastRenderedPageBreak/>
-        <w:t>created our GitHub repositories to store all the project related material since we are not coding at this stage.</w:t>
-      </w:r>
-    </w:p>
-    <w:p>
-      <w:pPr>
-        <w:rPr>
+          <w:rFonts w:ascii="Times New Roman" w:hAnsi="Times New Roman" w:cs="Times New Roman"/>
+          <w:sz w:val="24"/>
+          <w:szCs w:val="24"/>
+          <w:lang w:val="en-AU"/>
+        </w:rPr>
+        <w:t xml:space="preserve"> Then we also created our GitHub repositories to store all the project related material since we are not coding at this stage.</w:t>
+      </w:r>
+    </w:p>
+    <w:p>
+      <w:pPr>
+        <w:rPr>
+          <w:rFonts w:ascii="Times New Roman" w:hAnsi="Times New Roman" w:cs="Times New Roman"/>
           <w:b/>
           <w:bCs/>
-          <w:sz w:val="28"/>
-          <w:szCs w:val="28"/>
-          <w:lang w:val="en-AU"/>
-        </w:rPr>
-      </w:pPr>
-      <w:r>
-        <w:rPr>
+          <w:sz w:val="24"/>
+          <w:szCs w:val="24"/>
+          <w:lang w:val="en-AU"/>
+        </w:rPr>
+      </w:pPr>
+      <w:r>
+        <w:rPr>
+          <w:rFonts w:ascii="Times New Roman" w:hAnsi="Times New Roman" w:cs="Times New Roman"/>
           <w:b/>
           <w:bCs/>
-          <w:sz w:val="28"/>
-          <w:szCs w:val="28"/>
+          <w:sz w:val="24"/>
+          <w:szCs w:val="24"/>
           <w:lang w:val="en-AU"/>
         </w:rPr>
         <w:t>Challenges</w:t>
@@ -1110,49 +1376,115 @@
           <w:numId w:val="4"/>
         </w:numPr>
         <w:rPr>
+          <w:rFonts w:ascii="Times New Roman" w:hAnsi="Times New Roman" w:cs="Times New Roman"/>
           <w:b/>
           <w:bCs/>
-          <w:sz w:val="28"/>
-          <w:szCs w:val="28"/>
-        </w:rPr>
-      </w:pPr>
-      <w:r>
+          <w:sz w:val="24"/>
+          <w:szCs w:val="24"/>
+        </w:rPr>
+      </w:pPr>
+      <w:r>
+        <w:rPr>
+          <w:rFonts w:ascii="Times New Roman" w:hAnsi="Times New Roman" w:cs="Times New Roman"/>
+          <w:sz w:val="24"/>
+          <w:szCs w:val="24"/>
+        </w:rPr>
         <w:t xml:space="preserve">The project has complex </w:t>
       </w:r>
       <w:r>
+        <w:rPr>
+          <w:rFonts w:ascii="Times New Roman" w:hAnsi="Times New Roman" w:cs="Times New Roman"/>
+          <w:sz w:val="24"/>
+          <w:szCs w:val="24"/>
+        </w:rPr>
         <w:t xml:space="preserve">terminology </w:t>
       </w:r>
       <w:r>
+        <w:rPr>
+          <w:rFonts w:ascii="Times New Roman" w:hAnsi="Times New Roman" w:cs="Times New Roman"/>
+          <w:sz w:val="24"/>
+          <w:szCs w:val="24"/>
+        </w:rPr>
         <w:t>jargon</w:t>
       </w:r>
       <w:r>
+        <w:rPr>
+          <w:rFonts w:ascii="Times New Roman" w:hAnsi="Times New Roman" w:cs="Times New Roman"/>
+          <w:sz w:val="24"/>
+          <w:szCs w:val="24"/>
+        </w:rPr>
         <w:t>.</w:t>
       </w:r>
       <w:r>
+        <w:rPr>
+          <w:rFonts w:ascii="Times New Roman" w:hAnsi="Times New Roman" w:cs="Times New Roman"/>
+          <w:sz w:val="24"/>
+          <w:szCs w:val="24"/>
+        </w:rPr>
         <w:t xml:space="preserve"> Since the project is a healthcare </w:t>
       </w:r>
       <w:r>
+        <w:rPr>
+          <w:rFonts w:ascii="Times New Roman" w:hAnsi="Times New Roman" w:cs="Times New Roman"/>
+          <w:sz w:val="24"/>
+          <w:szCs w:val="24"/>
+        </w:rPr>
         <w:t>project we had to research more on Halo Connect, FHIR, SNOMED CT-AU</w:t>
       </w:r>
       <w:r>
+        <w:rPr>
+          <w:rFonts w:ascii="Times New Roman" w:hAnsi="Times New Roman" w:cs="Times New Roman"/>
+          <w:sz w:val="24"/>
+          <w:szCs w:val="24"/>
+        </w:rPr>
         <w:t xml:space="preserve"> to understand how they all work </w:t>
       </w:r>
       <w:r>
+        <w:rPr>
+          <w:rFonts w:ascii="Times New Roman" w:hAnsi="Times New Roman" w:cs="Times New Roman"/>
+          <w:sz w:val="24"/>
+          <w:szCs w:val="24"/>
+        </w:rPr>
         <w:t>together and</w:t>
       </w:r>
       <w:r>
+        <w:rPr>
+          <w:rFonts w:ascii="Times New Roman" w:hAnsi="Times New Roman" w:cs="Times New Roman"/>
+          <w:sz w:val="24"/>
+          <w:szCs w:val="24"/>
+        </w:rPr>
         <w:t xml:space="preserve"> how we will implement </w:t>
       </w:r>
       <w:r>
+        <w:rPr>
+          <w:rFonts w:ascii="Times New Roman" w:hAnsi="Times New Roman" w:cs="Times New Roman"/>
+          <w:sz w:val="24"/>
+          <w:szCs w:val="24"/>
+        </w:rPr>
         <w:t xml:space="preserve">them in </w:t>
       </w:r>
       <w:r>
+        <w:rPr>
+          <w:rFonts w:ascii="Times New Roman" w:hAnsi="Times New Roman" w:cs="Times New Roman"/>
+          <w:sz w:val="24"/>
+          <w:szCs w:val="24"/>
+        </w:rPr>
         <w:t xml:space="preserve">our </w:t>
       </w:r>
       <w:r>
+        <w:rPr>
+          <w:rFonts w:ascii="Times New Roman" w:hAnsi="Times New Roman" w:cs="Times New Roman"/>
+          <w:sz w:val="24"/>
+          <w:szCs w:val="24"/>
+        </w:rPr>
         <w:t>project.</w:t>
       </w:r>
       <w:r>
+        <w:rPr>
+          <w:rFonts w:ascii="Times New Roman" w:hAnsi="Times New Roman" w:cs="Times New Roman"/>
+          <w:sz w:val="24"/>
+          <w:szCs w:val="24"/>
+        </w:rPr>
         <w:t xml:space="preserve"> This was time consuming which delayed us in progressing in the project.</w:t>
       </w:r>
     </w:p>
@@ -1164,22 +1496,43 @@
           <w:numId w:val="4"/>
         </w:numPr>
         <w:rPr>
+          <w:rFonts w:ascii="Times New Roman" w:hAnsi="Times New Roman" w:cs="Times New Roman"/>
           <w:b/>
           <w:bCs/>
-          <w:sz w:val="28"/>
-          <w:szCs w:val="28"/>
-        </w:rPr>
-      </w:pPr>
-      <w:r>
+          <w:sz w:val="24"/>
+          <w:szCs w:val="24"/>
+        </w:rPr>
+      </w:pPr>
+      <w:r>
+        <w:rPr>
+          <w:rFonts w:ascii="Times New Roman" w:hAnsi="Times New Roman" w:cs="Times New Roman"/>
+          <w:sz w:val="24"/>
+          <w:szCs w:val="24"/>
+        </w:rPr>
         <w:t xml:space="preserve">The project </w:t>
       </w:r>
       <w:r>
+        <w:rPr>
+          <w:rFonts w:ascii="Times New Roman" w:hAnsi="Times New Roman" w:cs="Times New Roman"/>
+          <w:sz w:val="24"/>
+          <w:szCs w:val="24"/>
+        </w:rPr>
         <w:t xml:space="preserve">will not be hosted on any cloud platform as the client nor </w:t>
       </w:r>
       <w:r>
+        <w:rPr>
+          <w:rFonts w:ascii="Times New Roman" w:hAnsi="Times New Roman" w:cs="Times New Roman"/>
+          <w:sz w:val="24"/>
+          <w:szCs w:val="24"/>
+        </w:rPr>
         <w:t xml:space="preserve">College will be providing making it hard when </w:t>
       </w:r>
       <w:r>
+        <w:rPr>
+          <w:rFonts w:ascii="Times New Roman" w:hAnsi="Times New Roman" w:cs="Times New Roman"/>
+          <w:sz w:val="24"/>
+          <w:szCs w:val="24"/>
+        </w:rPr>
         <w:t>implanting stage 2.</w:t>
       </w:r>
     </w:p>
@@ -1197,239 +1550,359 @@
     <w:p>
       <w:pPr>
         <w:rPr>
-          <w:lang w:val="en-AU"/>
-        </w:rPr>
-      </w:pPr>
-      <w:r>
-        <w:rPr>
+          <w:rFonts w:ascii="Times New Roman" w:hAnsi="Times New Roman" w:cs="Times New Roman"/>
+          <w:sz w:val="24"/>
+          <w:szCs w:val="24"/>
+          <w:lang w:val="en-AU"/>
+        </w:rPr>
+      </w:pPr>
+      <w:r>
+        <w:rPr>
+          <w:rFonts w:ascii="Times New Roman" w:hAnsi="Times New Roman" w:cs="Times New Roman"/>
+          <w:sz w:val="24"/>
+          <w:szCs w:val="24"/>
           <w:lang w:val="en-AU"/>
         </w:rPr>
         <w:t xml:space="preserve">My primary </w:t>
       </w:r>
       <w:r>
         <w:rPr>
+          <w:rFonts w:ascii="Times New Roman" w:hAnsi="Times New Roman" w:cs="Times New Roman"/>
+          <w:sz w:val="24"/>
+          <w:szCs w:val="24"/>
           <w:lang w:val="en-AU"/>
         </w:rPr>
         <w:t>roles are</w:t>
       </w:r>
       <w:r>
         <w:rPr>
+          <w:rFonts w:ascii="Times New Roman" w:hAnsi="Times New Roman" w:cs="Times New Roman"/>
+          <w:sz w:val="24"/>
+          <w:szCs w:val="24"/>
           <w:lang w:val="en-AU"/>
         </w:rPr>
         <w:t xml:space="preserve"> clinical data specialist </w:t>
       </w:r>
       <w:r>
         <w:rPr>
+          <w:rFonts w:ascii="Times New Roman" w:hAnsi="Times New Roman" w:cs="Times New Roman"/>
+          <w:sz w:val="24"/>
+          <w:szCs w:val="24"/>
           <w:lang w:val="en-AU"/>
         </w:rPr>
         <w:t>and working on the elicitation requirement report of the assessment 1</w:t>
       </w:r>
       <w:r>
         <w:rPr>
+          <w:rFonts w:ascii="Times New Roman" w:hAnsi="Times New Roman" w:cs="Times New Roman"/>
+          <w:sz w:val="24"/>
+          <w:szCs w:val="24"/>
           <w:lang w:val="en-AU"/>
         </w:rPr>
         <w:t xml:space="preserve">. </w:t>
       </w:r>
       <w:r>
         <w:rPr>
+          <w:rFonts w:ascii="Times New Roman" w:hAnsi="Times New Roman" w:cs="Times New Roman"/>
+          <w:sz w:val="24"/>
+          <w:szCs w:val="24"/>
           <w:lang w:val="en-AU"/>
         </w:rPr>
         <w:t xml:space="preserve">For the project part is mainly focused on </w:t>
       </w:r>
       <w:r>
         <w:rPr>
+          <w:rFonts w:ascii="Times New Roman" w:hAnsi="Times New Roman" w:cs="Times New Roman"/>
+          <w:sz w:val="24"/>
+          <w:szCs w:val="24"/>
           <w:lang w:val="en-AU"/>
         </w:rPr>
         <w:t xml:space="preserve">creating the synthetic patient records. To achieve that I am currently </w:t>
       </w:r>
       <w:r>
         <w:rPr>
+          <w:rFonts w:ascii="Times New Roman" w:hAnsi="Times New Roman" w:cs="Times New Roman"/>
+          <w:sz w:val="24"/>
+          <w:szCs w:val="24"/>
           <w:lang w:val="en-AU"/>
         </w:rPr>
         <w:t>researching on SNOMED CT-AU coding</w:t>
       </w:r>
       <w:r>
         <w:rPr>
+          <w:rFonts w:ascii="Times New Roman" w:hAnsi="Times New Roman" w:cs="Times New Roman"/>
+          <w:sz w:val="24"/>
+          <w:szCs w:val="24"/>
           <w:lang w:val="en-AU"/>
         </w:rPr>
         <w:t xml:space="preserve">, understanding also the data exchange through FHIR and Halo Connect. </w:t>
       </w:r>
       <w:r>
         <w:rPr>
+          <w:rFonts w:ascii="Times New Roman" w:hAnsi="Times New Roman" w:cs="Times New Roman"/>
+          <w:sz w:val="24"/>
+          <w:szCs w:val="24"/>
           <w:lang w:val="en-AU"/>
         </w:rPr>
         <w:t xml:space="preserve">While for assessment </w:t>
       </w:r>
       <w:r>
         <w:rPr>
+          <w:rFonts w:ascii="Times New Roman" w:hAnsi="Times New Roman" w:cs="Times New Roman"/>
+          <w:sz w:val="24"/>
+          <w:szCs w:val="24"/>
           <w:lang w:val="en-AU"/>
         </w:rPr>
         <w:t>one I was working on the functional requirements, non-functional requirements</w:t>
       </w:r>
       <w:r>
         <w:rPr>
+          <w:rFonts w:ascii="Times New Roman" w:hAnsi="Times New Roman" w:cs="Times New Roman"/>
+          <w:sz w:val="24"/>
+          <w:szCs w:val="24"/>
           <w:lang w:val="en-AU"/>
         </w:rPr>
         <w:t xml:space="preserve"> and</w:t>
       </w:r>
       <w:r>
         <w:rPr>
+          <w:rFonts w:ascii="Times New Roman" w:hAnsi="Times New Roman" w:cs="Times New Roman"/>
+          <w:sz w:val="24"/>
+          <w:szCs w:val="24"/>
           <w:lang w:val="en-AU"/>
         </w:rPr>
         <w:t xml:space="preserve"> stakeholder </w:t>
       </w:r>
       <w:r>
         <w:rPr>
+          <w:rFonts w:ascii="Times New Roman" w:hAnsi="Times New Roman" w:cs="Times New Roman"/>
+          <w:sz w:val="24"/>
+          <w:szCs w:val="24"/>
           <w:lang w:val="en-AU"/>
         </w:rPr>
         <w:t>requirements</w:t>
       </w:r>
       <w:r>
         <w:rPr>
+          <w:rFonts w:ascii="Times New Roman" w:hAnsi="Times New Roman" w:cs="Times New Roman"/>
+          <w:sz w:val="24"/>
+          <w:szCs w:val="24"/>
           <w:lang w:val="en-AU"/>
         </w:rPr>
         <w:t xml:space="preserve"> which I had to get most </w:t>
       </w:r>
       <w:r>
         <w:rPr>
+          <w:rFonts w:ascii="Times New Roman" w:hAnsi="Times New Roman" w:cs="Times New Roman"/>
+          <w:sz w:val="24"/>
+          <w:szCs w:val="24"/>
           <w:lang w:val="en-AU"/>
         </w:rPr>
         <w:t>information from in</w:t>
       </w:r>
       <w:r>
         <w:rPr>
+          <w:rFonts w:ascii="Times New Roman" w:hAnsi="Times New Roman" w:cs="Times New Roman"/>
+          <w:sz w:val="24"/>
+          <w:szCs w:val="24"/>
           <w:lang w:val="en-AU"/>
         </w:rPr>
         <w:t xml:space="preserve"> project brief and from our mentor during meetings as he would answer </w:t>
       </w:r>
       <w:r>
         <w:rPr>
+          <w:rFonts w:ascii="Times New Roman" w:hAnsi="Times New Roman" w:cs="Times New Roman"/>
+          <w:sz w:val="24"/>
+          <w:szCs w:val="24"/>
           <w:lang w:val="en-AU"/>
         </w:rPr>
         <w:t xml:space="preserve">our </w:t>
       </w:r>
       <w:r>
         <w:rPr>
+          <w:rFonts w:ascii="Times New Roman" w:hAnsi="Times New Roman" w:cs="Times New Roman"/>
+          <w:sz w:val="24"/>
+          <w:szCs w:val="24"/>
           <w:lang w:val="en-AU"/>
         </w:rPr>
         <w:t xml:space="preserve">questions </w:t>
       </w:r>
       <w:r>
         <w:rPr>
+          <w:rFonts w:ascii="Times New Roman" w:hAnsi="Times New Roman" w:cs="Times New Roman"/>
+          <w:sz w:val="24"/>
+          <w:szCs w:val="24"/>
           <w:lang w:val="en-AU"/>
         </w:rPr>
         <w:t>regarding</w:t>
       </w:r>
       <w:r>
         <w:rPr>
+          <w:rFonts w:ascii="Times New Roman" w:hAnsi="Times New Roman" w:cs="Times New Roman"/>
+          <w:sz w:val="24"/>
+          <w:szCs w:val="24"/>
           <w:lang w:val="en-AU"/>
         </w:rPr>
         <w:t xml:space="preserve"> the </w:t>
       </w:r>
       <w:r>
         <w:rPr>
+          <w:rFonts w:ascii="Times New Roman" w:hAnsi="Times New Roman" w:cs="Times New Roman"/>
+          <w:sz w:val="24"/>
+          <w:szCs w:val="24"/>
           <w:lang w:val="en-AU"/>
         </w:rPr>
         <w:t>project</w:t>
       </w:r>
       <w:r>
         <w:rPr>
+          <w:rFonts w:ascii="Times New Roman" w:hAnsi="Times New Roman" w:cs="Times New Roman"/>
+          <w:sz w:val="24"/>
+          <w:szCs w:val="24"/>
           <w:lang w:val="en-AU"/>
         </w:rPr>
         <w:t>.</w:t>
       </w:r>
       <w:r>
         <w:rPr>
+          <w:rFonts w:ascii="Times New Roman" w:hAnsi="Times New Roman" w:cs="Times New Roman"/>
+          <w:sz w:val="24"/>
+          <w:szCs w:val="24"/>
           <w:lang w:val="en-AU"/>
         </w:rPr>
         <w:t xml:space="preserve"> After translating the stakeho</w:t>
       </w:r>
       <w:r>
         <w:rPr>
+          <w:rFonts w:ascii="Times New Roman" w:hAnsi="Times New Roman" w:cs="Times New Roman"/>
+          <w:sz w:val="24"/>
+          <w:szCs w:val="24"/>
           <w:lang w:val="en-AU"/>
         </w:rPr>
         <w:t xml:space="preserve">lder requirements into functional </w:t>
       </w:r>
       <w:r>
         <w:rPr>
+          <w:rFonts w:ascii="Times New Roman" w:hAnsi="Times New Roman" w:cs="Times New Roman"/>
+          <w:sz w:val="24"/>
+          <w:szCs w:val="24"/>
           <w:lang w:val="en-AU"/>
         </w:rPr>
         <w:t>requirement,</w:t>
       </w:r>
       <w:r>
         <w:rPr>
+          <w:rFonts w:ascii="Times New Roman" w:hAnsi="Times New Roman" w:cs="Times New Roman"/>
+          <w:sz w:val="24"/>
+          <w:szCs w:val="24"/>
           <w:lang w:val="en-AU"/>
         </w:rPr>
         <w:t xml:space="preserve"> I had to use the MoSCow </w:t>
       </w:r>
       <w:r>
         <w:rPr>
+          <w:rFonts w:ascii="Times New Roman" w:hAnsi="Times New Roman" w:cs="Times New Roman"/>
+          <w:sz w:val="24"/>
+          <w:szCs w:val="24"/>
           <w:lang w:val="en-AU"/>
         </w:rPr>
         <w:t>to prioritise the requirements</w:t>
       </w:r>
       <w:r>
         <w:rPr>
+          <w:rFonts w:ascii="Times New Roman" w:hAnsi="Times New Roman" w:cs="Times New Roman"/>
+          <w:sz w:val="24"/>
+          <w:szCs w:val="24"/>
           <w:lang w:val="en-AU"/>
         </w:rPr>
         <w:t xml:space="preserve">. </w:t>
       </w:r>
       <w:r>
         <w:rPr>
+          <w:rFonts w:ascii="Times New Roman" w:hAnsi="Times New Roman" w:cs="Times New Roman"/>
+          <w:sz w:val="24"/>
+          <w:szCs w:val="24"/>
           <w:lang w:val="en-AU"/>
         </w:rPr>
         <w:t xml:space="preserve">After completing the MoSCow, I then referred to our business requirements to trace the requirements alignment and how we would </w:t>
       </w:r>
       <w:r>
         <w:rPr>
+          <w:rFonts w:ascii="Times New Roman" w:hAnsi="Times New Roman" w:cs="Times New Roman"/>
+          <w:sz w:val="24"/>
+          <w:szCs w:val="24"/>
           <w:lang w:val="en-AU"/>
         </w:rPr>
         <w:t xml:space="preserve">validate these requirements. </w:t>
       </w:r>
       <w:r>
         <w:rPr>
+          <w:rFonts w:ascii="Times New Roman" w:hAnsi="Times New Roman" w:cs="Times New Roman"/>
+          <w:sz w:val="24"/>
+          <w:szCs w:val="24"/>
           <w:lang w:val="en-AU"/>
         </w:rPr>
         <w:t xml:space="preserve"> The requirement elicitation part </w:t>
       </w:r>
       <w:r>
         <w:rPr>
+          <w:rFonts w:ascii="Times New Roman" w:hAnsi="Times New Roman" w:cs="Times New Roman"/>
+          <w:sz w:val="24"/>
+          <w:szCs w:val="24"/>
           <w:lang w:val="en-AU"/>
         </w:rPr>
         <w:t xml:space="preserve">helped me grasp the necessity of some of the requirements as this project might breach security and privacy compliance. </w:t>
       </w:r>
       <w:r>
         <w:rPr>
+          <w:rFonts w:ascii="Times New Roman" w:hAnsi="Times New Roman" w:cs="Times New Roman"/>
+          <w:sz w:val="24"/>
+          <w:szCs w:val="24"/>
           <w:lang w:val="en-AU"/>
         </w:rPr>
         <w:t>Moreover, I also have been participating in class assessments</w:t>
       </w:r>
       <w:r>
         <w:rPr>
+          <w:rFonts w:ascii="Times New Roman" w:hAnsi="Times New Roman" w:cs="Times New Roman"/>
+          <w:sz w:val="24"/>
+          <w:szCs w:val="24"/>
           <w:lang w:val="en-AU"/>
         </w:rPr>
         <w:t xml:space="preserve"> and l</w:t>
       </w:r>
       <w:r>
         <w:rPr>
+          <w:rFonts w:ascii="Times New Roman" w:hAnsi="Times New Roman" w:cs="Times New Roman"/>
+          <w:sz w:val="24"/>
+          <w:szCs w:val="24"/>
           <w:lang w:val="en-AU"/>
         </w:rPr>
         <w:t>earning how to use endnote</w:t>
       </w:r>
       <w:r>
         <w:rPr>
+          <w:rFonts w:ascii="Times New Roman" w:hAnsi="Times New Roman" w:cs="Times New Roman"/>
+          <w:sz w:val="24"/>
+          <w:szCs w:val="24"/>
           <w:lang w:val="en-AU"/>
         </w:rPr>
         <w:t>.</w:t>
       </w:r>
       <w:r>
         <w:rPr>
+          <w:rFonts w:ascii="Times New Roman" w:hAnsi="Times New Roman" w:cs="Times New Roman"/>
+          <w:sz w:val="24"/>
+          <w:szCs w:val="24"/>
           <w:lang w:val="en-AU"/>
         </w:rPr>
         <w:t xml:space="preserve"> Below I will attach screenshots of the repository, assessment submissions and </w:t>
       </w:r>
       <w:r>
         <w:rPr>
+          <w:rFonts w:ascii="Times New Roman" w:hAnsi="Times New Roman" w:cs="Times New Roman"/>
+          <w:sz w:val="24"/>
+          <w:szCs w:val="24"/>
           <w:lang w:val="en-AU"/>
         </w:rPr>
         <w:t>our Jira project management.</w:t>
@@ -1438,22 +1911,31 @@
     <w:p>
       <w:pPr>
         <w:rPr>
-          <w:lang w:val="en-AU"/>
-        </w:rPr>
-      </w:pPr>
-    </w:p>
-    <w:p>
-      <w:pPr>
-        <w:rPr>
+          <w:rFonts w:ascii="Times New Roman" w:hAnsi="Times New Roman" w:cs="Times New Roman"/>
+          <w:sz w:val="24"/>
+          <w:szCs w:val="24"/>
+          <w:lang w:val="en-AU"/>
+        </w:rPr>
+      </w:pPr>
+    </w:p>
+    <w:p>
+      <w:pPr>
+        <w:rPr>
+          <w:rFonts w:ascii="Times New Roman" w:hAnsi="Times New Roman" w:cs="Times New Roman"/>
           <w:b/>
           <w:bCs/>
-          <w:lang w:val="en-AU"/>
-        </w:rPr>
-      </w:pPr>
-      <w:r>
-        <w:rPr>
+          <w:sz w:val="24"/>
+          <w:szCs w:val="24"/>
+          <w:lang w:val="en-AU"/>
+        </w:rPr>
+      </w:pPr>
+      <w:r>
+        <w:rPr>
+          <w:rFonts w:ascii="Times New Roman" w:hAnsi="Times New Roman" w:cs="Times New Roman"/>
           <w:b/>
           <w:bCs/>
+          <w:sz w:val="24"/>
+          <w:szCs w:val="24"/>
           <w:lang w:val="en-AU"/>
         </w:rPr>
         <w:t>Team Communication and Collaboration</w:t>
@@ -1462,143 +1944,226 @@
     <w:p>
       <w:pPr>
         <w:rPr>
-          <w:lang w:val="en-AU"/>
-        </w:rPr>
-      </w:pPr>
-      <w:r>
-        <w:rPr>
+          <w:rFonts w:ascii="Times New Roman" w:hAnsi="Times New Roman" w:cs="Times New Roman"/>
+          <w:sz w:val="24"/>
+          <w:szCs w:val="24"/>
+          <w:lang w:val="en-AU"/>
+        </w:rPr>
+      </w:pPr>
+      <w:r>
+        <w:rPr>
+          <w:rFonts w:ascii="Times New Roman" w:hAnsi="Times New Roman" w:cs="Times New Roman"/>
+          <w:sz w:val="24"/>
+          <w:szCs w:val="24"/>
           <w:lang w:val="en-AU"/>
         </w:rPr>
         <w:t xml:space="preserve">Apart from using Jira to track progress and </w:t>
       </w:r>
       <w:r>
         <w:rPr>
+          <w:rFonts w:ascii="Times New Roman" w:hAnsi="Times New Roman" w:cs="Times New Roman"/>
+          <w:sz w:val="24"/>
+          <w:szCs w:val="24"/>
           <w:lang w:val="en-AU"/>
         </w:rPr>
         <w:t xml:space="preserve">GitHub to store our important documents we also have been having </w:t>
       </w:r>
       <w:r>
         <w:rPr>
+          <w:rFonts w:ascii="Times New Roman" w:hAnsi="Times New Roman" w:cs="Times New Roman"/>
+          <w:sz w:val="24"/>
+          <w:szCs w:val="24"/>
           <w:lang w:val="en-AU"/>
         </w:rPr>
         <w:t>weekly meetings</w:t>
       </w:r>
       <w:r>
         <w:rPr>
+          <w:rFonts w:ascii="Times New Roman" w:hAnsi="Times New Roman" w:cs="Times New Roman"/>
+          <w:sz w:val="24"/>
+          <w:szCs w:val="24"/>
           <w:lang w:val="en-AU"/>
         </w:rPr>
         <w:t xml:space="preserve"> every Monday</w:t>
       </w:r>
       <w:r>
         <w:rPr>
+          <w:rFonts w:ascii="Times New Roman" w:hAnsi="Times New Roman" w:cs="Times New Roman"/>
+          <w:sz w:val="24"/>
+          <w:szCs w:val="24"/>
           <w:lang w:val="en-AU"/>
         </w:rPr>
         <w:t xml:space="preserve">. These meetings </w:t>
       </w:r>
       <w:r>
         <w:rPr>
+          <w:rFonts w:ascii="Times New Roman" w:hAnsi="Times New Roman" w:cs="Times New Roman"/>
+          <w:sz w:val="24"/>
+          <w:szCs w:val="24"/>
           <w:lang w:val="en-AU"/>
         </w:rPr>
         <w:t>are</w:t>
       </w:r>
       <w:r>
         <w:rPr>
+          <w:rFonts w:ascii="Times New Roman" w:hAnsi="Times New Roman" w:cs="Times New Roman"/>
+          <w:sz w:val="24"/>
+          <w:szCs w:val="24"/>
           <w:lang w:val="en-AU"/>
         </w:rPr>
         <w:t xml:space="preserve"> to ensure everyone is understanding how the project is progressing and share any new information </w:t>
       </w:r>
       <w:r>
         <w:rPr>
+          <w:rFonts w:ascii="Times New Roman" w:hAnsi="Times New Roman" w:cs="Times New Roman"/>
+          <w:sz w:val="24"/>
+          <w:szCs w:val="24"/>
           <w:lang w:val="en-AU"/>
         </w:rPr>
         <w:t>to help achieve our weekly deliverables.</w:t>
       </w:r>
       <w:r>
         <w:rPr>
+          <w:rFonts w:ascii="Times New Roman" w:hAnsi="Times New Roman" w:cs="Times New Roman"/>
+          <w:sz w:val="24"/>
+          <w:szCs w:val="24"/>
           <w:lang w:val="en-AU"/>
         </w:rPr>
         <w:t xml:space="preserve"> </w:t>
       </w:r>
       <w:r>
         <w:rPr>
+          <w:rFonts w:ascii="Times New Roman" w:hAnsi="Times New Roman" w:cs="Times New Roman"/>
+          <w:sz w:val="24"/>
+          <w:szCs w:val="24"/>
           <w:lang w:val="en-AU"/>
         </w:rPr>
         <w:t>We also have a WhatsApp group where we</w:t>
       </w:r>
       <w:r>
         <w:rPr>
+          <w:rFonts w:ascii="Times New Roman" w:hAnsi="Times New Roman" w:cs="Times New Roman"/>
+          <w:sz w:val="24"/>
+          <w:szCs w:val="24"/>
           <w:lang w:val="en-AU"/>
         </w:rPr>
         <w:t xml:space="preserve"> are</w:t>
       </w:r>
       <w:r>
         <w:rPr>
+          <w:rFonts w:ascii="Times New Roman" w:hAnsi="Times New Roman" w:cs="Times New Roman"/>
+          <w:sz w:val="24"/>
+          <w:szCs w:val="24"/>
           <w:lang w:val="en-AU"/>
         </w:rPr>
         <w:t xml:space="preserve"> always stay</w:t>
       </w:r>
       <w:r>
         <w:rPr>
+          <w:rFonts w:ascii="Times New Roman" w:hAnsi="Times New Roman" w:cs="Times New Roman"/>
+          <w:sz w:val="24"/>
+          <w:szCs w:val="24"/>
           <w:lang w:val="en-AU"/>
         </w:rPr>
         <w:t>ing</w:t>
       </w:r>
       <w:r>
         <w:rPr>
+          <w:rFonts w:ascii="Times New Roman" w:hAnsi="Times New Roman" w:cs="Times New Roman"/>
+          <w:sz w:val="24"/>
+          <w:szCs w:val="24"/>
           <w:lang w:val="en-AU"/>
         </w:rPr>
         <w:t xml:space="preserve"> informed as a group</w:t>
       </w:r>
       <w:r>
         <w:rPr>
+          <w:rFonts w:ascii="Times New Roman" w:hAnsi="Times New Roman" w:cs="Times New Roman"/>
+          <w:sz w:val="24"/>
+          <w:szCs w:val="24"/>
           <w:lang w:val="en-AU"/>
         </w:rPr>
         <w:t xml:space="preserve">. </w:t>
       </w:r>
       <w:r>
         <w:rPr>
+          <w:rFonts w:ascii="Times New Roman" w:hAnsi="Times New Roman" w:cs="Times New Roman"/>
+          <w:sz w:val="24"/>
+          <w:szCs w:val="24"/>
           <w:lang w:val="en-AU"/>
         </w:rPr>
         <w:t xml:space="preserve">As a team we need to improve </w:t>
       </w:r>
       <w:r>
         <w:rPr>
+          <w:rFonts w:ascii="Times New Roman" w:hAnsi="Times New Roman" w:cs="Times New Roman"/>
+          <w:sz w:val="24"/>
+          <w:szCs w:val="24"/>
           <w:lang w:val="en-AU"/>
         </w:rPr>
         <w:t xml:space="preserve">in terms of synthesising </w:t>
       </w:r>
       <w:r>
         <w:rPr>
+          <w:rFonts w:ascii="Times New Roman" w:hAnsi="Times New Roman" w:cs="Times New Roman"/>
+          <w:sz w:val="24"/>
+          <w:szCs w:val="24"/>
           <w:lang w:val="en-AU"/>
         </w:rPr>
         <w:t>outputs faster</w:t>
       </w:r>
       <w:r>
         <w:rPr>
+          <w:rFonts w:ascii="Times New Roman" w:hAnsi="Times New Roman" w:cs="Times New Roman"/>
+          <w:sz w:val="24"/>
+          <w:szCs w:val="24"/>
           <w:lang w:val="en-AU"/>
         </w:rPr>
         <w:t xml:space="preserve"> after meetings</w:t>
       </w:r>
       <w:r>
         <w:rPr>
+          <w:rFonts w:ascii="Times New Roman" w:hAnsi="Times New Roman" w:cs="Times New Roman"/>
+          <w:sz w:val="24"/>
+          <w:szCs w:val="24"/>
           <w:lang w:val="en-AU"/>
         </w:rPr>
         <w:t xml:space="preserve"> as we delayed </w:t>
       </w:r>
-      <w:r>
-        <w:rPr>
-          <w:lang w:val="en-AU"/>
-        </w:rPr>
-        <w:t xml:space="preserve">to convert some responses from mentor meeting into </w:t>
-      </w:r>
-      <w:r>
-        <w:rPr>
+      <w:proofErr w:type="gramStart"/>
+      <w:r>
+        <w:rPr>
+          <w:rFonts w:ascii="Times New Roman" w:hAnsi="Times New Roman" w:cs="Times New Roman"/>
+          <w:sz w:val="24"/>
+          <w:szCs w:val="24"/>
+          <w:lang w:val="en-AU"/>
+        </w:rPr>
+        <w:t>to convert</w:t>
+      </w:r>
+      <w:proofErr w:type="gramEnd"/>
+      <w:r>
+        <w:rPr>
+          <w:rFonts w:ascii="Times New Roman" w:hAnsi="Times New Roman" w:cs="Times New Roman"/>
+          <w:sz w:val="24"/>
+          <w:szCs w:val="24"/>
+          <w:lang w:val="en-AU"/>
+        </w:rPr>
+        <w:t xml:space="preserve"> some responses from mentor meeting into </w:t>
+      </w:r>
+      <w:r>
+        <w:rPr>
+          <w:rFonts w:ascii="Times New Roman" w:hAnsi="Times New Roman" w:cs="Times New Roman"/>
+          <w:sz w:val="24"/>
+          <w:szCs w:val="24"/>
           <w:lang w:val="en-AU"/>
         </w:rPr>
         <w:t>structured requirements</w:t>
       </w:r>
       <w:r>
         <w:rPr>
+          <w:rFonts w:ascii="Times New Roman" w:hAnsi="Times New Roman" w:cs="Times New Roman"/>
+          <w:sz w:val="24"/>
+          <w:szCs w:val="24"/>
           <w:lang w:val="en-AU"/>
         </w:rPr>
         <w:t xml:space="preserve"> or constructive ideas to build on.</w:t>
@@ -1607,11 +2172,17 @@
     <w:p>
       <w:pPr>
         <w:rPr>
-          <w:lang w:val="en-AU"/>
-        </w:rPr>
-      </w:pPr>
-      <w:r>
-        <w:rPr>
+          <w:rFonts w:ascii="Times New Roman" w:hAnsi="Times New Roman" w:cs="Times New Roman"/>
+          <w:sz w:val="24"/>
+          <w:szCs w:val="24"/>
+          <w:lang w:val="en-AU"/>
+        </w:rPr>
+      </w:pPr>
+      <w:r>
+        <w:rPr>
+          <w:rFonts w:ascii="Times New Roman" w:hAnsi="Times New Roman" w:cs="Times New Roman"/>
+          <w:sz w:val="24"/>
+          <w:szCs w:val="24"/>
           <w:lang w:val="en-AU"/>
         </w:rPr>
         <w:t>Lesson learned about multidisciplinary teamwork</w:t>
@@ -1620,119 +2191,189 @@
     <w:p>
       <w:pPr>
         <w:rPr>
-          <w:lang w:val="en-AU"/>
-        </w:rPr>
-      </w:pPr>
-      <w:r>
-        <w:rPr>
+          <w:rFonts w:ascii="Times New Roman" w:hAnsi="Times New Roman" w:cs="Times New Roman"/>
+          <w:sz w:val="24"/>
+          <w:szCs w:val="24"/>
+          <w:lang w:val="en-AU"/>
+        </w:rPr>
+      </w:pPr>
+      <w:r>
+        <w:rPr>
+          <w:rFonts w:ascii="Times New Roman" w:hAnsi="Times New Roman" w:cs="Times New Roman"/>
+          <w:sz w:val="24"/>
+          <w:szCs w:val="24"/>
           <w:lang w:val="en-AU"/>
         </w:rPr>
         <w:t xml:space="preserve">Before I used to enjoy doing my own work but after this experience of teamwork, </w:t>
       </w:r>
       <w:r>
         <w:rPr>
+          <w:rFonts w:ascii="Times New Roman" w:hAnsi="Times New Roman" w:cs="Times New Roman"/>
+          <w:sz w:val="24"/>
+          <w:szCs w:val="24"/>
           <w:lang w:val="en-AU"/>
         </w:rPr>
         <w:t>I do enjoy working with a team. As a team every member has different skills that add on each other</w:t>
       </w:r>
       <w:r>
         <w:rPr>
+          <w:rFonts w:ascii="Times New Roman" w:hAnsi="Times New Roman" w:cs="Times New Roman"/>
+          <w:sz w:val="24"/>
+          <w:szCs w:val="24"/>
           <w:lang w:val="en-AU"/>
         </w:rPr>
         <w:t xml:space="preserve">. These varying strengths also helped us to distribute our </w:t>
       </w:r>
       <w:r>
         <w:rPr>
+          <w:rFonts w:ascii="Times New Roman" w:hAnsi="Times New Roman" w:cs="Times New Roman"/>
+          <w:sz w:val="24"/>
+          <w:szCs w:val="24"/>
           <w:lang w:val="en-AU"/>
         </w:rPr>
         <w:t xml:space="preserve">work as some are good in documentation, Api backed coding, stakeholder communication and </w:t>
       </w:r>
       <w:r>
         <w:rPr>
+          <w:rFonts w:ascii="Times New Roman" w:hAnsi="Times New Roman" w:cs="Times New Roman"/>
+          <w:sz w:val="24"/>
+          <w:szCs w:val="24"/>
           <w:lang w:val="en-AU"/>
         </w:rPr>
         <w:t xml:space="preserve">data analysis. </w:t>
       </w:r>
       <w:r>
         <w:rPr>
-          <w:lang w:val="en-AU"/>
-        </w:rPr>
-        <w:t>I learnt that</w:t>
-      </w:r>
-      <w:r>
-        <w:rPr>
+          <w:rFonts w:ascii="Times New Roman" w:hAnsi="Times New Roman" w:cs="Times New Roman"/>
+          <w:sz w:val="24"/>
+          <w:szCs w:val="24"/>
+          <w:lang w:val="en-AU"/>
+        </w:rPr>
+        <w:t xml:space="preserve">I learnt </w:t>
+      </w:r>
+      <w:r>
+        <w:rPr>
+          <w:rFonts w:ascii="Times New Roman" w:hAnsi="Times New Roman" w:cs="Times New Roman"/>
+          <w:sz w:val="24"/>
+          <w:szCs w:val="24"/>
+          <w:lang w:val="en-AU"/>
+        </w:rPr>
+        <w:lastRenderedPageBreak/>
+        <w:t>that</w:t>
+      </w:r>
+      <w:r>
+        <w:rPr>
+          <w:rFonts w:ascii="Times New Roman" w:hAnsi="Times New Roman" w:cs="Times New Roman"/>
+          <w:sz w:val="24"/>
+          <w:szCs w:val="24"/>
           <w:lang w:val="en-AU"/>
         </w:rPr>
         <w:t xml:space="preserve"> effective collaboration heavily </w:t>
       </w:r>
       <w:r>
         <w:rPr>
+          <w:rFonts w:ascii="Times New Roman" w:hAnsi="Times New Roman" w:cs="Times New Roman"/>
+          <w:sz w:val="24"/>
+          <w:szCs w:val="24"/>
           <w:lang w:val="en-AU"/>
         </w:rPr>
         <w:t>depends</w:t>
       </w:r>
       <w:r>
         <w:rPr>
+          <w:rFonts w:ascii="Times New Roman" w:hAnsi="Times New Roman" w:cs="Times New Roman"/>
+          <w:sz w:val="24"/>
+          <w:szCs w:val="24"/>
           <w:lang w:val="en-AU"/>
         </w:rPr>
         <w:t xml:space="preserve"> on the team </w:t>
       </w:r>
       <w:r>
         <w:rPr>
+          <w:rFonts w:ascii="Times New Roman" w:hAnsi="Times New Roman" w:cs="Times New Roman"/>
+          <w:sz w:val="24"/>
+          <w:szCs w:val="24"/>
           <w:lang w:val="en-AU"/>
         </w:rPr>
         <w:t xml:space="preserve">shared </w:t>
       </w:r>
       <w:r>
         <w:rPr>
+          <w:rFonts w:ascii="Times New Roman" w:hAnsi="Times New Roman" w:cs="Times New Roman"/>
+          <w:sz w:val="24"/>
+          <w:szCs w:val="24"/>
           <w:lang w:val="en-AU"/>
         </w:rPr>
         <w:t xml:space="preserve">baseline </w:t>
       </w:r>
       <w:r>
         <w:rPr>
+          <w:rFonts w:ascii="Times New Roman" w:hAnsi="Times New Roman" w:cs="Times New Roman"/>
+          <w:sz w:val="24"/>
+          <w:szCs w:val="24"/>
           <w:lang w:val="en-AU"/>
         </w:rPr>
         <w:t xml:space="preserve">understanding </w:t>
       </w:r>
       <w:r>
         <w:rPr>
+          <w:rFonts w:ascii="Times New Roman" w:hAnsi="Times New Roman" w:cs="Times New Roman"/>
+          <w:sz w:val="24"/>
+          <w:szCs w:val="24"/>
           <w:lang w:val="en-AU"/>
         </w:rPr>
         <w:t xml:space="preserve">of the project and </w:t>
       </w:r>
       <w:r>
         <w:rPr>
+          <w:rFonts w:ascii="Times New Roman" w:hAnsi="Times New Roman" w:cs="Times New Roman"/>
+          <w:sz w:val="24"/>
+          <w:szCs w:val="24"/>
           <w:lang w:val="en-AU"/>
         </w:rPr>
         <w:t>willingness</w:t>
       </w:r>
       <w:r>
         <w:rPr>
+          <w:rFonts w:ascii="Times New Roman" w:hAnsi="Times New Roman" w:cs="Times New Roman"/>
+          <w:sz w:val="24"/>
+          <w:szCs w:val="24"/>
           <w:lang w:val="en-AU"/>
         </w:rPr>
         <w:t xml:space="preserve"> t</w:t>
       </w:r>
       <w:r>
         <w:rPr>
+          <w:rFonts w:ascii="Times New Roman" w:hAnsi="Times New Roman" w:cs="Times New Roman"/>
+          <w:sz w:val="24"/>
+          <w:szCs w:val="24"/>
           <w:lang w:val="en-AU"/>
         </w:rPr>
         <w:t>o</w:t>
       </w:r>
       <w:r>
         <w:rPr>
+          <w:rFonts w:ascii="Times New Roman" w:hAnsi="Times New Roman" w:cs="Times New Roman"/>
+          <w:sz w:val="24"/>
+          <w:szCs w:val="24"/>
           <w:lang w:val="en-AU"/>
         </w:rPr>
         <w:t xml:space="preserve"> achieve more. </w:t>
       </w:r>
       <w:r>
         <w:rPr>
+          <w:rFonts w:ascii="Times New Roman" w:hAnsi="Times New Roman" w:cs="Times New Roman"/>
+          <w:sz w:val="24"/>
+          <w:szCs w:val="24"/>
           <w:lang w:val="en-AU"/>
         </w:rPr>
         <w:t xml:space="preserve">With everyone working on tasks </w:t>
       </w:r>
       <w:r>
         <w:rPr>
+          <w:rFonts w:ascii="Times New Roman" w:hAnsi="Times New Roman" w:cs="Times New Roman"/>
+          <w:sz w:val="24"/>
+          <w:szCs w:val="24"/>
           <w:lang w:val="en-AU"/>
         </w:rPr>
         <w:t>where they have more strength in ensures the project delivered is of high quality.</w:t>
@@ -1741,6 +2382,9 @@
     <w:p>
       <w:pPr>
         <w:rPr>
+          <w:rFonts w:ascii="Times New Roman" w:hAnsi="Times New Roman" w:cs="Times New Roman"/>
+          <w:sz w:val="24"/>
+          <w:szCs w:val="24"/>
           <w:lang w:val="en-AU"/>
         </w:rPr>
       </w:pPr>
@@ -1750,84 +2394,122 @@
         <w:pStyle w:val="Heading2"/>
       </w:pPr>
       <w:r>
-        <w:lastRenderedPageBreak/>
         <w:t>Integration of learning</w:t>
       </w:r>
     </w:p>
     <w:p>
       <w:pPr>
         <w:rPr>
-          <w:lang w:val="en-AU"/>
-        </w:rPr>
-      </w:pPr>
-      <w:r>
-        <w:rPr>
+          <w:rFonts w:ascii="Times New Roman" w:hAnsi="Times New Roman" w:cs="Times New Roman"/>
+          <w:sz w:val="24"/>
+          <w:szCs w:val="24"/>
+          <w:lang w:val="en-AU"/>
+        </w:rPr>
+      </w:pPr>
+      <w:r>
+        <w:rPr>
+          <w:rFonts w:ascii="Times New Roman" w:hAnsi="Times New Roman" w:cs="Times New Roman"/>
+          <w:sz w:val="24"/>
+          <w:szCs w:val="24"/>
           <w:lang w:val="en-AU"/>
         </w:rPr>
         <w:t>The project requires knowledge from various units I have done</w:t>
       </w:r>
       <w:r>
         <w:rPr>
+          <w:rFonts w:ascii="Times New Roman" w:hAnsi="Times New Roman" w:cs="Times New Roman"/>
+          <w:sz w:val="24"/>
+          <w:szCs w:val="24"/>
           <w:lang w:val="en-AU"/>
         </w:rPr>
         <w:t>, highlighting more</w:t>
       </w:r>
       <w:r>
         <w:rPr>
+          <w:rFonts w:ascii="Times New Roman" w:hAnsi="Times New Roman" w:cs="Times New Roman"/>
+          <w:sz w:val="24"/>
+          <w:szCs w:val="24"/>
           <w:lang w:val="en-AU"/>
         </w:rPr>
         <w:t xml:space="preserve"> on</w:t>
       </w:r>
       <w:r>
         <w:rPr>
+          <w:rFonts w:ascii="Times New Roman" w:hAnsi="Times New Roman" w:cs="Times New Roman"/>
+          <w:sz w:val="24"/>
+          <w:szCs w:val="24"/>
           <w:lang w:val="en-AU"/>
         </w:rPr>
         <w:t xml:space="preserve"> Information Project Management </w:t>
       </w:r>
       <w:r>
         <w:rPr>
+          <w:rFonts w:ascii="Times New Roman" w:hAnsi="Times New Roman" w:cs="Times New Roman"/>
+          <w:sz w:val="24"/>
+          <w:szCs w:val="24"/>
           <w:lang w:val="en-AU"/>
         </w:rPr>
         <w:t>ICT</w:t>
       </w:r>
       <w:r>
         <w:rPr>
+          <w:rFonts w:ascii="Times New Roman" w:hAnsi="Times New Roman" w:cs="Times New Roman"/>
+          <w:sz w:val="24"/>
+          <w:szCs w:val="24"/>
           <w:lang w:val="en-AU"/>
         </w:rPr>
         <w:t>923 where, I gained more skills on</w:t>
       </w:r>
       <w:r>
         <w:rPr>
+          <w:rFonts w:ascii="Times New Roman" w:hAnsi="Times New Roman" w:cs="Times New Roman"/>
+          <w:sz w:val="24"/>
+          <w:szCs w:val="24"/>
           <w:lang w:val="en-AU"/>
         </w:rPr>
         <w:t xml:space="preserve"> project methodologies, managing identifying and risks in a project, The other unit was Applied Software ICT921 </w:t>
       </w:r>
       <w:r>
         <w:rPr>
+          <w:rFonts w:ascii="Times New Roman" w:hAnsi="Times New Roman" w:cs="Times New Roman"/>
+          <w:sz w:val="24"/>
+          <w:szCs w:val="24"/>
           <w:lang w:val="en-AU"/>
         </w:rPr>
         <w:t>where I had to use the skills to analyse the software requirements</w:t>
       </w:r>
       <w:r>
         <w:rPr>
+          <w:rFonts w:ascii="Times New Roman" w:hAnsi="Times New Roman" w:cs="Times New Roman"/>
+          <w:sz w:val="24"/>
+          <w:szCs w:val="24"/>
           <w:lang w:val="en-AU"/>
         </w:rPr>
         <w:t xml:space="preserve"> engineering</w:t>
       </w:r>
       <w:r>
         <w:rPr>
+          <w:rFonts w:ascii="Times New Roman" w:hAnsi="Times New Roman" w:cs="Times New Roman"/>
+          <w:sz w:val="24"/>
+          <w:szCs w:val="24"/>
           <w:lang w:val="en-AU"/>
         </w:rPr>
         <w:t xml:space="preserve"> of th</w:t>
       </w:r>
       <w:r>
         <w:rPr>
+          <w:rFonts w:ascii="Times New Roman" w:hAnsi="Times New Roman" w:cs="Times New Roman"/>
+          <w:sz w:val="24"/>
+          <w:szCs w:val="24"/>
           <w:lang w:val="en-AU"/>
         </w:rPr>
         <w:t>is project.</w:t>
       </w:r>
       <w:r>
         <w:rPr>
+          <w:rFonts w:ascii="Times New Roman" w:hAnsi="Times New Roman" w:cs="Times New Roman"/>
+          <w:sz w:val="24"/>
+          <w:szCs w:val="24"/>
           <w:lang w:val="en-AU"/>
         </w:rPr>
         <w:t xml:space="preserve">  </w:t>
@@ -1836,6 +2518,9 @@
     <w:p>
       <w:pPr>
         <w:rPr>
+          <w:rFonts w:ascii="Times New Roman" w:hAnsi="Times New Roman" w:cs="Times New Roman"/>
+          <w:sz w:val="24"/>
+          <w:szCs w:val="24"/>
           <w:lang w:val="en-AU"/>
         </w:rPr>
       </w:pPr>
@@ -1854,83 +2539,125 @@
     <w:p>
       <w:pPr>
         <w:rPr>
-          <w:lang w:val="en-AU"/>
-        </w:rPr>
-      </w:pPr>
-      <w:r>
-        <w:rPr>
+          <w:rFonts w:ascii="Times New Roman" w:hAnsi="Times New Roman" w:cs="Times New Roman"/>
+          <w:sz w:val="24"/>
+          <w:szCs w:val="24"/>
+          <w:lang w:val="en-AU"/>
+        </w:rPr>
+      </w:pPr>
+      <w:r>
+        <w:rPr>
+          <w:rFonts w:ascii="Times New Roman" w:hAnsi="Times New Roman" w:cs="Times New Roman"/>
+          <w:sz w:val="24"/>
+          <w:szCs w:val="24"/>
           <w:lang w:val="en-AU"/>
         </w:rPr>
         <w:t xml:space="preserve">The part I was working on assignment 1 required </w:t>
       </w:r>
       <w:r>
         <w:rPr>
+          <w:rFonts w:ascii="Times New Roman" w:hAnsi="Times New Roman" w:cs="Times New Roman"/>
+          <w:sz w:val="24"/>
+          <w:szCs w:val="24"/>
           <w:lang w:val="en-AU"/>
         </w:rPr>
         <w:t xml:space="preserve">me to polish my skill in software requirement engineering </w:t>
       </w:r>
       <w:r>
         <w:rPr>
-          <w:lang w:val="en-AU"/>
-        </w:rPr>
-        <w:t xml:space="preserve">for the test harness. I also have gained knowledge </w:t>
-      </w:r>
-      <w:r>
-        <w:rPr>
+          <w:rFonts w:ascii="Times New Roman" w:hAnsi="Times New Roman" w:cs="Times New Roman"/>
+          <w:sz w:val="24"/>
+          <w:szCs w:val="24"/>
+          <w:lang w:val="en-AU"/>
+        </w:rPr>
+        <w:t xml:space="preserve">for the test harness. I have gained knowledge </w:t>
+      </w:r>
+      <w:r>
+        <w:rPr>
+          <w:rFonts w:ascii="Times New Roman" w:hAnsi="Times New Roman" w:cs="Times New Roman"/>
+          <w:sz w:val="24"/>
+          <w:szCs w:val="24"/>
           <w:lang w:val="en-AU"/>
         </w:rPr>
         <w:t xml:space="preserve">on healthcare interoperability standards like (FHIR, </w:t>
       </w:r>
       <w:r>
         <w:rPr>
+          <w:rFonts w:ascii="Times New Roman" w:hAnsi="Times New Roman" w:cs="Times New Roman"/>
+          <w:sz w:val="24"/>
+          <w:szCs w:val="24"/>
           <w:lang w:val="en-AU"/>
         </w:rPr>
         <w:t>HL7 and Halo Connect</w:t>
       </w:r>
       <w:r>
         <w:rPr>
+          <w:rFonts w:ascii="Times New Roman" w:hAnsi="Times New Roman" w:cs="Times New Roman"/>
+          <w:sz w:val="24"/>
+          <w:szCs w:val="24"/>
           <w:lang w:val="en-AU"/>
         </w:rPr>
         <w:t xml:space="preserve">. </w:t>
       </w:r>
       <w:r>
         <w:rPr>
+          <w:rFonts w:ascii="Times New Roman" w:hAnsi="Times New Roman" w:cs="Times New Roman"/>
+          <w:sz w:val="24"/>
+          <w:szCs w:val="24"/>
           <w:lang w:val="en-AU"/>
         </w:rPr>
         <w:t>I am getting more familiar with</w:t>
       </w:r>
       <w:r>
         <w:rPr>
+          <w:rFonts w:ascii="Times New Roman" w:hAnsi="Times New Roman" w:cs="Times New Roman"/>
+          <w:sz w:val="24"/>
+          <w:szCs w:val="24"/>
           <w:lang w:val="en-AU"/>
         </w:rPr>
         <w:t xml:space="preserve"> corporate</w:t>
       </w:r>
       <w:r>
         <w:rPr>
+          <w:rFonts w:ascii="Times New Roman" w:hAnsi="Times New Roman" w:cs="Times New Roman"/>
+          <w:sz w:val="24"/>
+          <w:szCs w:val="24"/>
           <w:lang w:val="en-AU"/>
         </w:rPr>
         <w:t xml:space="preserve"> </w:t>
       </w:r>
       <w:r>
         <w:rPr>
+          <w:rFonts w:ascii="Times New Roman" w:hAnsi="Times New Roman" w:cs="Times New Roman"/>
+          <w:sz w:val="24"/>
+          <w:szCs w:val="24"/>
           <w:lang w:val="en-AU"/>
         </w:rPr>
         <w:t>tools like Jira and GitHub.</w:t>
       </w:r>
       <w:r>
         <w:rPr>
+          <w:rFonts w:ascii="Times New Roman" w:hAnsi="Times New Roman" w:cs="Times New Roman"/>
+          <w:sz w:val="24"/>
+          <w:szCs w:val="24"/>
           <w:lang w:val="en-AU"/>
         </w:rPr>
         <w:t xml:space="preserve"> For stage two I do </w:t>
       </w:r>
       <w:r>
         <w:rPr>
+          <w:rFonts w:ascii="Times New Roman" w:hAnsi="Times New Roman" w:cs="Times New Roman"/>
+          <w:sz w:val="24"/>
+          <w:szCs w:val="24"/>
           <w:lang w:val="en-AU"/>
         </w:rPr>
         <w:t>need</w:t>
       </w:r>
       <w:r>
         <w:rPr>
+          <w:rFonts w:ascii="Times New Roman" w:hAnsi="Times New Roman" w:cs="Times New Roman"/>
+          <w:sz w:val="24"/>
+          <w:szCs w:val="24"/>
           <w:lang w:val="en-AU"/>
         </w:rPr>
         <w:t xml:space="preserve"> to develop my programming skills and backend skills to help in implementation.</w:t>
@@ -1938,6 +2665,16 @@
     </w:p>
     <w:p>
       <w:pPr>
+        <w:rPr>
+          <w:rFonts w:ascii="Times New Roman" w:hAnsi="Times New Roman" w:cs="Times New Roman"/>
+          <w:sz w:val="24"/>
+          <w:szCs w:val="24"/>
+          <w:lang w:val="en-AU"/>
+        </w:rPr>
+      </w:pPr>
+    </w:p>
+    <w:p>
+      <w:pPr>
         <w:pStyle w:val="Heading2"/>
       </w:pPr>
       <w:r>
@@ -1947,36 +2684,74 @@
     <w:p>
       <w:pPr>
         <w:rPr>
-          <w:lang w:val="en-AU"/>
-        </w:rPr>
-      </w:pPr>
-      <w:r>
-        <w:rPr>
-          <w:lang w:val="en-AU"/>
-        </w:rPr>
-        <w:t>Meeting of minutes are shared in the github.</w:t>
-      </w:r>
-    </w:p>
-    <w:p>
-      <w:pPr>
-        <w:rPr>
-          <w:lang w:val="en-AU"/>
-        </w:rPr>
-      </w:pPr>
-      <w:r>
-        <w:rPr>
+          <w:rFonts w:ascii="Times New Roman" w:hAnsi="Times New Roman" w:cs="Times New Roman"/>
+          <w:sz w:val="24"/>
+          <w:szCs w:val="24"/>
+          <w:lang w:val="en-AU"/>
+        </w:rPr>
+      </w:pPr>
+      <w:r>
+        <w:rPr>
+          <w:rFonts w:ascii="Times New Roman" w:hAnsi="Times New Roman" w:cs="Times New Roman"/>
+          <w:sz w:val="24"/>
+          <w:szCs w:val="24"/>
+          <w:lang w:val="en-AU"/>
+        </w:rPr>
+        <w:t xml:space="preserve">Meeting of minutes are shared in the </w:t>
+      </w:r>
+      <w:proofErr w:type="spellStart"/>
+      <w:r>
+        <w:rPr>
+          <w:rFonts w:ascii="Times New Roman" w:hAnsi="Times New Roman" w:cs="Times New Roman"/>
+          <w:sz w:val="24"/>
+          <w:szCs w:val="24"/>
+          <w:lang w:val="en-AU"/>
+        </w:rPr>
+        <w:t>github</w:t>
+      </w:r>
+      <w:proofErr w:type="spellEnd"/>
+      <w:r>
+        <w:rPr>
+          <w:rFonts w:ascii="Times New Roman" w:hAnsi="Times New Roman" w:cs="Times New Roman"/>
+          <w:sz w:val="24"/>
+          <w:szCs w:val="24"/>
+          <w:lang w:val="en-AU"/>
+        </w:rPr>
+        <w:t>.</w:t>
+      </w:r>
+    </w:p>
+    <w:p>
+      <w:pPr>
+        <w:rPr>
+          <w:rFonts w:ascii="Times New Roman" w:hAnsi="Times New Roman" w:cs="Times New Roman"/>
+          <w:sz w:val="24"/>
+          <w:szCs w:val="24"/>
+          <w:lang w:val="en-AU"/>
+        </w:rPr>
+      </w:pPr>
+      <w:r>
+        <w:rPr>
+          <w:rFonts w:ascii="Times New Roman" w:hAnsi="Times New Roman" w:cs="Times New Roman"/>
+          <w:sz w:val="24"/>
+          <w:szCs w:val="24"/>
           <w:lang w:val="en-AU"/>
         </w:rPr>
         <w:t>GitHub Li</w:t>
       </w:r>
       <w:r>
         <w:rPr>
+          <w:rFonts w:ascii="Times New Roman" w:hAnsi="Times New Roman" w:cs="Times New Roman"/>
+          <w:sz w:val="24"/>
+          <w:szCs w:val="24"/>
           <w:lang w:val="en-AU"/>
         </w:rPr>
         <w:t>nk</w:t>
       </w:r>
       <w:r>
         <w:rPr>
+          <w:rFonts w:ascii="Times New Roman" w:hAnsi="Times New Roman" w:cs="Times New Roman"/>
+          <w:sz w:val="24"/>
+          <w:szCs w:val="24"/>
           <w:lang w:val="en-AU"/>
         </w:rPr>
         <w:t xml:space="preserve">: </w:t>
@@ -1985,6 +2760,9 @@
         <w:r>
           <w:rPr>
             <w:rStyle w:val="Hyperlink"/>
+            <w:rFonts w:ascii="Times New Roman" w:hAnsi="Times New Roman" w:cs="Times New Roman"/>
+            <w:sz w:val="24"/>
+            <w:szCs w:val="24"/>
           </w:rPr>
           <w:t>SkinnySeal17/HEAALTHCARE_SYSTEM: MedSandbox - A healthcare integration testing platform using synthetic clinical data.</w:t>
         </w:r>
@@ -2063,18 +2841,102 @@
           <w:iCs/>
         </w:rPr>
       </w:pPr>
-    </w:p>
-    <w:p>
-      <w:pPr>
-        <w:rPr>
-          <w:rFonts w:ascii="Times New Roman" w:hAnsi="Times New Roman" w:cs="Times New Roman"/>
-        </w:rPr>
-      </w:pPr>
-      <w:r>
-        <w:rPr>
-          <w:rFonts w:ascii="Times New Roman" w:hAnsi="Times New Roman" w:cs="Times New Roman"/>
-        </w:rPr>
-        <w:t>Jira lin</w:t>
+      <w:r>
+        <w:rPr>
+          <w:rFonts w:ascii="Times New Roman" w:hAnsi="Times New Roman" w:cs="Times New Roman"/>
+          <w:i/>
+          <w:iCs/>
+        </w:rPr>
+        <w:lastRenderedPageBreak/>
+        <w:drawing>
+          <wp:inline distT="0" distB="0" distL="0" distR="0" wp14:anchorId="322731D1" wp14:editId="1787EFF9">
+            <wp:extent cx="5731510" cy="3249930"/>
+            <wp:effectExtent l="0" t="0" r="2540" b="7620"/>
+            <wp:docPr id="1983234001" name="Picture 1"/>
+            <wp:cNvGraphicFramePr>
+              <a:graphicFrameLocks xmlns:a="http://schemas.openxmlformats.org/drawingml/2006/main" noChangeAspect="1"/>
+            </wp:cNvGraphicFramePr>
+            <a:graphic xmlns:a="http://schemas.openxmlformats.org/drawingml/2006/main">
+              <a:graphicData uri="http://schemas.openxmlformats.org/drawingml/2006/picture">
+                <pic:pic xmlns:pic="http://schemas.openxmlformats.org/drawingml/2006/picture">
+                  <pic:nvPicPr>
+                    <pic:cNvPr id="1983234001" name=""/>
+                    <pic:cNvPicPr/>
+                  </pic:nvPicPr>
+                  <pic:blipFill>
+                    <a:blip r:embed="rId9"/>
+                    <a:stretch>
+                      <a:fillRect/>
+                    </a:stretch>
+                  </pic:blipFill>
+                  <pic:spPr>
+                    <a:xfrm>
+                      <a:off x="0" y="0"/>
+                      <a:ext cx="5731510" cy="3249930"/>
+                    </a:xfrm>
+                    <a:prstGeom prst="rect">
+                      <a:avLst/>
+                    </a:prstGeom>
+                  </pic:spPr>
+                </pic:pic>
+              </a:graphicData>
+            </a:graphic>
+          </wp:inline>
+        </w:drawing>
+      </w:r>
+    </w:p>
+    <w:p>
+      <w:pPr>
+        <w:rPr>
+          <w:rFonts w:ascii="Times New Roman" w:hAnsi="Times New Roman" w:cs="Times New Roman"/>
+          <w:i/>
+          <w:iCs/>
+        </w:rPr>
+      </w:pPr>
+      <w:r>
+        <w:rPr>
+          <w:rFonts w:ascii="Times New Roman" w:hAnsi="Times New Roman" w:cs="Times New Roman"/>
+          <w:i/>
+          <w:iCs/>
+        </w:rPr>
+        <w:t>Fig2: GitHub Bra</w:t>
+      </w:r>
+      <w:r>
+        <w:rPr>
+          <w:rFonts w:ascii="Times New Roman" w:hAnsi="Times New Roman" w:cs="Times New Roman"/>
+          <w:i/>
+          <w:iCs/>
+        </w:rPr>
+        <w:t>nch</w:t>
+      </w:r>
+    </w:p>
+    <w:p>
+      <w:pPr>
+        <w:rPr>
+          <w:rFonts w:ascii="Times New Roman" w:hAnsi="Times New Roman" w:cs="Times New Roman"/>
+          <w:i/>
+          <w:iCs/>
+        </w:rPr>
+      </w:pPr>
+    </w:p>
+    <w:p>
+      <w:pPr>
+        <w:rPr>
+          <w:rFonts w:ascii="Times New Roman" w:hAnsi="Times New Roman" w:cs="Times New Roman"/>
+        </w:rPr>
+      </w:pPr>
+      <w:r>
+        <w:rPr>
+          <w:rFonts w:ascii="Times New Roman" w:hAnsi="Times New Roman" w:cs="Times New Roman"/>
+        </w:rPr>
+        <w:t xml:space="preserve">Jira </w:t>
+      </w:r>
+      <w:proofErr w:type="gramStart"/>
+      <w:r>
+        <w:rPr>
+          <w:rFonts w:ascii="Times New Roman" w:hAnsi="Times New Roman" w:cs="Times New Roman"/>
+        </w:rPr>
+        <w:t>lin</w:t>
       </w:r>
       <w:r>
         <w:rPr>
@@ -2082,7 +2944,8 @@
         </w:rPr>
         <w:t>k :</w:t>
       </w:r>
-      <w:hyperlink r:id="rId9" w:history="1">
+      <w:proofErr w:type="gramEnd"/>
+      <w:hyperlink r:id="rId10" w:history="1">
         <w:r>
           <w:rPr>
             <w:rStyle w:val="Hyperlink"/>
@@ -2102,7 +2965,6 @@
         <w:rPr>
           <w:rFonts w:ascii="Times New Roman" w:hAnsi="Times New Roman" w:cs="Times New Roman"/>
         </w:rPr>
-        <w:lastRenderedPageBreak/>
         <w:drawing>
           <wp:inline distT="0" distB="0" distL="0" distR="0" wp14:anchorId="61BE35DD" wp14:editId="6DEEC5C2">
             <wp:extent cx="5731510" cy="2888615"/>
@@ -2119,7 +2981,7 @@
                     <pic:cNvPicPr/>
                   </pic:nvPicPr>
                   <pic:blipFill>
-                    <a:blip r:embed="rId10"/>
+                    <a:blip r:embed="rId11"/>
                     <a:stretch>
                       <a:fillRect/>
                     </a:stretch>
@@ -2154,30 +3016,47 @@
           <w:i/>
           <w:iCs/>
         </w:rPr>
-        <w:t>Fig 2: Jira snapshot</w:t>
-      </w:r>
-    </w:p>
-    <w:p>
-      <w:pPr>
+        <w:t xml:space="preserve">Fig </w:t>
+      </w:r>
+      <w:r>
         <w:rPr>
           <w:rFonts w:ascii="Times New Roman" w:hAnsi="Times New Roman" w:cs="Times New Roman"/>
           <w:i/>
           <w:iCs/>
         </w:rPr>
-      </w:pPr>
-    </w:p>
-    <w:p>
-      <w:pPr>
+        <w:t>3</w:t>
+      </w:r>
+      <w:r>
         <w:rPr>
           <w:rFonts w:ascii="Times New Roman" w:hAnsi="Times New Roman" w:cs="Times New Roman"/>
           <w:i/>
           <w:iCs/>
         </w:rPr>
+        <w:t>: Jira snapshot</w:t>
+      </w:r>
+    </w:p>
+    <w:p>
+      <w:pPr>
+        <w:rPr>
+          <w:rFonts w:ascii="Times New Roman" w:hAnsi="Times New Roman" w:cs="Times New Roman"/>
+          <w:i/>
+          <w:iCs/>
+        </w:rPr>
+      </w:pPr>
+    </w:p>
+    <w:p>
+      <w:pPr>
+        <w:rPr>
+          <w:rFonts w:ascii="Times New Roman" w:hAnsi="Times New Roman" w:cs="Times New Roman"/>
+          <w:i/>
+          <w:iCs/>
+        </w:rPr>
       </w:pPr>
       <w:r>
         <w:rPr>
           <w:noProof/>
         </w:rPr>
+        <w:lastRenderedPageBreak/>
         <w:drawing>
           <wp:inline distT="0" distB="0" distL="0" distR="0" wp14:anchorId="60A4D22D" wp14:editId="65D7C83A">
             <wp:extent cx="5731510" cy="2685415"/>
@@ -2194,7 +3073,7 @@
                     <pic:cNvPicPr/>
                   </pic:nvPicPr>
                   <pic:blipFill>
-                    <a:blip r:embed="rId11"/>
+                    <a:blip r:embed="rId12"/>
                     <a:stretch>
                       <a:fillRect/>
                     </a:stretch>
@@ -2229,7 +3108,23 @@
           <w:i/>
           <w:iCs/>
         </w:rPr>
-        <w:t>Fig3: Submi</w:t>
+        <w:t>Fig</w:t>
+      </w:r>
+      <w:r>
+        <w:rPr>
+          <w:rFonts w:ascii="Times New Roman" w:hAnsi="Times New Roman" w:cs="Times New Roman"/>
+          <w:i/>
+          <w:iCs/>
+        </w:rPr>
+        <w:t>4</w:t>
+      </w:r>
+      <w:r>
+        <w:rPr>
+          <w:rFonts w:ascii="Times New Roman" w:hAnsi="Times New Roman" w:cs="Times New Roman"/>
+          <w:i/>
+          <w:iCs/>
+        </w:rPr>
+        <w:t>: Submi</w:t>
       </w:r>
       <w:r>
         <w:rPr>
